--- a/定位點參考.docx
+++ b/定位點參考.docx
@@ -663,7 +663,7 @@
                 <w:sz w:val="21"/>
                 <w:szCs w:val="21"/>
               </w:rPr>
-              <w:t>圓序</w:t>
+              <w:t>圓</w:t>
             </w:r>
           </w:p>
         </w:tc>
@@ -6135,7 +6135,7 @@
             <w:pPr>
               <w:widowControl/>
               <w:rPr>
-                <w:rFonts w:ascii="Arial" w:hAnsi="Arial" w:cs="新細明體"/>
+                <w:rFonts w:ascii="Arial" w:hAnsi="Arial" w:cs="新細明體" w:hint="eastAsia"/>
                 <w:color w:val="101010"/>
                 <w:kern w:val="0"/>
                 <w:sz w:val="21"/>
@@ -6160,7 +6160,7 @@
                 <w:sz w:val="21"/>
                 <w:szCs w:val="21"/>
               </w:rPr>
-              <w:t>辛巴威</w:t>
+              <w:t>生生世世</w:t>
             </w:r>
           </w:p>
           <w:p>

--- a/定位點參考.docx
+++ b/定位點參考.docx
@@ -1848,6 +1848,16 @@
                 <w:szCs w:val="21"/>
               </w:rPr>
             </w:pPr>
+            <w:r>
+              <w:rPr>
+                <w:rFonts w:ascii="Arial" w:hAnsi="Arial" w:cs="新細明體" w:hint="eastAsia"/>
+                <w:color w:val="101010"/>
+                <w:kern w:val="0"/>
+                <w:sz w:val="21"/>
+                <w:szCs w:val="21"/>
+              </w:rPr>
+              <w:t>黃</w:t>
+            </w:r>
           </w:p>
         </w:tc>
         <w:tc>
@@ -6135,7 +6145,7 @@
             <w:pPr>
               <w:widowControl/>
               <w:rPr>
-                <w:rFonts w:ascii="Arial" w:hAnsi="Arial" w:cs="新細明體" w:hint="eastAsia"/>
+                <w:rFonts w:ascii="Arial" w:hAnsi="Arial" w:cs="新細明體"/>
                 <w:color w:val="101010"/>
                 <w:kern w:val="0"/>
                 <w:sz w:val="21"/>

--- a/定位點參考.docx
+++ b/定位點參考.docx
@@ -21,12 +21,12 @@
         <w:tblLook w:val="04A0" w:firstRow="1" w:lastRow="0" w:firstColumn="1" w:lastColumn="0" w:noHBand="0" w:noVBand="1"/>
       </w:tblPr>
       <w:tblGrid>
-        <w:gridCol w:w="416"/>
-        <w:gridCol w:w="1426"/>
-        <w:gridCol w:w="1848"/>
-        <w:gridCol w:w="1531"/>
-        <w:gridCol w:w="1295"/>
-        <w:gridCol w:w="1780"/>
+        <w:gridCol w:w="413"/>
+        <w:gridCol w:w="1424"/>
+        <w:gridCol w:w="1840"/>
+        <w:gridCol w:w="1523"/>
+        <w:gridCol w:w="1290"/>
+        <w:gridCol w:w="1806"/>
       </w:tblGrid>
       <w:tr>
         <w:trPr>
@@ -35,7 +35,7 @@
         </w:trPr>
         <w:tc>
           <w:tcPr>
-            <w:tcW w:w="224" w:type="pct"/>
+            <w:tcW w:w="222" w:type="pct"/>
             <w:vAlign w:val="center"/>
             <w:hideMark/>
           </w:tcPr>
@@ -64,7 +64,7 @@
         </w:tc>
         <w:tc>
           <w:tcPr>
-            <w:tcW w:w="841" w:type="pct"/>
+            <w:tcW w:w="840" w:type="pct"/>
             <w:vAlign w:val="center"/>
             <w:hideMark/>
           </w:tcPr>
@@ -123,7 +123,7 @@
         </w:tc>
         <w:tc>
           <w:tcPr>
-            <w:tcW w:w="1096" w:type="pct"/>
+            <w:tcW w:w="1091" w:type="pct"/>
             <w:vAlign w:val="center"/>
             <w:hideMark/>
           </w:tcPr>
@@ -172,7 +172,7 @@
         </w:tc>
         <w:tc>
           <w:tcPr>
-            <w:tcW w:w="905" w:type="pct"/>
+            <w:tcW w:w="900" w:type="pct"/>
             <w:vAlign w:val="center"/>
             <w:hideMark/>
           </w:tcPr>
@@ -201,7 +201,7 @@
         </w:tc>
         <w:tc>
           <w:tcPr>
-            <w:tcW w:w="762" w:type="pct"/>
+            <w:tcW w:w="759" w:type="pct"/>
           </w:tcPr>
           <w:p>
             <w:pPr>
@@ -228,7 +228,7 @@
         </w:tc>
         <w:tc>
           <w:tcPr>
-            <w:tcW w:w="1046" w:type="pct"/>
+            <w:tcW w:w="1061" w:type="pct"/>
           </w:tcPr>
           <w:p>
             <w:pPr>
@@ -260,7 +260,7 @@
         </w:trPr>
         <w:tc>
           <w:tcPr>
-            <w:tcW w:w="224" w:type="pct"/>
+            <w:tcW w:w="222" w:type="pct"/>
             <w:vAlign w:val="center"/>
             <w:hideMark/>
           </w:tcPr>
@@ -291,7 +291,7 @@
         </w:tc>
         <w:tc>
           <w:tcPr>
-            <w:tcW w:w="841" w:type="pct"/>
+            <w:tcW w:w="840" w:type="pct"/>
             <w:vAlign w:val="center"/>
             <w:hideMark/>
           </w:tcPr>
@@ -320,7 +320,7 @@
         </w:tc>
         <w:tc>
           <w:tcPr>
-            <w:tcW w:w="1096" w:type="pct"/>
+            <w:tcW w:w="1091" w:type="pct"/>
             <w:vAlign w:val="center"/>
             <w:hideMark/>
           </w:tcPr>
@@ -379,7 +379,7 @@
         </w:tc>
         <w:tc>
           <w:tcPr>
-            <w:tcW w:w="905" w:type="pct"/>
+            <w:tcW w:w="900" w:type="pct"/>
             <w:vAlign w:val="center"/>
             <w:hideMark/>
           </w:tcPr>
@@ -408,24 +408,24 @@
         </w:tc>
         <w:tc>
           <w:tcPr>
-            <w:tcW w:w="762" w:type="pct"/>
-          </w:tcPr>
-          <w:p>
-            <w:pPr>
-              <w:widowControl/>
-              <w:rPr>
-                <w:rFonts w:ascii="Arial" w:hAnsi="Arial" w:cs="新細明體"/>
-                <w:color w:val="101010"/>
-                <w:kern w:val="0"/>
-                <w:sz w:val="21"/>
-                <w:szCs w:val="21"/>
-              </w:rPr>
-            </w:pPr>
-          </w:p>
-        </w:tc>
-        <w:tc>
-          <w:tcPr>
-            <w:tcW w:w="1046" w:type="pct"/>
+            <w:tcW w:w="759" w:type="pct"/>
+          </w:tcPr>
+          <w:p>
+            <w:pPr>
+              <w:widowControl/>
+              <w:rPr>
+                <w:rFonts w:ascii="Arial" w:hAnsi="Arial" w:cs="新細明體"/>
+                <w:color w:val="101010"/>
+                <w:kern w:val="0"/>
+                <w:sz w:val="21"/>
+                <w:szCs w:val="21"/>
+              </w:rPr>
+            </w:pPr>
+          </w:p>
+        </w:tc>
+        <w:tc>
+          <w:tcPr>
+            <w:tcW w:w="1061" w:type="pct"/>
           </w:tcPr>
           <w:p>
             <w:pPr>
@@ -457,7 +457,7 @@
         </w:trPr>
         <w:tc>
           <w:tcPr>
-            <w:tcW w:w="224" w:type="pct"/>
+            <w:tcW w:w="222" w:type="pct"/>
             <w:vAlign w:val="center"/>
             <w:hideMark/>
           </w:tcPr>
@@ -488,7 +488,7 @@
         </w:tc>
         <w:tc>
           <w:tcPr>
-            <w:tcW w:w="841" w:type="pct"/>
+            <w:tcW w:w="840" w:type="pct"/>
             <w:vAlign w:val="center"/>
             <w:hideMark/>
           </w:tcPr>
@@ -517,7 +517,7 @@
         </w:tc>
         <w:tc>
           <w:tcPr>
-            <w:tcW w:w="1096" w:type="pct"/>
+            <w:tcW w:w="1091" w:type="pct"/>
             <w:vAlign w:val="center"/>
             <w:hideMark/>
           </w:tcPr>
@@ -556,7 +556,7 @@
         </w:tc>
         <w:tc>
           <w:tcPr>
-            <w:tcW w:w="905" w:type="pct"/>
+            <w:tcW w:w="900" w:type="pct"/>
             <w:vAlign w:val="center"/>
             <w:hideMark/>
           </w:tcPr>
@@ -615,7 +615,7 @@
         </w:tc>
         <w:tc>
           <w:tcPr>
-            <w:tcW w:w="762" w:type="pct"/>
+            <w:tcW w:w="759" w:type="pct"/>
           </w:tcPr>
           <w:p>
             <w:pPr>
@@ -642,7 +642,7 @@
         </w:tc>
         <w:tc>
           <w:tcPr>
-            <w:tcW w:w="1046" w:type="pct"/>
+            <w:tcW w:w="1061" w:type="pct"/>
           </w:tcPr>
           <w:p>
             <w:pPr>
@@ -674,7 +674,7 @@
         </w:trPr>
         <w:tc>
           <w:tcPr>
-            <w:tcW w:w="224" w:type="pct"/>
+            <w:tcW w:w="222" w:type="pct"/>
             <w:vAlign w:val="center"/>
             <w:hideMark/>
           </w:tcPr>
@@ -705,7 +705,7 @@
         </w:tc>
         <w:tc>
           <w:tcPr>
-            <w:tcW w:w="841" w:type="pct"/>
+            <w:tcW w:w="840" w:type="pct"/>
             <w:vAlign w:val="center"/>
             <w:hideMark/>
           </w:tcPr>
@@ -736,7 +736,7 @@
         </w:tc>
         <w:tc>
           <w:tcPr>
-            <w:tcW w:w="1096" w:type="pct"/>
+            <w:tcW w:w="1091" w:type="pct"/>
             <w:vAlign w:val="center"/>
             <w:hideMark/>
           </w:tcPr>
@@ -775,7 +775,7 @@
         </w:tc>
         <w:tc>
           <w:tcPr>
-            <w:tcW w:w="905" w:type="pct"/>
+            <w:tcW w:w="900" w:type="pct"/>
             <w:vAlign w:val="center"/>
             <w:hideMark/>
           </w:tcPr>
@@ -804,7 +804,7 @@
         </w:tc>
         <w:tc>
           <w:tcPr>
-            <w:tcW w:w="762" w:type="pct"/>
+            <w:tcW w:w="759" w:type="pct"/>
           </w:tcPr>
           <w:p>
             <w:pPr>
@@ -831,7 +831,7 @@
         </w:tc>
         <w:tc>
           <w:tcPr>
-            <w:tcW w:w="1046" w:type="pct"/>
+            <w:tcW w:w="1061" w:type="pct"/>
           </w:tcPr>
           <w:p>
             <w:pPr>
@@ -873,7 +873,7 @@
         </w:trPr>
         <w:tc>
           <w:tcPr>
-            <w:tcW w:w="224" w:type="pct"/>
+            <w:tcW w:w="222" w:type="pct"/>
             <w:vAlign w:val="center"/>
             <w:hideMark/>
           </w:tcPr>
@@ -904,7 +904,7 @@
         </w:tc>
         <w:tc>
           <w:tcPr>
-            <w:tcW w:w="841" w:type="pct"/>
+            <w:tcW w:w="840" w:type="pct"/>
             <w:vAlign w:val="center"/>
             <w:hideMark/>
           </w:tcPr>
@@ -935,7 +935,7 @@
         </w:tc>
         <w:tc>
           <w:tcPr>
-            <w:tcW w:w="1096" w:type="pct"/>
+            <w:tcW w:w="1091" w:type="pct"/>
             <w:vAlign w:val="center"/>
             <w:hideMark/>
           </w:tcPr>
@@ -974,7 +974,7 @@
         </w:tc>
         <w:tc>
           <w:tcPr>
-            <w:tcW w:w="905" w:type="pct"/>
+            <w:tcW w:w="900" w:type="pct"/>
             <w:vAlign w:val="center"/>
             <w:hideMark/>
           </w:tcPr>
@@ -1003,24 +1003,24 @@
         </w:tc>
         <w:tc>
           <w:tcPr>
-            <w:tcW w:w="762" w:type="pct"/>
-          </w:tcPr>
-          <w:p>
-            <w:pPr>
-              <w:widowControl/>
-              <w:rPr>
-                <w:rFonts w:ascii="Arial" w:hAnsi="Arial" w:cs="新細明體"/>
-                <w:color w:val="101010"/>
-                <w:kern w:val="0"/>
-                <w:sz w:val="21"/>
-                <w:szCs w:val="21"/>
-              </w:rPr>
-            </w:pPr>
-          </w:p>
-        </w:tc>
-        <w:tc>
-          <w:tcPr>
-            <w:tcW w:w="1046" w:type="pct"/>
+            <w:tcW w:w="759" w:type="pct"/>
+          </w:tcPr>
+          <w:p>
+            <w:pPr>
+              <w:widowControl/>
+              <w:rPr>
+                <w:rFonts w:ascii="Arial" w:hAnsi="Arial" w:cs="新細明體"/>
+                <w:color w:val="101010"/>
+                <w:kern w:val="0"/>
+                <w:sz w:val="21"/>
+                <w:szCs w:val="21"/>
+              </w:rPr>
+            </w:pPr>
+          </w:p>
+        </w:tc>
+        <w:tc>
+          <w:tcPr>
+            <w:tcW w:w="1061" w:type="pct"/>
           </w:tcPr>
           <w:p>
             <w:pPr>
@@ -1052,7 +1052,7 @@
         </w:trPr>
         <w:tc>
           <w:tcPr>
-            <w:tcW w:w="224" w:type="pct"/>
+            <w:tcW w:w="222" w:type="pct"/>
             <w:vAlign w:val="center"/>
             <w:hideMark/>
           </w:tcPr>
@@ -1083,7 +1083,7 @@
         </w:tc>
         <w:tc>
           <w:tcPr>
-            <w:tcW w:w="841" w:type="pct"/>
+            <w:tcW w:w="840" w:type="pct"/>
             <w:vAlign w:val="center"/>
             <w:hideMark/>
           </w:tcPr>
@@ -1114,7 +1114,7 @@
         </w:tc>
         <w:tc>
           <w:tcPr>
-            <w:tcW w:w="1096" w:type="pct"/>
+            <w:tcW w:w="1091" w:type="pct"/>
             <w:vAlign w:val="center"/>
             <w:hideMark/>
           </w:tcPr>
@@ -1153,7 +1153,7 @@
         </w:tc>
         <w:tc>
           <w:tcPr>
-            <w:tcW w:w="905" w:type="pct"/>
+            <w:tcW w:w="900" w:type="pct"/>
             <w:vAlign w:val="center"/>
             <w:hideMark/>
           </w:tcPr>
@@ -1182,24 +1182,24 @@
         </w:tc>
         <w:tc>
           <w:tcPr>
-            <w:tcW w:w="762" w:type="pct"/>
-          </w:tcPr>
-          <w:p>
-            <w:pPr>
-              <w:widowControl/>
-              <w:rPr>
-                <w:rFonts w:ascii="Arial" w:hAnsi="Arial" w:cs="新細明體"/>
-                <w:color w:val="101010"/>
-                <w:kern w:val="0"/>
-                <w:sz w:val="21"/>
-                <w:szCs w:val="21"/>
-              </w:rPr>
-            </w:pPr>
-          </w:p>
-        </w:tc>
-        <w:tc>
-          <w:tcPr>
-            <w:tcW w:w="1046" w:type="pct"/>
+            <w:tcW w:w="759" w:type="pct"/>
+          </w:tcPr>
+          <w:p>
+            <w:pPr>
+              <w:widowControl/>
+              <w:rPr>
+                <w:rFonts w:ascii="Arial" w:hAnsi="Arial" w:cs="新細明體"/>
+                <w:color w:val="101010"/>
+                <w:kern w:val="0"/>
+                <w:sz w:val="21"/>
+                <w:szCs w:val="21"/>
+              </w:rPr>
+            </w:pPr>
+          </w:p>
+        </w:tc>
+        <w:tc>
+          <w:tcPr>
+            <w:tcW w:w="1061" w:type="pct"/>
           </w:tcPr>
           <w:p>
             <w:pPr>
@@ -1231,7 +1231,7 @@
         </w:trPr>
         <w:tc>
           <w:tcPr>
-            <w:tcW w:w="224" w:type="pct"/>
+            <w:tcW w:w="222" w:type="pct"/>
             <w:vAlign w:val="center"/>
             <w:hideMark/>
           </w:tcPr>
@@ -1262,7 +1262,7 @@
         </w:tc>
         <w:tc>
           <w:tcPr>
-            <w:tcW w:w="841" w:type="pct"/>
+            <w:tcW w:w="840" w:type="pct"/>
             <w:vAlign w:val="center"/>
             <w:hideMark/>
           </w:tcPr>
@@ -1291,7 +1291,7 @@
         </w:tc>
         <w:tc>
           <w:tcPr>
-            <w:tcW w:w="1096" w:type="pct"/>
+            <w:tcW w:w="1091" w:type="pct"/>
             <w:vAlign w:val="center"/>
             <w:hideMark/>
           </w:tcPr>
@@ -1330,7 +1330,7 @@
         </w:tc>
         <w:tc>
           <w:tcPr>
-            <w:tcW w:w="905" w:type="pct"/>
+            <w:tcW w:w="900" w:type="pct"/>
             <w:vAlign w:val="center"/>
             <w:hideMark/>
           </w:tcPr>
@@ -1359,7 +1359,7 @@
         </w:tc>
         <w:tc>
           <w:tcPr>
-            <w:tcW w:w="762" w:type="pct"/>
+            <w:tcW w:w="759" w:type="pct"/>
           </w:tcPr>
           <w:p>
             <w:pPr>
@@ -1386,7 +1386,7 @@
         </w:tc>
         <w:tc>
           <w:tcPr>
-            <w:tcW w:w="1046" w:type="pct"/>
+            <w:tcW w:w="1061" w:type="pct"/>
           </w:tcPr>
           <w:p>
             <w:pPr>
@@ -1418,7 +1418,7 @@
         </w:trPr>
         <w:tc>
           <w:tcPr>
-            <w:tcW w:w="224" w:type="pct"/>
+            <w:tcW w:w="222" w:type="pct"/>
             <w:vAlign w:val="center"/>
             <w:hideMark/>
           </w:tcPr>
@@ -1449,7 +1449,7 @@
         </w:tc>
         <w:tc>
           <w:tcPr>
-            <w:tcW w:w="841" w:type="pct"/>
+            <w:tcW w:w="840" w:type="pct"/>
             <w:vAlign w:val="center"/>
             <w:hideMark/>
           </w:tcPr>
@@ -1480,7 +1480,7 @@
         </w:tc>
         <w:tc>
           <w:tcPr>
-            <w:tcW w:w="1096" w:type="pct"/>
+            <w:tcW w:w="1091" w:type="pct"/>
             <w:vAlign w:val="center"/>
             <w:hideMark/>
           </w:tcPr>
@@ -1539,7 +1539,7 @@
         </w:tc>
         <w:tc>
           <w:tcPr>
-            <w:tcW w:w="905" w:type="pct"/>
+            <w:tcW w:w="900" w:type="pct"/>
             <w:vAlign w:val="center"/>
             <w:hideMark/>
           </w:tcPr>
@@ -1568,7 +1568,7 @@
         </w:tc>
         <w:tc>
           <w:tcPr>
-            <w:tcW w:w="762" w:type="pct"/>
+            <w:tcW w:w="759" w:type="pct"/>
           </w:tcPr>
           <w:p>
             <w:pPr>
@@ -1595,7 +1595,7 @@
         </w:tc>
         <w:tc>
           <w:tcPr>
-            <w:tcW w:w="1046" w:type="pct"/>
+            <w:tcW w:w="1061" w:type="pct"/>
           </w:tcPr>
           <w:p>
             <w:pPr>
@@ -1627,7 +1627,7 @@
         </w:trPr>
         <w:tc>
           <w:tcPr>
-            <w:tcW w:w="224" w:type="pct"/>
+            <w:tcW w:w="222" w:type="pct"/>
             <w:vAlign w:val="center"/>
             <w:hideMark/>
           </w:tcPr>
@@ -1658,7 +1658,7 @@
         </w:tc>
         <w:tc>
           <w:tcPr>
-            <w:tcW w:w="841" w:type="pct"/>
+            <w:tcW w:w="840" w:type="pct"/>
             <w:vAlign w:val="center"/>
             <w:hideMark/>
           </w:tcPr>
@@ -1687,7 +1687,7 @@
         </w:tc>
         <w:tc>
           <w:tcPr>
-            <w:tcW w:w="1096" w:type="pct"/>
+            <w:tcW w:w="1091" w:type="pct"/>
             <w:vAlign w:val="center"/>
             <w:hideMark/>
           </w:tcPr>
@@ -1776,7 +1776,7 @@
         </w:tc>
         <w:tc>
           <w:tcPr>
-            <w:tcW w:w="905" w:type="pct"/>
+            <w:tcW w:w="900" w:type="pct"/>
             <w:vAlign w:val="center"/>
             <w:hideMark/>
           </w:tcPr>
@@ -1835,7 +1835,7 @@
         </w:tc>
         <w:tc>
           <w:tcPr>
-            <w:tcW w:w="762" w:type="pct"/>
+            <w:tcW w:w="759" w:type="pct"/>
           </w:tcPr>
           <w:p>
             <w:pPr>
@@ -1862,7 +1862,7 @@
         </w:tc>
         <w:tc>
           <w:tcPr>
-            <w:tcW w:w="1046" w:type="pct"/>
+            <w:tcW w:w="1061" w:type="pct"/>
           </w:tcPr>
           <w:p>
             <w:pPr>
@@ -1894,7 +1894,7 @@
         </w:trPr>
         <w:tc>
           <w:tcPr>
-            <w:tcW w:w="224" w:type="pct"/>
+            <w:tcW w:w="222" w:type="pct"/>
             <w:vAlign w:val="center"/>
             <w:hideMark/>
           </w:tcPr>
@@ -1925,7 +1925,7 @@
         </w:tc>
         <w:tc>
           <w:tcPr>
-            <w:tcW w:w="841" w:type="pct"/>
+            <w:tcW w:w="840" w:type="pct"/>
             <w:vAlign w:val="center"/>
             <w:hideMark/>
           </w:tcPr>
@@ -1956,7 +1956,7 @@
         </w:tc>
         <w:tc>
           <w:tcPr>
-            <w:tcW w:w="1096" w:type="pct"/>
+            <w:tcW w:w="1091" w:type="pct"/>
             <w:vAlign w:val="center"/>
             <w:hideMark/>
           </w:tcPr>
@@ -1995,7 +1995,7 @@
         </w:tc>
         <w:tc>
           <w:tcPr>
-            <w:tcW w:w="905" w:type="pct"/>
+            <w:tcW w:w="900" w:type="pct"/>
             <w:vAlign w:val="center"/>
             <w:hideMark/>
           </w:tcPr>
@@ -2024,24 +2024,24 @@
         </w:tc>
         <w:tc>
           <w:tcPr>
-            <w:tcW w:w="762" w:type="pct"/>
-          </w:tcPr>
-          <w:p>
-            <w:pPr>
-              <w:widowControl/>
-              <w:rPr>
-                <w:rFonts w:ascii="Arial" w:hAnsi="Arial" w:cs="新細明體"/>
-                <w:color w:val="101010"/>
-                <w:kern w:val="0"/>
-                <w:sz w:val="21"/>
-                <w:szCs w:val="21"/>
-              </w:rPr>
-            </w:pPr>
-          </w:p>
-        </w:tc>
-        <w:tc>
-          <w:tcPr>
-            <w:tcW w:w="1046" w:type="pct"/>
+            <w:tcW w:w="759" w:type="pct"/>
+          </w:tcPr>
+          <w:p>
+            <w:pPr>
+              <w:widowControl/>
+              <w:rPr>
+                <w:rFonts w:ascii="Arial" w:hAnsi="Arial" w:cs="新細明體"/>
+                <w:color w:val="101010"/>
+                <w:kern w:val="0"/>
+                <w:sz w:val="21"/>
+                <w:szCs w:val="21"/>
+              </w:rPr>
+            </w:pPr>
+          </w:p>
+        </w:tc>
+        <w:tc>
+          <w:tcPr>
+            <w:tcW w:w="1061" w:type="pct"/>
           </w:tcPr>
           <w:p>
             <w:pPr>
@@ -2073,7 +2073,7 @@
         </w:trPr>
         <w:tc>
           <w:tcPr>
-            <w:tcW w:w="224" w:type="pct"/>
+            <w:tcW w:w="222" w:type="pct"/>
             <w:vAlign w:val="center"/>
             <w:hideMark/>
           </w:tcPr>
@@ -2104,7 +2104,7 @@
         </w:tc>
         <w:tc>
           <w:tcPr>
-            <w:tcW w:w="841" w:type="pct"/>
+            <w:tcW w:w="840" w:type="pct"/>
             <w:vAlign w:val="center"/>
             <w:hideMark/>
           </w:tcPr>
@@ -2135,7 +2135,7 @@
         </w:tc>
         <w:tc>
           <w:tcPr>
-            <w:tcW w:w="1096" w:type="pct"/>
+            <w:tcW w:w="1091" w:type="pct"/>
             <w:vAlign w:val="center"/>
             <w:hideMark/>
           </w:tcPr>
@@ -2174,7 +2174,7 @@
         </w:tc>
         <w:tc>
           <w:tcPr>
-            <w:tcW w:w="905" w:type="pct"/>
+            <w:tcW w:w="900" w:type="pct"/>
             <w:vAlign w:val="center"/>
             <w:hideMark/>
           </w:tcPr>
@@ -2203,24 +2203,24 @@
         </w:tc>
         <w:tc>
           <w:tcPr>
-            <w:tcW w:w="762" w:type="pct"/>
-          </w:tcPr>
-          <w:p>
-            <w:pPr>
-              <w:widowControl/>
-              <w:rPr>
-                <w:rFonts w:ascii="Arial" w:hAnsi="Arial" w:cs="新細明體"/>
-                <w:color w:val="101010"/>
-                <w:kern w:val="0"/>
-                <w:sz w:val="21"/>
-                <w:szCs w:val="21"/>
-              </w:rPr>
-            </w:pPr>
-          </w:p>
-        </w:tc>
-        <w:tc>
-          <w:tcPr>
-            <w:tcW w:w="1046" w:type="pct"/>
+            <w:tcW w:w="759" w:type="pct"/>
+          </w:tcPr>
+          <w:p>
+            <w:pPr>
+              <w:widowControl/>
+              <w:rPr>
+                <w:rFonts w:ascii="Arial" w:hAnsi="Arial" w:cs="新細明體"/>
+                <w:color w:val="101010"/>
+                <w:kern w:val="0"/>
+                <w:sz w:val="21"/>
+                <w:szCs w:val="21"/>
+              </w:rPr>
+            </w:pPr>
+          </w:p>
+        </w:tc>
+        <w:tc>
+          <w:tcPr>
+            <w:tcW w:w="1061" w:type="pct"/>
           </w:tcPr>
           <w:p>
             <w:pPr>
@@ -2252,7 +2252,7 @@
         </w:trPr>
         <w:tc>
           <w:tcPr>
-            <w:tcW w:w="224" w:type="pct"/>
+            <w:tcW w:w="222" w:type="pct"/>
             <w:vAlign w:val="center"/>
             <w:hideMark/>
           </w:tcPr>
@@ -2283,7 +2283,7 @@
         </w:tc>
         <w:tc>
           <w:tcPr>
-            <w:tcW w:w="841" w:type="pct"/>
+            <w:tcW w:w="840" w:type="pct"/>
             <w:vAlign w:val="center"/>
             <w:hideMark/>
           </w:tcPr>
@@ -2314,7 +2314,7 @@
         </w:tc>
         <w:tc>
           <w:tcPr>
-            <w:tcW w:w="1096" w:type="pct"/>
+            <w:tcW w:w="1091" w:type="pct"/>
             <w:vAlign w:val="center"/>
             <w:hideMark/>
           </w:tcPr>
@@ -2353,7 +2353,7 @@
         </w:tc>
         <w:tc>
           <w:tcPr>
-            <w:tcW w:w="905" w:type="pct"/>
+            <w:tcW w:w="900" w:type="pct"/>
             <w:vAlign w:val="center"/>
             <w:hideMark/>
           </w:tcPr>
@@ -2382,7 +2382,7 @@
         </w:tc>
         <w:tc>
           <w:tcPr>
-            <w:tcW w:w="762" w:type="pct"/>
+            <w:tcW w:w="759" w:type="pct"/>
           </w:tcPr>
           <w:p>
             <w:pPr>
@@ -2409,7 +2409,7 @@
         </w:tc>
         <w:tc>
           <w:tcPr>
-            <w:tcW w:w="1046" w:type="pct"/>
+            <w:tcW w:w="1061" w:type="pct"/>
             <w:vAlign w:val="center"/>
           </w:tcPr>
           <w:p>
@@ -2442,7 +2442,7 @@
         </w:trPr>
         <w:tc>
           <w:tcPr>
-            <w:tcW w:w="224" w:type="pct"/>
+            <w:tcW w:w="222" w:type="pct"/>
             <w:vAlign w:val="center"/>
             <w:hideMark/>
           </w:tcPr>
@@ -2473,7 +2473,7 @@
         </w:tc>
         <w:tc>
           <w:tcPr>
-            <w:tcW w:w="841" w:type="pct"/>
+            <w:tcW w:w="840" w:type="pct"/>
             <w:vAlign w:val="center"/>
             <w:hideMark/>
           </w:tcPr>
@@ -2504,7 +2504,7 @@
         </w:tc>
         <w:tc>
           <w:tcPr>
-            <w:tcW w:w="1096" w:type="pct"/>
+            <w:tcW w:w="1091" w:type="pct"/>
             <w:vAlign w:val="center"/>
             <w:hideMark/>
           </w:tcPr>
@@ -2543,7 +2543,7 @@
         </w:tc>
         <w:tc>
           <w:tcPr>
-            <w:tcW w:w="905" w:type="pct"/>
+            <w:tcW w:w="900" w:type="pct"/>
             <w:vAlign w:val="center"/>
             <w:hideMark/>
           </w:tcPr>
@@ -2572,7 +2572,7 @@
         </w:tc>
         <w:tc>
           <w:tcPr>
-            <w:tcW w:w="762" w:type="pct"/>
+            <w:tcW w:w="759" w:type="pct"/>
           </w:tcPr>
           <w:p>
             <w:pPr>
@@ -2599,7 +2599,7 @@
         </w:tc>
         <w:tc>
           <w:tcPr>
-            <w:tcW w:w="1046" w:type="pct"/>
+            <w:tcW w:w="1061" w:type="pct"/>
             <w:vAlign w:val="center"/>
           </w:tcPr>
           <w:p>
@@ -2632,7 +2632,7 @@
         </w:trPr>
         <w:tc>
           <w:tcPr>
-            <w:tcW w:w="224" w:type="pct"/>
+            <w:tcW w:w="222" w:type="pct"/>
             <w:vAlign w:val="center"/>
             <w:hideMark/>
           </w:tcPr>
@@ -2663,7 +2663,7 @@
         </w:tc>
         <w:tc>
           <w:tcPr>
-            <w:tcW w:w="841" w:type="pct"/>
+            <w:tcW w:w="840" w:type="pct"/>
             <w:vAlign w:val="center"/>
             <w:hideMark/>
           </w:tcPr>
@@ -2692,7 +2692,7 @@
         </w:tc>
         <w:tc>
           <w:tcPr>
-            <w:tcW w:w="1096" w:type="pct"/>
+            <w:tcW w:w="1091" w:type="pct"/>
             <w:vAlign w:val="center"/>
             <w:hideMark/>
           </w:tcPr>
@@ -2761,7 +2761,7 @@
         </w:tc>
         <w:tc>
           <w:tcPr>
-            <w:tcW w:w="905" w:type="pct"/>
+            <w:tcW w:w="900" w:type="pct"/>
             <w:vAlign w:val="center"/>
             <w:hideMark/>
           </w:tcPr>
@@ -2820,7 +2820,7 @@
         </w:tc>
         <w:tc>
           <w:tcPr>
-            <w:tcW w:w="762" w:type="pct"/>
+            <w:tcW w:w="759" w:type="pct"/>
           </w:tcPr>
           <w:p>
             <w:pPr>
@@ -2847,7 +2847,7 @@
         </w:tc>
         <w:tc>
           <w:tcPr>
-            <w:tcW w:w="1046" w:type="pct"/>
+            <w:tcW w:w="1061" w:type="pct"/>
           </w:tcPr>
           <w:p>
             <w:pPr>
@@ -2879,6 +2879,672 @@
                 <w:szCs w:val="21"/>
               </w:rPr>
               <w:t>文</w:t>
+            </w:r>
+          </w:p>
+        </w:tc>
+      </w:tr>
+      <w:tr>
+        <w:trPr>
+          <w:trHeight w:val="411"/>
+          <w:tblCellSpacing w:w="15" w:type="dxa"/>
+        </w:trPr>
+        <w:tc>
+          <w:tcPr>
+            <w:tcW w:w="222" w:type="pct"/>
+            <w:vMerge w:val="restart"/>
+            <w:vAlign w:val="center"/>
+            <w:hideMark/>
+          </w:tcPr>
+          <w:p>
+            <w:pPr>
+              <w:widowControl/>
+              <w:rPr>
+                <w:rFonts w:ascii="Arial" w:hAnsi="Arial" w:cs="新細明體"/>
+                <w:color w:val="101010"/>
+                <w:kern w:val="0"/>
+                <w:sz w:val="21"/>
+                <w:szCs w:val="21"/>
+              </w:rPr>
+            </w:pPr>
+            <w:r>
+              <w:rPr>
+                <w:rFonts w:ascii="Arial" w:hAnsi="Arial" w:cs="新細明體"/>
+                <w:b/>
+                <w:bCs/>
+                <w:color w:val="101010"/>
+                <w:kern w:val="0"/>
+                <w:sz w:val="21"/>
+                <w:szCs w:val="21"/>
+              </w:rPr>
+              <w:t>14</w:t>
+            </w:r>
+          </w:p>
+        </w:tc>
+        <w:tc>
+          <w:tcPr>
+            <w:tcW w:w="840" w:type="pct"/>
+            <w:vMerge w:val="restart"/>
+            <w:vAlign w:val="center"/>
+            <w:hideMark/>
+          </w:tcPr>
+          <w:p>
+            <w:pPr>
+              <w:widowControl/>
+              <w:rPr>
+                <w:rFonts w:ascii="Arial" w:hAnsi="Arial" w:cs="新細明體"/>
+                <w:color w:val="101010"/>
+                <w:kern w:val="0"/>
+                <w:sz w:val="21"/>
+                <w:szCs w:val="21"/>
+              </w:rPr>
+            </w:pPr>
+            <w:r>
+              <w:rPr>
+                <w:rFonts w:ascii="Menlo" w:eastAsia="細明體" w:hAnsi="Menlo" w:cs="Menlo"/>
+                <w:color w:val="A31515"/>
+                <w:kern w:val="0"/>
+                <w:sz w:val="19"/>
+                <w:szCs w:val="19"/>
+              </w:rPr>
+              <w:t>humanities2</w:t>
+            </w:r>
+          </w:p>
+        </w:tc>
+        <w:tc>
+          <w:tcPr>
+            <w:tcW w:w="1091" w:type="pct"/>
+            <w:vMerge w:val="restart"/>
+            <w:vAlign w:val="center"/>
+            <w:hideMark/>
+          </w:tcPr>
+          <w:p>
+            <w:pPr>
+              <w:widowControl/>
+              <w:rPr>
+                <w:rFonts w:ascii="Arial" w:hAnsi="Arial" w:cs="新細明體"/>
+                <w:color w:val="101010"/>
+                <w:kern w:val="0"/>
+                <w:sz w:val="21"/>
+                <w:szCs w:val="21"/>
+              </w:rPr>
+            </w:pPr>
+            <w:r>
+              <w:rPr>
+                <w:rFonts w:ascii="Arial" w:hAnsi="Arial" w:cs="新細明體"/>
+                <w:color w:val="101010"/>
+                <w:kern w:val="0"/>
+                <w:sz w:val="21"/>
+                <w:szCs w:val="21"/>
+              </w:rPr>
+              <w:t>09-2</w:t>
+            </w:r>
+            <w:r>
+              <w:rPr>
+                <w:rFonts w:ascii="Arial" w:hAnsi="Arial" w:cs="新細明體"/>
+                <w:color w:val="101010"/>
+                <w:kern w:val="0"/>
+                <w:sz w:val="21"/>
+                <w:szCs w:val="21"/>
+              </w:rPr>
+              <w:t>人文</w:t>
+            </w:r>
+            <w:r>
+              <w:rPr>
+                <w:rFonts w:ascii="Arial" w:hAnsi="Arial" w:cs="新細明體"/>
+                <w:color w:val="101010"/>
+                <w:kern w:val="0"/>
+                <w:sz w:val="21"/>
+                <w:szCs w:val="21"/>
+              </w:rPr>
+              <w:t>(</w:t>
+            </w:r>
+            <w:r>
+              <w:rPr>
+                <w:rFonts w:ascii="Arial" w:hAnsi="Arial" w:cs="新細明體"/>
+                <w:color w:val="101010"/>
+                <w:kern w:val="0"/>
+                <w:sz w:val="21"/>
+                <w:szCs w:val="21"/>
+              </w:rPr>
+              <w:t>主機板</w:t>
+            </w:r>
+            <w:r>
+              <w:rPr>
+                <w:rFonts w:ascii="Arial" w:hAnsi="Arial" w:cs="新細明體"/>
+                <w:color w:val="101010"/>
+                <w:kern w:val="0"/>
+                <w:sz w:val="21"/>
+                <w:szCs w:val="21"/>
+              </w:rPr>
+              <w:t>)</w:t>
+            </w:r>
+          </w:p>
+        </w:tc>
+        <w:tc>
+          <w:tcPr>
+            <w:tcW w:w="900" w:type="pct"/>
+            <w:vMerge w:val="restart"/>
+            <w:vAlign w:val="center"/>
+            <w:hideMark/>
+          </w:tcPr>
+          <w:p>
+            <w:pPr>
+              <w:widowControl/>
+              <w:rPr>
+                <w:rFonts w:ascii="Arial" w:hAnsi="Arial" w:cs="新細明體"/>
+                <w:color w:val="101010"/>
+                <w:kern w:val="0"/>
+                <w:sz w:val="21"/>
+                <w:szCs w:val="21"/>
+              </w:rPr>
+            </w:pPr>
+            <w:r>
+              <w:rPr>
+                <w:rFonts w:ascii="Arial" w:hAnsi="Arial" w:cs="新細明體"/>
+                <w:color w:val="101010"/>
+                <w:kern w:val="0"/>
+                <w:sz w:val="21"/>
+                <w:szCs w:val="21"/>
+              </w:rPr>
+              <w:t>人文</w:t>
+            </w:r>
+            <w:r>
+              <w:rPr>
+                <w:rFonts w:ascii="Arial" w:hAnsi="Arial" w:cs="新細明體"/>
+                <w:color w:val="101010"/>
+                <w:kern w:val="0"/>
+                <w:sz w:val="21"/>
+                <w:szCs w:val="21"/>
+              </w:rPr>
+              <w:t>(</w:t>
+            </w:r>
+            <w:r>
+              <w:rPr>
+                <w:rFonts w:ascii="Arial" w:hAnsi="Arial" w:cs="新細明體"/>
+                <w:color w:val="101010"/>
+                <w:kern w:val="0"/>
+                <w:sz w:val="21"/>
+                <w:szCs w:val="21"/>
+              </w:rPr>
+              <w:t>主機板</w:t>
+            </w:r>
+            <w:r>
+              <w:rPr>
+                <w:rFonts w:ascii="Arial" w:hAnsi="Arial" w:cs="新細明體"/>
+                <w:color w:val="101010"/>
+                <w:kern w:val="0"/>
+                <w:sz w:val="21"/>
+                <w:szCs w:val="21"/>
+              </w:rPr>
+              <w:t>)</w:t>
+            </w:r>
+          </w:p>
+        </w:tc>
+        <w:tc>
+          <w:tcPr>
+            <w:tcW w:w="759" w:type="pct"/>
+          </w:tcPr>
+          <w:p>
+            <w:pPr>
+              <w:widowControl/>
+              <w:rPr>
+                <w:rFonts w:ascii="Arial" w:hAnsi="Arial" w:cs="新細明體"/>
+                <w:color w:val="101010"/>
+                <w:kern w:val="0"/>
+                <w:sz w:val="21"/>
+                <w:szCs w:val="21"/>
+              </w:rPr>
+            </w:pPr>
+            <w:r>
+              <w:rPr>
+                <w:rFonts w:ascii="Arial" w:hAnsi="Arial" w:cs="新細明體" w:hint="eastAsia"/>
+                <w:color w:val="101010"/>
+                <w:kern w:val="0"/>
+                <w:sz w:val="21"/>
+                <w:szCs w:val="21"/>
+              </w:rPr>
+              <w:t>綠</w:t>
+            </w:r>
+          </w:p>
+        </w:tc>
+        <w:tc>
+          <w:tcPr>
+            <w:tcW w:w="1061" w:type="pct"/>
+          </w:tcPr>
+          <w:p>
+            <w:pPr>
+              <w:widowControl/>
+              <w:rPr>
+                <w:rFonts w:ascii="Arial" w:hAnsi="Arial" w:cs="新細明體"/>
+                <w:color w:val="101010"/>
+                <w:kern w:val="0"/>
+                <w:sz w:val="21"/>
+                <w:szCs w:val="21"/>
+              </w:rPr>
+            </w:pPr>
+            <w:r>
+              <w:rPr>
+                <w:rFonts w:ascii="Arial" w:hAnsi="Arial" w:cs="新細明體" w:hint="eastAsia"/>
+                <w:color w:val="101010"/>
+                <w:kern w:val="0"/>
+                <w:sz w:val="21"/>
+                <w:szCs w:val="21"/>
+              </w:rPr>
+              <w:t>天空破了洞</w:t>
+            </w:r>
+          </w:p>
+        </w:tc>
+      </w:tr>
+      <w:tr>
+        <w:trPr>
+          <w:trHeight w:val="408"/>
+          <w:tblCellSpacing w:w="15" w:type="dxa"/>
+        </w:trPr>
+        <w:tc>
+          <w:tcPr>
+            <w:tcW w:w="222" w:type="pct"/>
+            <w:vMerge/>
+            <w:vAlign w:val="center"/>
+          </w:tcPr>
+          <w:p>
+            <w:pPr>
+              <w:widowControl/>
+              <w:rPr>
+                <w:rFonts w:ascii="Arial" w:hAnsi="Arial" w:cs="新細明體"/>
+                <w:b/>
+                <w:bCs/>
+                <w:color w:val="101010"/>
+                <w:kern w:val="0"/>
+                <w:sz w:val="21"/>
+                <w:szCs w:val="21"/>
+              </w:rPr>
+            </w:pPr>
+          </w:p>
+        </w:tc>
+        <w:tc>
+          <w:tcPr>
+            <w:tcW w:w="840" w:type="pct"/>
+            <w:vMerge/>
+            <w:vAlign w:val="center"/>
+          </w:tcPr>
+          <w:p>
+            <w:pPr>
+              <w:widowControl/>
+              <w:rPr>
+                <w:rFonts w:ascii="Menlo" w:eastAsia="細明體" w:hAnsi="Menlo" w:cs="Menlo"/>
+                <w:color w:val="A31515"/>
+                <w:kern w:val="0"/>
+                <w:sz w:val="19"/>
+                <w:szCs w:val="19"/>
+              </w:rPr>
+            </w:pPr>
+          </w:p>
+        </w:tc>
+        <w:tc>
+          <w:tcPr>
+            <w:tcW w:w="1091" w:type="pct"/>
+            <w:vMerge/>
+            <w:vAlign w:val="center"/>
+          </w:tcPr>
+          <w:p>
+            <w:pPr>
+              <w:widowControl/>
+              <w:rPr>
+                <w:rFonts w:ascii="Arial" w:hAnsi="Arial" w:cs="新細明體"/>
+                <w:color w:val="101010"/>
+                <w:kern w:val="0"/>
+                <w:sz w:val="21"/>
+                <w:szCs w:val="21"/>
+              </w:rPr>
+            </w:pPr>
+          </w:p>
+        </w:tc>
+        <w:tc>
+          <w:tcPr>
+            <w:tcW w:w="900" w:type="pct"/>
+            <w:vMerge/>
+            <w:vAlign w:val="center"/>
+          </w:tcPr>
+          <w:p>
+            <w:pPr>
+              <w:widowControl/>
+              <w:rPr>
+                <w:rFonts w:ascii="Arial" w:hAnsi="Arial" w:cs="新細明體"/>
+                <w:color w:val="101010"/>
+                <w:kern w:val="0"/>
+                <w:sz w:val="21"/>
+                <w:szCs w:val="21"/>
+              </w:rPr>
+            </w:pPr>
+          </w:p>
+        </w:tc>
+        <w:tc>
+          <w:tcPr>
+            <w:tcW w:w="759" w:type="pct"/>
+          </w:tcPr>
+          <w:p>
+            <w:pPr>
+              <w:widowControl/>
+              <w:rPr>
+                <w:rFonts w:ascii="Arial" w:hAnsi="Arial" w:cs="新細明體"/>
+                <w:color w:val="101010"/>
+                <w:kern w:val="0"/>
+                <w:sz w:val="21"/>
+                <w:szCs w:val="21"/>
+              </w:rPr>
+            </w:pPr>
+            <w:r>
+              <w:rPr>
+                <w:rFonts w:ascii="Arial" w:hAnsi="Arial" w:cs="新細明體" w:hint="eastAsia"/>
+                <w:color w:val="101010"/>
+                <w:kern w:val="0"/>
+                <w:sz w:val="21"/>
+                <w:szCs w:val="21"/>
+              </w:rPr>
+              <w:t>綠</w:t>
+            </w:r>
+          </w:p>
+        </w:tc>
+        <w:tc>
+          <w:tcPr>
+            <w:tcW w:w="1061" w:type="pct"/>
+          </w:tcPr>
+          <w:p>
+            <w:pPr>
+              <w:widowControl/>
+              <w:rPr>
+                <w:rFonts w:ascii="Arial" w:hAnsi="Arial" w:cs="新細明體"/>
+                <w:color w:val="101010"/>
+                <w:kern w:val="0"/>
+                <w:sz w:val="21"/>
+                <w:szCs w:val="21"/>
+              </w:rPr>
+            </w:pPr>
+            <w:r>
+              <w:rPr>
+                <w:rFonts w:ascii="Arial" w:hAnsi="Arial" w:cs="新細明體" w:hint="eastAsia"/>
+                <w:color w:val="101010"/>
+                <w:kern w:val="0"/>
+                <w:sz w:val="21"/>
+                <w:szCs w:val="21"/>
+              </w:rPr>
+              <w:t>做環保</w:t>
+            </w:r>
+          </w:p>
+        </w:tc>
+      </w:tr>
+      <w:tr>
+        <w:trPr>
+          <w:trHeight w:val="408"/>
+          <w:tblCellSpacing w:w="15" w:type="dxa"/>
+        </w:trPr>
+        <w:tc>
+          <w:tcPr>
+            <w:tcW w:w="222" w:type="pct"/>
+            <w:vMerge/>
+            <w:vAlign w:val="center"/>
+          </w:tcPr>
+          <w:p>
+            <w:pPr>
+              <w:widowControl/>
+              <w:rPr>
+                <w:rFonts w:ascii="Arial" w:hAnsi="Arial" w:cs="新細明體"/>
+                <w:b/>
+                <w:bCs/>
+                <w:color w:val="101010"/>
+                <w:kern w:val="0"/>
+                <w:sz w:val="21"/>
+                <w:szCs w:val="21"/>
+              </w:rPr>
+            </w:pPr>
+          </w:p>
+        </w:tc>
+        <w:tc>
+          <w:tcPr>
+            <w:tcW w:w="840" w:type="pct"/>
+            <w:vMerge/>
+            <w:vAlign w:val="center"/>
+          </w:tcPr>
+          <w:p>
+            <w:pPr>
+              <w:widowControl/>
+              <w:rPr>
+                <w:rFonts w:ascii="Menlo" w:eastAsia="細明體" w:hAnsi="Menlo" w:cs="Menlo"/>
+                <w:color w:val="A31515"/>
+                <w:kern w:val="0"/>
+                <w:sz w:val="19"/>
+                <w:szCs w:val="19"/>
+              </w:rPr>
+            </w:pPr>
+          </w:p>
+        </w:tc>
+        <w:tc>
+          <w:tcPr>
+            <w:tcW w:w="1091" w:type="pct"/>
+            <w:vMerge/>
+            <w:vAlign w:val="center"/>
+          </w:tcPr>
+          <w:p>
+            <w:pPr>
+              <w:widowControl/>
+              <w:rPr>
+                <w:rFonts w:ascii="Arial" w:hAnsi="Arial" w:cs="新細明體"/>
+                <w:color w:val="101010"/>
+                <w:kern w:val="0"/>
+                <w:sz w:val="21"/>
+                <w:szCs w:val="21"/>
+              </w:rPr>
+            </w:pPr>
+          </w:p>
+        </w:tc>
+        <w:tc>
+          <w:tcPr>
+            <w:tcW w:w="900" w:type="pct"/>
+            <w:vMerge/>
+            <w:vAlign w:val="center"/>
+          </w:tcPr>
+          <w:p>
+            <w:pPr>
+              <w:widowControl/>
+              <w:rPr>
+                <w:rFonts w:ascii="Arial" w:hAnsi="Arial" w:cs="新細明體"/>
+                <w:color w:val="101010"/>
+                <w:kern w:val="0"/>
+                <w:sz w:val="21"/>
+                <w:szCs w:val="21"/>
+              </w:rPr>
+            </w:pPr>
+          </w:p>
+        </w:tc>
+        <w:tc>
+          <w:tcPr>
+            <w:tcW w:w="759" w:type="pct"/>
+          </w:tcPr>
+          <w:p>
+            <w:pPr>
+              <w:widowControl/>
+              <w:rPr>
+                <w:rFonts w:ascii="Arial" w:hAnsi="Arial" w:cs="新細明體"/>
+                <w:color w:val="101010"/>
+                <w:kern w:val="0"/>
+                <w:sz w:val="21"/>
+                <w:szCs w:val="21"/>
+              </w:rPr>
+            </w:pPr>
+            <w:r>
+              <w:rPr>
+                <w:rFonts w:ascii="Arial" w:hAnsi="Arial" w:cs="新細明體" w:hint="eastAsia"/>
+                <w:color w:val="101010"/>
+                <w:kern w:val="0"/>
+                <w:sz w:val="21"/>
+                <w:szCs w:val="21"/>
+              </w:rPr>
+              <w:t>綠</w:t>
+            </w:r>
+          </w:p>
+        </w:tc>
+        <w:tc>
+          <w:tcPr>
+            <w:tcW w:w="1061" w:type="pct"/>
+          </w:tcPr>
+          <w:p>
+            <w:pPr>
+              <w:widowControl/>
+              <w:rPr>
+                <w:rFonts w:ascii="Arial" w:hAnsi="Arial" w:cs="新細明體"/>
+                <w:color w:val="101010"/>
+                <w:kern w:val="0"/>
+                <w:sz w:val="21"/>
+                <w:szCs w:val="21"/>
+              </w:rPr>
+            </w:pPr>
+            <w:r>
+              <w:rPr>
+                <w:rFonts w:ascii="Arial" w:hAnsi="Arial" w:cs="新細明體" w:hint="eastAsia"/>
+                <w:color w:val="101010"/>
+                <w:kern w:val="0"/>
+                <w:sz w:val="21"/>
+                <w:szCs w:val="21"/>
+              </w:rPr>
+              <w:t>代謝不住</w:t>
+            </w:r>
+          </w:p>
+        </w:tc>
+      </w:tr>
+      <w:tr>
+        <w:trPr>
+          <w:trHeight w:val="408"/>
+          <w:tblCellSpacing w:w="15" w:type="dxa"/>
+        </w:trPr>
+        <w:tc>
+          <w:tcPr>
+            <w:tcW w:w="222" w:type="pct"/>
+            <w:vMerge/>
+            <w:vAlign w:val="center"/>
+          </w:tcPr>
+          <w:p>
+            <w:pPr>
+              <w:widowControl/>
+              <w:rPr>
+                <w:rFonts w:ascii="Arial" w:hAnsi="Arial" w:cs="新細明體"/>
+                <w:b/>
+                <w:bCs/>
+                <w:color w:val="101010"/>
+                <w:kern w:val="0"/>
+                <w:sz w:val="21"/>
+                <w:szCs w:val="21"/>
+              </w:rPr>
+            </w:pPr>
+          </w:p>
+        </w:tc>
+        <w:tc>
+          <w:tcPr>
+            <w:tcW w:w="840" w:type="pct"/>
+            <w:vMerge/>
+            <w:vAlign w:val="center"/>
+          </w:tcPr>
+          <w:p>
+            <w:pPr>
+              <w:widowControl/>
+              <w:rPr>
+                <w:rFonts w:ascii="Menlo" w:eastAsia="細明體" w:hAnsi="Menlo" w:cs="Menlo"/>
+                <w:color w:val="A31515"/>
+                <w:kern w:val="0"/>
+                <w:sz w:val="19"/>
+                <w:szCs w:val="19"/>
+              </w:rPr>
+            </w:pPr>
+          </w:p>
+        </w:tc>
+        <w:tc>
+          <w:tcPr>
+            <w:tcW w:w="1091" w:type="pct"/>
+            <w:vMerge/>
+            <w:vAlign w:val="center"/>
+          </w:tcPr>
+          <w:p>
+            <w:pPr>
+              <w:widowControl/>
+              <w:rPr>
+                <w:rFonts w:ascii="Arial" w:hAnsi="Arial" w:cs="新細明體"/>
+                <w:color w:val="101010"/>
+                <w:kern w:val="0"/>
+                <w:sz w:val="21"/>
+                <w:szCs w:val="21"/>
+              </w:rPr>
+            </w:pPr>
+          </w:p>
+        </w:tc>
+        <w:tc>
+          <w:tcPr>
+            <w:tcW w:w="900" w:type="pct"/>
+            <w:vMerge/>
+            <w:vAlign w:val="center"/>
+          </w:tcPr>
+          <w:p>
+            <w:pPr>
+              <w:widowControl/>
+              <w:rPr>
+                <w:rFonts w:ascii="Arial" w:hAnsi="Arial" w:cs="新細明體"/>
+                <w:color w:val="101010"/>
+                <w:kern w:val="0"/>
+                <w:sz w:val="21"/>
+                <w:szCs w:val="21"/>
+              </w:rPr>
+            </w:pPr>
+          </w:p>
+        </w:tc>
+        <w:tc>
+          <w:tcPr>
+            <w:tcW w:w="759" w:type="pct"/>
+          </w:tcPr>
+          <w:p>
+            <w:pPr>
+              <w:widowControl/>
+              <w:rPr>
+                <w:rFonts w:ascii="Arial" w:hAnsi="Arial" w:cs="新細明體"/>
+                <w:color w:val="101010"/>
+                <w:kern w:val="0"/>
+                <w:sz w:val="21"/>
+                <w:szCs w:val="21"/>
+              </w:rPr>
+            </w:pPr>
+            <w:r>
+              <w:rPr>
+                <w:rFonts w:ascii="Arial" w:hAnsi="Arial" w:cs="新細明體" w:hint="eastAsia"/>
+                <w:color w:val="101010"/>
+                <w:kern w:val="0"/>
+                <w:sz w:val="21"/>
+                <w:szCs w:val="21"/>
+              </w:rPr>
+              <w:t>綠</w:t>
+            </w:r>
+          </w:p>
+        </w:tc>
+        <w:tc>
+          <w:tcPr>
+            <w:tcW w:w="1061" w:type="pct"/>
+          </w:tcPr>
+          <w:p>
+            <w:pPr>
+              <w:widowControl/>
+              <w:rPr>
+                <w:rFonts w:ascii="Arial" w:hAnsi="Arial" w:cs="新細明體"/>
+                <w:color w:val="101010"/>
+                <w:kern w:val="0"/>
+                <w:sz w:val="21"/>
+                <w:szCs w:val="21"/>
+              </w:rPr>
+            </w:pPr>
+            <w:r>
+              <w:rPr>
+                <w:rFonts w:ascii="Arial" w:hAnsi="Arial" w:cs="新細明體" w:hint="eastAsia"/>
+                <w:color w:val="101010"/>
+                <w:kern w:val="0"/>
+                <w:sz w:val="21"/>
+                <w:szCs w:val="21"/>
+              </w:rPr>
+              <w:t>大愛亮起來</w:t>
             </w:r>
           </w:p>
         </w:tc>
@@ -2889,38 +3555,56 @@
         </w:trPr>
         <w:tc>
           <w:tcPr>
-            <w:tcW w:w="224" w:type="pct"/>
+            <w:tcW w:w="222" w:type="pct"/>
+            <w:vMerge w:val="restart"/>
             <w:vAlign w:val="center"/>
             <w:hideMark/>
           </w:tcPr>
           <w:p>
             <w:pPr>
-              <w:widowControl/>
-              <w:rPr>
-                <w:rFonts w:ascii="Arial" w:hAnsi="Arial" w:cs="新細明體"/>
-                <w:color w:val="101010"/>
-                <w:kern w:val="0"/>
-                <w:sz w:val="21"/>
-                <w:szCs w:val="21"/>
-              </w:rPr>
-            </w:pPr>
-            <w:r>
-              <w:rPr>
-                <w:rFonts w:ascii="Arial" w:hAnsi="Arial" w:cs="新細明體"/>
-                <w:b/>
-                <w:bCs/>
-                <w:color w:val="101010"/>
-                <w:kern w:val="0"/>
-                <w:sz w:val="21"/>
-                <w:szCs w:val="21"/>
-              </w:rPr>
-              <w:t>14</w:t>
-            </w:r>
-          </w:p>
-        </w:tc>
-        <w:tc>
-          <w:tcPr>
-            <w:tcW w:w="841" w:type="pct"/>
+              <w:rPr>
+                <w:rFonts w:ascii="Arial" w:hAnsi="Arial" w:cs="新細明體"/>
+                <w:color w:val="101010"/>
+                <w:kern w:val="0"/>
+                <w:sz w:val="21"/>
+                <w:szCs w:val="21"/>
+              </w:rPr>
+            </w:pPr>
+            <w:r>
+              <w:rPr>
+                <w:rFonts w:ascii="Arial" w:hAnsi="Arial" w:cs="新細明體"/>
+                <w:color w:val="101010"/>
+                <w:kern w:val="0"/>
+                <w:sz w:val="21"/>
+                <w:szCs w:val="21"/>
+              </w:rPr>
+              <w:t>15</w:t>
+            </w:r>
+          </w:p>
+        </w:tc>
+        <w:tc>
+          <w:tcPr>
+            <w:tcW w:w="840" w:type="pct"/>
+            <w:vMerge w:val="restart"/>
+            <w:vAlign w:val="center"/>
+          </w:tcPr>
+          <w:p>
+            <w:pPr>
+              <w:widowControl/>
+              <w:rPr>
+                <w:rFonts w:ascii="Arial" w:hAnsi="Arial" w:cs="新細明體"/>
+                <w:color w:val="101010"/>
+                <w:kern w:val="0"/>
+                <w:sz w:val="21"/>
+                <w:szCs w:val="21"/>
+              </w:rPr>
+            </w:pPr>
+          </w:p>
+        </w:tc>
+        <w:tc>
+          <w:tcPr>
+            <w:tcW w:w="1091" w:type="pct"/>
+            <w:vMerge w:val="restart"/>
             <w:vAlign w:val="center"/>
             <w:hideMark/>
           </w:tcPr>
@@ -2937,19 +3621,28 @@
             </w:pPr>
             <w:r>
               <w:rPr>
-                <w:rFonts w:ascii="Menlo" w:eastAsia="細明體" w:hAnsi="Menlo" w:cs="Menlo"/>
+                <w:rFonts w:ascii="Menlo" w:hAnsi="Menlo" w:cs="Menlo"/>
                 <w:color w:val="A31515"/>
-                <w:kern w:val="0"/>
                 <w:sz w:val="19"/>
                 <w:szCs w:val="19"/>
               </w:rPr>
-              <w:t>humanities2</w:t>
-            </w:r>
-          </w:p>
-        </w:tc>
-        <w:tc>
-          <w:tcPr>
-            <w:tcW w:w="1096" w:type="pct"/>
+              <w:t>10-1</w:t>
+            </w:r>
+            <w:r>
+              <w:rPr>
+                <w:rFonts w:ascii="Menlo" w:hAnsi="Menlo" w:cs="Menlo"/>
+                <w:color w:val="A31515"/>
+                <w:sz w:val="19"/>
+                <w:szCs w:val="19"/>
+              </w:rPr>
+              <w:t>五大洲</w:t>
+            </w:r>
+          </w:p>
+        </w:tc>
+        <w:tc>
+          <w:tcPr>
+            <w:tcW w:w="900" w:type="pct"/>
+            <w:vMerge w:val="restart"/>
             <w:vAlign w:val="center"/>
             <w:hideMark/>
           </w:tcPr>
@@ -2972,37 +3665,158 @@
                 <w:sz w:val="21"/>
                 <w:szCs w:val="21"/>
               </w:rPr>
-              <w:t>09-2</w:t>
-            </w:r>
-            <w:r>
-              <w:rPr>
-                <w:rFonts w:ascii="Arial" w:hAnsi="Arial" w:cs="新細明體"/>
-                <w:color w:val="101010"/>
-                <w:kern w:val="0"/>
-                <w:sz w:val="21"/>
-                <w:szCs w:val="21"/>
-              </w:rPr>
-              <w:t>人文</w:t>
-            </w:r>
-            <w:r>
-              <w:rPr>
-                <w:rFonts w:ascii="Arial" w:hAnsi="Arial" w:cs="新細明體"/>
-                <w:color w:val="101010"/>
-                <w:kern w:val="0"/>
-                <w:sz w:val="21"/>
-                <w:szCs w:val="21"/>
-              </w:rPr>
-              <w:t>(</w:t>
-            </w:r>
-            <w:r>
-              <w:rPr>
-                <w:rFonts w:ascii="Arial" w:hAnsi="Arial" w:cs="新細明體"/>
-                <w:color w:val="101010"/>
-                <w:kern w:val="0"/>
-                <w:sz w:val="21"/>
-                <w:szCs w:val="21"/>
-              </w:rPr>
-              <w:t>主機板</w:t>
+              <w:t>五大洲</w:t>
+            </w:r>
+          </w:p>
+          <w:p>
+            <w:pPr>
+              <w:rPr>
+                <w:rFonts w:ascii="Arial" w:hAnsi="Arial" w:cs="新細明體"/>
+                <w:color w:val="101010"/>
+                <w:kern w:val="0"/>
+                <w:sz w:val="21"/>
+                <w:szCs w:val="21"/>
+              </w:rPr>
+            </w:pPr>
+          </w:p>
+        </w:tc>
+        <w:tc>
+          <w:tcPr>
+            <w:tcW w:w="759" w:type="pct"/>
+          </w:tcPr>
+          <w:p>
+            <w:pPr>
+              <w:widowControl/>
+              <w:rPr>
+                <w:rFonts w:ascii="Arial" w:hAnsi="Arial" w:cs="新細明體"/>
+                <w:color w:val="101010"/>
+                <w:kern w:val="0"/>
+                <w:sz w:val="21"/>
+                <w:szCs w:val="21"/>
+              </w:rPr>
+            </w:pPr>
+            <w:r>
+              <w:rPr>
+                <w:rFonts w:ascii="Arial" w:hAnsi="Arial" w:cs="新細明體"/>
+                <w:color w:val="101010"/>
+                <w:kern w:val="0"/>
+                <w:sz w:val="21"/>
+                <w:szCs w:val="21"/>
+              </w:rPr>
+              <w:t>11/12:</w:t>
+            </w:r>
+          </w:p>
+          <w:p>
+            <w:pPr>
+              <w:widowControl/>
+              <w:rPr>
+                <w:rFonts w:ascii="Arial" w:hAnsi="Arial" w:cs="新細明體"/>
+                <w:color w:val="101010"/>
+                <w:kern w:val="0"/>
+                <w:sz w:val="21"/>
+                <w:szCs w:val="21"/>
+              </w:rPr>
+            </w:pPr>
+            <w:r>
+              <w:rPr>
+                <w:rFonts w:ascii="Arial" w:hAnsi="Arial" w:cs="新細明體"/>
+                <w:color w:val="101010"/>
+                <w:kern w:val="0"/>
+                <w:sz w:val="21"/>
+                <w:szCs w:val="21"/>
+              </w:rPr>
+              <w:t>11/13:</w:t>
+            </w:r>
+          </w:p>
+          <w:p>
+            <w:pPr>
+              <w:widowControl/>
+              <w:rPr>
+                <w:rFonts w:ascii="Arial" w:hAnsi="Arial" w:cs="新細明體"/>
+                <w:color w:val="101010"/>
+                <w:kern w:val="0"/>
+                <w:sz w:val="21"/>
+                <w:szCs w:val="21"/>
+              </w:rPr>
+            </w:pPr>
+            <w:r>
+              <w:rPr>
+                <w:rFonts w:ascii="Arial" w:hAnsi="Arial" w:cs="新細明體"/>
+                <w:color w:val="101010"/>
+                <w:kern w:val="0"/>
+                <w:sz w:val="21"/>
+                <w:szCs w:val="21"/>
+              </w:rPr>
+              <w:t>11/14:</w:t>
+            </w:r>
+          </w:p>
+          <w:p>
+            <w:pPr>
+              <w:widowControl/>
+              <w:rPr>
+                <w:rFonts w:ascii="Arial" w:hAnsi="Arial" w:cs="新細明體"/>
+                <w:color w:val="101010"/>
+                <w:kern w:val="0"/>
+                <w:sz w:val="21"/>
+                <w:szCs w:val="21"/>
+              </w:rPr>
+            </w:pPr>
+            <w:r>
+              <w:rPr>
+                <w:rFonts w:ascii="Arial" w:hAnsi="Arial" w:cs="新細明體"/>
+                <w:color w:val="101010"/>
+                <w:kern w:val="0"/>
+                <w:sz w:val="21"/>
+                <w:szCs w:val="21"/>
+              </w:rPr>
+              <w:t>11/15:</w:t>
+            </w:r>
+          </w:p>
+        </w:tc>
+        <w:tc>
+          <w:tcPr>
+            <w:tcW w:w="1061" w:type="pct"/>
+          </w:tcPr>
+          <w:p>
+            <w:pPr>
+              <w:widowControl/>
+              <w:rPr>
+                <w:rFonts w:ascii="Arial" w:hAnsi="Arial" w:cs="新細明體"/>
+                <w:color w:val="101010"/>
+                <w:kern w:val="0"/>
+                <w:sz w:val="21"/>
+                <w:szCs w:val="21"/>
+              </w:rPr>
+            </w:pPr>
+            <w:r>
+              <w:rPr>
+                <w:rFonts w:ascii="Arial" w:hAnsi="Arial" w:cs="新細明體"/>
+                <w:color w:val="101010"/>
+                <w:kern w:val="0"/>
+                <w:sz w:val="21"/>
+                <w:szCs w:val="21"/>
+              </w:rPr>
+              <w:t>五</w:t>
+            </w:r>
+            <w:r>
+              <w:rPr>
+                <w:rFonts w:ascii="Arial" w:hAnsi="Arial" w:cs="新細明體"/>
+                <w:color w:val="101010"/>
+                <w:kern w:val="0"/>
+                <w:sz w:val="21"/>
+                <w:szCs w:val="21"/>
+              </w:rPr>
+              <w:t xml:space="preserve"> (</w:t>
+            </w:r>
+            <w:r>
+              <w:rPr>
+                <w:rFonts w:ascii="Arial" w:hAnsi="Arial" w:cs="新細明體" w:hint="eastAsia"/>
+                <w:color w:val="101010"/>
+                <w:kern w:val="0"/>
+                <w:sz w:val="21"/>
+                <w:szCs w:val="21"/>
+              </w:rPr>
+              <w:t>台灣</w:t>
             </w:r>
             <w:r>
               <w:rPr>
@@ -3015,185 +3829,242 @@
               <w:t>)</w:t>
             </w:r>
           </w:p>
-        </w:tc>
-        <w:tc>
-          <w:tcPr>
-            <w:tcW w:w="905" w:type="pct"/>
-            <w:vAlign w:val="center"/>
-            <w:hideMark/>
-          </w:tcPr>
-          <w:p>
-            <w:pPr>
-              <w:widowControl/>
-              <w:rPr>
-                <w:rFonts w:ascii="Arial" w:hAnsi="Arial" w:cs="新細明體"/>
-                <w:color w:val="101010"/>
-                <w:kern w:val="0"/>
-                <w:sz w:val="21"/>
-                <w:szCs w:val="21"/>
-              </w:rPr>
-            </w:pPr>
-            <w:r>
-              <w:rPr>
-                <w:rFonts w:ascii="Arial" w:hAnsi="Arial" w:cs="新細明體"/>
-                <w:color w:val="101010"/>
-                <w:kern w:val="0"/>
-                <w:sz w:val="21"/>
-                <w:szCs w:val="21"/>
-              </w:rPr>
-              <w:t>人文</w:t>
-            </w:r>
-            <w:r>
-              <w:rPr>
-                <w:rFonts w:ascii="Arial" w:hAnsi="Arial" w:cs="新細明體"/>
-                <w:color w:val="101010"/>
-                <w:kern w:val="0"/>
-                <w:sz w:val="21"/>
-                <w:szCs w:val="21"/>
-              </w:rPr>
-              <w:t>(</w:t>
-            </w:r>
-            <w:r>
-              <w:rPr>
-                <w:rFonts w:ascii="Arial" w:hAnsi="Arial" w:cs="新細明體"/>
-                <w:color w:val="101010"/>
-                <w:kern w:val="0"/>
-                <w:sz w:val="21"/>
-                <w:szCs w:val="21"/>
-              </w:rPr>
-              <w:t>主機板</w:t>
-            </w:r>
-            <w:r>
-              <w:rPr>
-                <w:rFonts w:ascii="Arial" w:hAnsi="Arial" w:cs="新細明體"/>
-                <w:color w:val="101010"/>
-                <w:kern w:val="0"/>
-                <w:sz w:val="21"/>
-                <w:szCs w:val="21"/>
-              </w:rPr>
-              <w:t>)</w:t>
-            </w:r>
-          </w:p>
-        </w:tc>
-        <w:tc>
-          <w:tcPr>
-            <w:tcW w:w="762" w:type="pct"/>
-          </w:tcPr>
-          <w:p>
-            <w:pPr>
-              <w:widowControl/>
-              <w:rPr>
-                <w:rFonts w:ascii="Arial" w:hAnsi="Arial" w:cs="新細明體"/>
-                <w:color w:val="101010"/>
-                <w:kern w:val="0"/>
-                <w:sz w:val="21"/>
-                <w:szCs w:val="21"/>
-              </w:rPr>
-            </w:pPr>
-          </w:p>
-          <w:p>
-            <w:pPr>
-              <w:widowControl/>
-              <w:rPr>
-                <w:rFonts w:ascii="Arial" w:hAnsi="Arial" w:cs="新細明體"/>
-                <w:color w:val="101010"/>
-                <w:kern w:val="0"/>
-                <w:sz w:val="21"/>
-                <w:szCs w:val="21"/>
-              </w:rPr>
-            </w:pPr>
-          </w:p>
-          <w:p>
-            <w:pPr>
-              <w:widowControl/>
-              <w:rPr>
-                <w:rFonts w:ascii="Arial" w:hAnsi="Arial" w:cs="新細明體"/>
-                <w:color w:val="101010"/>
-                <w:kern w:val="0"/>
-                <w:sz w:val="21"/>
-                <w:szCs w:val="21"/>
-              </w:rPr>
-            </w:pPr>
-            <w:r>
-              <w:rPr>
-                <w:rFonts w:ascii="Arial" w:hAnsi="Arial" w:cs="新細明體" w:hint="eastAsia"/>
-                <w:color w:val="101010"/>
-                <w:kern w:val="0"/>
-                <w:sz w:val="21"/>
-                <w:szCs w:val="21"/>
-              </w:rPr>
-              <w:t>綠</w:t>
-            </w:r>
-          </w:p>
-        </w:tc>
-        <w:tc>
-          <w:tcPr>
-            <w:tcW w:w="1046" w:type="pct"/>
-          </w:tcPr>
-          <w:p>
-            <w:pPr>
-              <w:widowControl/>
-              <w:rPr>
-                <w:rFonts w:ascii="Arial" w:hAnsi="Arial" w:cs="新細明體"/>
-                <w:color w:val="101010"/>
-                <w:kern w:val="0"/>
-                <w:sz w:val="21"/>
-                <w:szCs w:val="21"/>
-              </w:rPr>
-            </w:pPr>
-            <w:r>
-              <w:rPr>
-                <w:rFonts w:ascii="Arial" w:hAnsi="Arial" w:cs="新細明體" w:hint="eastAsia"/>
-                <w:color w:val="101010"/>
-                <w:kern w:val="0"/>
-                <w:sz w:val="21"/>
-                <w:szCs w:val="21"/>
-              </w:rPr>
-              <w:t>天空破了洞</w:t>
-            </w:r>
-          </w:p>
-          <w:p>
-            <w:pPr>
-              <w:widowControl/>
-              <w:rPr>
-                <w:rFonts w:ascii="Arial" w:hAnsi="Arial" w:cs="新細明體"/>
-                <w:color w:val="101010"/>
-                <w:kern w:val="0"/>
-                <w:sz w:val="21"/>
-                <w:szCs w:val="21"/>
-              </w:rPr>
-            </w:pPr>
-            <w:r>
-              <w:rPr>
-                <w:rFonts w:ascii="Arial" w:hAnsi="Arial" w:cs="新細明體" w:hint="eastAsia"/>
-                <w:color w:val="101010"/>
-                <w:kern w:val="0"/>
-                <w:sz w:val="21"/>
-                <w:szCs w:val="21"/>
-              </w:rPr>
-              <w:t>做環保</w:t>
-            </w:r>
-          </w:p>
-          <w:p>
-            <w:pPr>
-              <w:widowControl/>
-              <w:rPr>
-                <w:rFonts w:ascii="Arial" w:hAnsi="Arial" w:cs="新細明體"/>
-                <w:color w:val="101010"/>
-                <w:kern w:val="0"/>
-                <w:sz w:val="21"/>
-                <w:szCs w:val="21"/>
-              </w:rPr>
-            </w:pPr>
-            <w:r>
-              <w:rPr>
-                <w:rFonts w:ascii="Arial" w:hAnsi="Arial" w:cs="新細明體" w:hint="eastAsia"/>
-                <w:color w:val="101010"/>
-                <w:kern w:val="0"/>
-                <w:sz w:val="21"/>
-                <w:szCs w:val="21"/>
-              </w:rPr>
-              <w:t>代謝不著</w:t>
+          <w:p>
+            <w:pPr>
+              <w:widowControl/>
+              <w:rPr>
+                <w:rFonts w:ascii="Arial" w:hAnsi="Arial" w:cs="新細明體"/>
+                <w:color w:val="101010"/>
+                <w:kern w:val="0"/>
+                <w:sz w:val="21"/>
+                <w:szCs w:val="21"/>
+              </w:rPr>
+            </w:pPr>
+            <w:r>
+              <w:rPr>
+                <w:rFonts w:ascii="Arial" w:hAnsi="Arial" w:cs="新細明體"/>
+                <w:color w:val="101010"/>
+                <w:kern w:val="0"/>
+                <w:sz w:val="21"/>
+                <w:szCs w:val="21"/>
+              </w:rPr>
+              <w:t>11/12:</w:t>
+            </w:r>
+            <w:r>
+              <w:rPr>
+                <w:rFonts w:ascii="Arial" w:hAnsi="Arial" w:cs="新細明體" w:hint="eastAsia"/>
+                <w:color w:val="101010"/>
+                <w:kern w:val="0"/>
+                <w:sz w:val="21"/>
+                <w:szCs w:val="21"/>
+              </w:rPr>
+              <w:t>五洲</w:t>
+            </w:r>
+            <w:r>
+              <w:rPr>
+                <w:rFonts w:ascii="Arial" w:hAnsi="Arial" w:cs="新細明體"/>
+                <w:color w:val="101010"/>
+                <w:kern w:val="0"/>
+                <w:sz w:val="21"/>
+                <w:szCs w:val="21"/>
+              </w:rPr>
+              <w:t>-</w:t>
+            </w:r>
+            <w:r>
+              <w:rPr>
+                <w:rFonts w:ascii="Arial" w:hAnsi="Arial" w:cs="新細明體" w:hint="eastAsia"/>
+                <w:color w:val="101010"/>
+                <w:kern w:val="0"/>
+                <w:sz w:val="21"/>
+                <w:szCs w:val="21"/>
+              </w:rPr>
+              <w:t>樂生</w:t>
+            </w:r>
+          </w:p>
+          <w:p>
+            <w:pPr>
+              <w:widowControl/>
+              <w:rPr>
+                <w:rFonts w:ascii="Arial" w:hAnsi="Arial" w:cs="新細明體"/>
+                <w:color w:val="101010"/>
+                <w:kern w:val="0"/>
+                <w:sz w:val="21"/>
+                <w:szCs w:val="21"/>
+              </w:rPr>
+            </w:pPr>
+            <w:r>
+              <w:rPr>
+                <w:rFonts w:ascii="Arial" w:hAnsi="Arial" w:cs="新細明體"/>
+                <w:color w:val="101010"/>
+                <w:kern w:val="0"/>
+                <w:sz w:val="21"/>
+                <w:szCs w:val="21"/>
+              </w:rPr>
+              <w:t>11/13:</w:t>
+            </w:r>
+            <w:r>
+              <w:rPr>
+                <w:rFonts w:ascii="Arial" w:hAnsi="Arial" w:cs="新細明體" w:hint="eastAsia"/>
+                <w:color w:val="101010"/>
+                <w:kern w:val="0"/>
+                <w:sz w:val="21"/>
+                <w:szCs w:val="21"/>
+              </w:rPr>
+              <w:t xml:space="preserve"> </w:t>
+            </w:r>
+            <w:r>
+              <w:rPr>
+                <w:rFonts w:ascii="Arial" w:hAnsi="Arial" w:cs="新細明體" w:hint="eastAsia"/>
+                <w:color w:val="101010"/>
+                <w:kern w:val="0"/>
+                <w:sz w:val="21"/>
+                <w:szCs w:val="21"/>
+              </w:rPr>
+              <w:t>五洲</w:t>
+            </w:r>
+            <w:r>
+              <w:rPr>
+                <w:rFonts w:ascii="Arial" w:hAnsi="Arial" w:cs="新細明體"/>
+                <w:color w:val="101010"/>
+                <w:kern w:val="0"/>
+                <w:sz w:val="21"/>
+                <w:szCs w:val="21"/>
+              </w:rPr>
+              <w:t>-</w:t>
+            </w:r>
+            <w:r>
+              <w:rPr>
+                <w:rFonts w:ascii="Arial" w:hAnsi="Arial" w:cs="新細明體" w:hint="eastAsia"/>
+                <w:color w:val="101010"/>
+                <w:kern w:val="0"/>
+                <w:sz w:val="21"/>
+                <w:szCs w:val="21"/>
+              </w:rPr>
+              <w:t>土地公</w:t>
+            </w:r>
+          </w:p>
+          <w:p>
+            <w:pPr>
+              <w:widowControl/>
+              <w:rPr>
+                <w:rFonts w:ascii="Arial" w:hAnsi="Arial" w:cs="新細明體"/>
+                <w:color w:val="101010"/>
+                <w:kern w:val="0"/>
+                <w:sz w:val="21"/>
+                <w:szCs w:val="21"/>
+              </w:rPr>
+            </w:pPr>
+            <w:r>
+              <w:rPr>
+                <w:rFonts w:ascii="Arial" w:hAnsi="Arial" w:cs="新細明體"/>
+                <w:color w:val="101010"/>
+                <w:kern w:val="0"/>
+                <w:sz w:val="21"/>
+                <w:szCs w:val="21"/>
+              </w:rPr>
+              <w:t>11/14:</w:t>
+            </w:r>
+            <w:r>
+              <w:rPr>
+                <w:rFonts w:ascii="Arial" w:hAnsi="Arial" w:cs="新細明體" w:hint="eastAsia"/>
+                <w:color w:val="101010"/>
+                <w:kern w:val="0"/>
+                <w:sz w:val="21"/>
+                <w:szCs w:val="21"/>
+              </w:rPr>
+              <w:t xml:space="preserve"> </w:t>
+            </w:r>
+            <w:r>
+              <w:rPr>
+                <w:rFonts w:ascii="Arial" w:hAnsi="Arial" w:cs="新細明體" w:hint="eastAsia"/>
+                <w:color w:val="101010"/>
+                <w:kern w:val="0"/>
+                <w:sz w:val="21"/>
+                <w:szCs w:val="21"/>
+              </w:rPr>
+              <w:t>五洲</w:t>
+            </w:r>
+            <w:r>
+              <w:rPr>
+                <w:rFonts w:ascii="Arial" w:hAnsi="Arial" w:cs="新細明體"/>
+                <w:color w:val="101010"/>
+                <w:kern w:val="0"/>
+                <w:sz w:val="21"/>
+                <w:szCs w:val="21"/>
+              </w:rPr>
+              <w:t>-</w:t>
+            </w:r>
+            <w:r>
+              <w:rPr>
+                <w:rFonts w:ascii="Arial" w:hAnsi="Arial" w:cs="新細明體" w:hint="eastAsia"/>
+                <w:color w:val="101010"/>
+                <w:kern w:val="0"/>
+                <w:sz w:val="21"/>
+                <w:szCs w:val="21"/>
+              </w:rPr>
+              <w:t>撿石</w:t>
+            </w:r>
+          </w:p>
+          <w:p>
+            <w:pPr>
+              <w:widowControl/>
+              <w:rPr>
+                <w:rFonts w:ascii="Arial" w:hAnsi="Arial" w:cs="新細明體"/>
+                <w:color w:val="101010"/>
+                <w:kern w:val="0"/>
+                <w:sz w:val="21"/>
+                <w:szCs w:val="21"/>
+              </w:rPr>
+            </w:pPr>
+            <w:r>
+              <w:rPr>
+                <w:rFonts w:ascii="Arial" w:hAnsi="Arial" w:cs="新細明體"/>
+                <w:color w:val="101010"/>
+                <w:kern w:val="0"/>
+                <w:sz w:val="21"/>
+                <w:szCs w:val="21"/>
+              </w:rPr>
+              <w:t>11/15:</w:t>
+            </w:r>
+            <w:r>
+              <w:rPr>
+                <w:rFonts w:ascii="Arial" w:hAnsi="Arial" w:cs="新細明體" w:hint="eastAsia"/>
+                <w:color w:val="101010"/>
+                <w:kern w:val="0"/>
+                <w:sz w:val="21"/>
+                <w:szCs w:val="21"/>
+              </w:rPr>
+              <w:t xml:space="preserve"> </w:t>
+            </w:r>
+            <w:r>
+              <w:rPr>
+                <w:rFonts w:ascii="Arial" w:hAnsi="Arial" w:cs="新細明體" w:hint="eastAsia"/>
+                <w:color w:val="101010"/>
+                <w:kern w:val="0"/>
+                <w:sz w:val="21"/>
+                <w:szCs w:val="21"/>
+              </w:rPr>
+              <w:t>五洲</w:t>
+            </w:r>
+            <w:r>
+              <w:rPr>
+                <w:rFonts w:ascii="Arial" w:hAnsi="Arial" w:cs="新細明體"/>
+                <w:color w:val="101010"/>
+                <w:kern w:val="0"/>
+                <w:sz w:val="21"/>
+                <w:szCs w:val="21"/>
+              </w:rPr>
+              <w:t>-</w:t>
+            </w:r>
+            <w:r>
+              <w:rPr>
+                <w:rFonts w:ascii="Arial" w:hAnsi="Arial" w:cs="新細明體" w:hint="eastAsia"/>
+                <w:color w:val="101010"/>
+                <w:kern w:val="0"/>
+                <w:sz w:val="21"/>
+                <w:szCs w:val="21"/>
+              </w:rPr>
+              <w:t>樂生</w:t>
             </w:r>
           </w:p>
         </w:tc>
@@ -3204,8 +4075,8 @@
         </w:trPr>
         <w:tc>
           <w:tcPr>
-            <w:tcW w:w="224" w:type="pct"/>
-            <w:vMerge w:val="restart"/>
+            <w:tcW w:w="222" w:type="pct"/>
+            <w:vMerge/>
             <w:vAlign w:val="center"/>
             <w:hideMark/>
           </w:tcPr>
@@ -3219,119 +4090,68 @@
                 <w:szCs w:val="21"/>
               </w:rPr>
             </w:pPr>
-            <w:r>
-              <w:rPr>
-                <w:rFonts w:ascii="Arial" w:hAnsi="Arial" w:cs="新細明體"/>
-                <w:color w:val="101010"/>
-                <w:kern w:val="0"/>
-                <w:sz w:val="21"/>
-                <w:szCs w:val="21"/>
-              </w:rPr>
-              <w:t>15</w:t>
-            </w:r>
-          </w:p>
-        </w:tc>
-        <w:tc>
-          <w:tcPr>
-            <w:tcW w:w="841" w:type="pct"/>
-            <w:vMerge w:val="restart"/>
-            <w:vAlign w:val="center"/>
-          </w:tcPr>
-          <w:p>
-            <w:pPr>
-              <w:widowControl/>
-              <w:rPr>
-                <w:rFonts w:ascii="Arial" w:hAnsi="Arial" w:cs="新細明體"/>
-                <w:color w:val="101010"/>
-                <w:kern w:val="0"/>
-                <w:sz w:val="21"/>
-                <w:szCs w:val="21"/>
-              </w:rPr>
-            </w:pPr>
-          </w:p>
-        </w:tc>
-        <w:tc>
-          <w:tcPr>
-            <w:tcW w:w="1096" w:type="pct"/>
-            <w:vMerge w:val="restart"/>
+          </w:p>
+        </w:tc>
+        <w:tc>
+          <w:tcPr>
+            <w:tcW w:w="840" w:type="pct"/>
+            <w:vMerge/>
+            <w:vAlign w:val="center"/>
+          </w:tcPr>
+          <w:p>
+            <w:pPr>
+              <w:widowControl/>
+              <w:rPr>
+                <w:rFonts w:ascii="Arial" w:hAnsi="Arial" w:cs="新細明體"/>
+                <w:color w:val="101010"/>
+                <w:kern w:val="0"/>
+                <w:sz w:val="21"/>
+                <w:szCs w:val="21"/>
+              </w:rPr>
+            </w:pPr>
+          </w:p>
+        </w:tc>
+        <w:tc>
+          <w:tcPr>
+            <w:tcW w:w="1091" w:type="pct"/>
+            <w:vMerge/>
+            <w:vAlign w:val="center"/>
+          </w:tcPr>
+          <w:p>
+            <w:pPr>
+              <w:widowControl/>
+              <w:rPr>
+                <w:rFonts w:ascii="Arial" w:hAnsi="Arial" w:cs="新細明體"/>
+                <w:color w:val="101010"/>
+                <w:kern w:val="0"/>
+                <w:sz w:val="21"/>
+                <w:szCs w:val="21"/>
+              </w:rPr>
+            </w:pPr>
+          </w:p>
+        </w:tc>
+        <w:tc>
+          <w:tcPr>
+            <w:tcW w:w="900" w:type="pct"/>
+            <w:vMerge/>
             <w:vAlign w:val="center"/>
             <w:hideMark/>
           </w:tcPr>
           <w:p>
             <w:pPr>
-              <w:widowControl/>
-              <w:rPr>
-                <w:rFonts w:ascii="Arial" w:hAnsi="Arial" w:cs="新細明體"/>
-                <w:color w:val="101010"/>
-                <w:kern w:val="0"/>
-                <w:sz w:val="21"/>
-                <w:szCs w:val="21"/>
-              </w:rPr>
-            </w:pPr>
-            <w:r>
-              <w:rPr>
-                <w:rFonts w:ascii="Menlo" w:hAnsi="Menlo" w:cs="Menlo"/>
-                <w:color w:val="A31515"/>
-                <w:sz w:val="19"/>
-                <w:szCs w:val="19"/>
-              </w:rPr>
-              <w:t>10-1</w:t>
-            </w:r>
-            <w:r>
-              <w:rPr>
-                <w:rFonts w:ascii="Menlo" w:hAnsi="Menlo" w:cs="Menlo"/>
-                <w:color w:val="A31515"/>
-                <w:sz w:val="19"/>
-                <w:szCs w:val="19"/>
-              </w:rPr>
-              <w:t>五大洲</w:t>
-            </w:r>
-          </w:p>
-        </w:tc>
-        <w:tc>
-          <w:tcPr>
-            <w:tcW w:w="905" w:type="pct"/>
-            <w:vMerge w:val="restart"/>
-            <w:vAlign w:val="center"/>
-            <w:hideMark/>
-          </w:tcPr>
-          <w:p>
-            <w:pPr>
-              <w:widowControl/>
-              <w:rPr>
-                <w:rFonts w:ascii="Arial" w:hAnsi="Arial" w:cs="新細明體"/>
-                <w:color w:val="101010"/>
-                <w:kern w:val="0"/>
-                <w:sz w:val="21"/>
-                <w:szCs w:val="21"/>
-              </w:rPr>
-            </w:pPr>
-            <w:r>
-              <w:rPr>
-                <w:rFonts w:ascii="Arial" w:hAnsi="Arial" w:cs="新細明體"/>
-                <w:color w:val="101010"/>
-                <w:kern w:val="0"/>
-                <w:sz w:val="21"/>
-                <w:szCs w:val="21"/>
-              </w:rPr>
-              <w:t>五大洲</w:t>
-            </w:r>
-          </w:p>
-          <w:p>
-            <w:pPr>
-              <w:rPr>
-                <w:rFonts w:ascii="Arial" w:hAnsi="Arial" w:cs="新細明體"/>
-                <w:color w:val="101010"/>
-                <w:kern w:val="0"/>
-                <w:sz w:val="21"/>
-                <w:szCs w:val="21"/>
-              </w:rPr>
-            </w:pPr>
-          </w:p>
-        </w:tc>
-        <w:tc>
-          <w:tcPr>
-            <w:tcW w:w="762" w:type="pct"/>
+              <w:rPr>
+                <w:rFonts w:ascii="Arial" w:hAnsi="Arial" w:cs="新細明體"/>
+                <w:color w:val="101010"/>
+                <w:kern w:val="0"/>
+                <w:sz w:val="21"/>
+                <w:szCs w:val="21"/>
+              </w:rPr>
+            </w:pPr>
+          </w:p>
+        </w:tc>
+        <w:tc>
+          <w:tcPr>
+            <w:tcW w:w="759" w:type="pct"/>
           </w:tcPr>
           <w:p>
             <w:pPr>
@@ -3354,6 +4174,16 @@
               </w:rPr>
               <w:t>11/12:</w:t>
             </w:r>
+            <w:r>
+              <w:rPr>
+                <w:rFonts w:ascii="Arial" w:hAnsi="Arial" w:cs="新細明體" w:hint="eastAsia"/>
+                <w:color w:val="101010"/>
+                <w:kern w:val="0"/>
+                <w:sz w:val="21"/>
+                <w:szCs w:val="21"/>
+              </w:rPr>
+              <w:t>綠</w:t>
+            </w:r>
           </w:p>
           <w:p>
             <w:pPr>
@@ -3376,6 +4206,16 @@
               </w:rPr>
               <w:t>11/13:</w:t>
             </w:r>
+            <w:r>
+              <w:rPr>
+                <w:rFonts w:ascii="Arial" w:hAnsi="Arial" w:cs="新細明體" w:hint="eastAsia"/>
+                <w:color w:val="101010"/>
+                <w:kern w:val="0"/>
+                <w:sz w:val="21"/>
+                <w:szCs w:val="21"/>
+              </w:rPr>
+              <w:t>綠</w:t>
+            </w:r>
           </w:p>
           <w:p>
             <w:pPr>
@@ -3398,6 +4238,16 @@
               </w:rPr>
               <w:t>11/14:</w:t>
             </w:r>
+            <w:r>
+              <w:rPr>
+                <w:rFonts w:ascii="Arial" w:hAnsi="Arial" w:cs="新細明體" w:hint="eastAsia"/>
+                <w:color w:val="101010"/>
+                <w:kern w:val="0"/>
+                <w:sz w:val="21"/>
+                <w:szCs w:val="21"/>
+              </w:rPr>
+              <w:t>綠</w:t>
+            </w:r>
           </w:p>
           <w:p>
             <w:pPr>
@@ -3420,300 +4270,41 @@
               </w:rPr>
               <w:t>11/15:</w:t>
             </w:r>
-          </w:p>
-        </w:tc>
-        <w:tc>
-          <w:tcPr>
-            <w:tcW w:w="1046" w:type="pct"/>
-          </w:tcPr>
-          <w:p>
-            <w:pPr>
-              <w:widowControl/>
-              <w:rPr>
-                <w:rFonts w:ascii="Arial" w:hAnsi="Arial" w:cs="新細明體"/>
-                <w:color w:val="101010"/>
-                <w:kern w:val="0"/>
-                <w:sz w:val="21"/>
-                <w:szCs w:val="21"/>
-              </w:rPr>
-            </w:pPr>
-            <w:r>
-              <w:rPr>
-                <w:rFonts w:ascii="Arial" w:hAnsi="Arial" w:cs="新細明體"/>
-                <w:color w:val="101010"/>
-                <w:kern w:val="0"/>
-                <w:sz w:val="21"/>
-                <w:szCs w:val="21"/>
-              </w:rPr>
-              <w:t>五</w:t>
-            </w:r>
-            <w:r>
-              <w:rPr>
-                <w:rFonts w:ascii="Arial" w:hAnsi="Arial" w:cs="新細明體"/>
-                <w:color w:val="101010"/>
-                <w:kern w:val="0"/>
-                <w:sz w:val="21"/>
-                <w:szCs w:val="21"/>
-              </w:rPr>
-              <w:t xml:space="preserve"> (</w:t>
-            </w:r>
-            <w:r>
-              <w:rPr>
-                <w:rFonts w:ascii="Arial" w:hAnsi="Arial" w:cs="新細明體" w:hint="eastAsia"/>
-                <w:color w:val="101010"/>
-                <w:kern w:val="0"/>
-                <w:sz w:val="21"/>
-                <w:szCs w:val="21"/>
-              </w:rPr>
-              <w:t>台灣</w:t>
-            </w:r>
-            <w:r>
-              <w:rPr>
-                <w:rFonts w:ascii="Arial" w:hAnsi="Arial" w:cs="新細明體"/>
-                <w:color w:val="101010"/>
-                <w:kern w:val="0"/>
-                <w:sz w:val="21"/>
-                <w:szCs w:val="21"/>
-              </w:rPr>
-              <w:t>)</w:t>
-            </w:r>
-          </w:p>
-          <w:p>
-            <w:pPr>
-              <w:widowControl/>
-              <w:rPr>
-                <w:rFonts w:ascii="Arial" w:hAnsi="Arial" w:cs="新細明體"/>
-                <w:color w:val="101010"/>
-                <w:kern w:val="0"/>
-                <w:sz w:val="21"/>
-                <w:szCs w:val="21"/>
-              </w:rPr>
-            </w:pPr>
-            <w:r>
-              <w:rPr>
-                <w:rFonts w:ascii="Arial" w:hAnsi="Arial" w:cs="新細明體"/>
-                <w:color w:val="101010"/>
-                <w:kern w:val="0"/>
-                <w:sz w:val="21"/>
-                <w:szCs w:val="21"/>
-              </w:rPr>
-              <w:t>11/12:</w:t>
-            </w:r>
-            <w:r>
-              <w:rPr>
-                <w:rFonts w:ascii="Arial" w:hAnsi="Arial" w:cs="新細明體" w:hint="eastAsia"/>
-                <w:color w:val="101010"/>
-                <w:kern w:val="0"/>
-                <w:sz w:val="21"/>
-                <w:szCs w:val="21"/>
-              </w:rPr>
-              <w:t>五洲</w:t>
-            </w:r>
-            <w:r>
-              <w:rPr>
-                <w:rFonts w:ascii="Arial" w:hAnsi="Arial" w:cs="新細明體"/>
-                <w:color w:val="101010"/>
-                <w:kern w:val="0"/>
-                <w:sz w:val="21"/>
-                <w:szCs w:val="21"/>
-              </w:rPr>
-              <w:t>-</w:t>
-            </w:r>
-            <w:r>
-              <w:rPr>
-                <w:rFonts w:ascii="Arial" w:hAnsi="Arial" w:cs="新細明體" w:hint="eastAsia"/>
-                <w:color w:val="101010"/>
-                <w:kern w:val="0"/>
-                <w:sz w:val="21"/>
-                <w:szCs w:val="21"/>
-              </w:rPr>
-              <w:t>樂生</w:t>
-            </w:r>
-          </w:p>
-          <w:p>
-            <w:pPr>
-              <w:widowControl/>
-              <w:rPr>
-                <w:rFonts w:ascii="Arial" w:hAnsi="Arial" w:cs="新細明體"/>
-                <w:color w:val="101010"/>
-                <w:kern w:val="0"/>
-                <w:sz w:val="21"/>
-                <w:szCs w:val="21"/>
-              </w:rPr>
-            </w:pPr>
-            <w:r>
-              <w:rPr>
-                <w:rFonts w:ascii="Arial" w:hAnsi="Arial" w:cs="新細明體"/>
-                <w:color w:val="101010"/>
-                <w:kern w:val="0"/>
-                <w:sz w:val="21"/>
-                <w:szCs w:val="21"/>
-              </w:rPr>
-              <w:t>11/13:</w:t>
-            </w:r>
-            <w:r>
-              <w:rPr>
-                <w:rFonts w:ascii="Arial" w:hAnsi="Arial" w:cs="新細明體" w:hint="eastAsia"/>
-                <w:color w:val="101010"/>
-                <w:kern w:val="0"/>
-                <w:sz w:val="21"/>
-                <w:szCs w:val="21"/>
-              </w:rPr>
-              <w:t xml:space="preserve"> </w:t>
-            </w:r>
-            <w:r>
-              <w:rPr>
-                <w:rFonts w:ascii="Arial" w:hAnsi="Arial" w:cs="新細明體" w:hint="eastAsia"/>
-                <w:color w:val="101010"/>
-                <w:kern w:val="0"/>
-                <w:sz w:val="21"/>
-                <w:szCs w:val="21"/>
-              </w:rPr>
-              <w:t>五洲</w:t>
-            </w:r>
-            <w:r>
-              <w:rPr>
-                <w:rFonts w:ascii="Arial" w:hAnsi="Arial" w:cs="新細明體"/>
-                <w:color w:val="101010"/>
-                <w:kern w:val="0"/>
-                <w:sz w:val="21"/>
-                <w:szCs w:val="21"/>
-              </w:rPr>
-              <w:t>-</w:t>
-            </w:r>
-            <w:r>
-              <w:rPr>
-                <w:rFonts w:ascii="Arial" w:hAnsi="Arial" w:cs="新細明體" w:hint="eastAsia"/>
-                <w:color w:val="101010"/>
-                <w:kern w:val="0"/>
-                <w:sz w:val="21"/>
-                <w:szCs w:val="21"/>
-              </w:rPr>
-              <w:t>土地公</w:t>
-            </w:r>
-          </w:p>
-          <w:p>
-            <w:pPr>
-              <w:widowControl/>
-              <w:rPr>
-                <w:rFonts w:ascii="Arial" w:hAnsi="Arial" w:cs="新細明體"/>
-                <w:color w:val="101010"/>
-                <w:kern w:val="0"/>
-                <w:sz w:val="21"/>
-                <w:szCs w:val="21"/>
-              </w:rPr>
-            </w:pPr>
-            <w:r>
-              <w:rPr>
-                <w:rFonts w:ascii="Arial" w:hAnsi="Arial" w:cs="新細明體"/>
-                <w:color w:val="101010"/>
-                <w:kern w:val="0"/>
-                <w:sz w:val="21"/>
-                <w:szCs w:val="21"/>
-              </w:rPr>
-              <w:t>11/14:</w:t>
-            </w:r>
-            <w:r>
-              <w:rPr>
-                <w:rFonts w:ascii="Arial" w:hAnsi="Arial" w:cs="新細明體" w:hint="eastAsia"/>
-                <w:color w:val="101010"/>
-                <w:kern w:val="0"/>
-                <w:sz w:val="21"/>
-                <w:szCs w:val="21"/>
-              </w:rPr>
-              <w:t xml:space="preserve"> </w:t>
-            </w:r>
-            <w:r>
-              <w:rPr>
-                <w:rFonts w:ascii="Arial" w:hAnsi="Arial" w:cs="新細明體" w:hint="eastAsia"/>
-                <w:color w:val="101010"/>
-                <w:kern w:val="0"/>
-                <w:sz w:val="21"/>
-                <w:szCs w:val="21"/>
-              </w:rPr>
-              <w:t>五洲</w:t>
-            </w:r>
-            <w:r>
-              <w:rPr>
-                <w:rFonts w:ascii="Arial" w:hAnsi="Arial" w:cs="新細明體"/>
-                <w:color w:val="101010"/>
-                <w:kern w:val="0"/>
-                <w:sz w:val="21"/>
-                <w:szCs w:val="21"/>
-              </w:rPr>
-              <w:t>-</w:t>
-            </w:r>
-            <w:r>
-              <w:rPr>
-                <w:rFonts w:ascii="Arial" w:hAnsi="Arial" w:cs="新細明體" w:hint="eastAsia"/>
-                <w:color w:val="101010"/>
-                <w:kern w:val="0"/>
-                <w:sz w:val="21"/>
-                <w:szCs w:val="21"/>
-              </w:rPr>
-              <w:t>撿石</w:t>
-            </w:r>
-          </w:p>
-          <w:p>
-            <w:pPr>
-              <w:widowControl/>
-              <w:rPr>
-                <w:rFonts w:ascii="Arial" w:hAnsi="Arial" w:cs="新細明體"/>
-                <w:color w:val="101010"/>
-                <w:kern w:val="0"/>
-                <w:sz w:val="21"/>
-                <w:szCs w:val="21"/>
-              </w:rPr>
-            </w:pPr>
-            <w:r>
-              <w:rPr>
-                <w:rFonts w:ascii="Arial" w:hAnsi="Arial" w:cs="新細明體"/>
-                <w:color w:val="101010"/>
-                <w:kern w:val="0"/>
-                <w:sz w:val="21"/>
-                <w:szCs w:val="21"/>
-              </w:rPr>
-              <w:t>11/15:</w:t>
-            </w:r>
-            <w:r>
-              <w:rPr>
-                <w:rFonts w:ascii="Arial" w:hAnsi="Arial" w:cs="新細明體" w:hint="eastAsia"/>
-                <w:color w:val="101010"/>
-                <w:kern w:val="0"/>
-                <w:sz w:val="21"/>
-                <w:szCs w:val="21"/>
-              </w:rPr>
-              <w:t xml:space="preserve"> </w:t>
-            </w:r>
-            <w:r>
-              <w:rPr>
-                <w:rFonts w:ascii="Arial" w:hAnsi="Arial" w:cs="新細明體" w:hint="eastAsia"/>
-                <w:color w:val="101010"/>
-                <w:kern w:val="0"/>
-                <w:sz w:val="21"/>
-                <w:szCs w:val="21"/>
-              </w:rPr>
-              <w:t>五洲</w:t>
-            </w:r>
-            <w:r>
-              <w:rPr>
-                <w:rFonts w:ascii="Arial" w:hAnsi="Arial" w:cs="新細明體"/>
-                <w:color w:val="101010"/>
-                <w:kern w:val="0"/>
-                <w:sz w:val="21"/>
-                <w:szCs w:val="21"/>
-              </w:rPr>
-              <w:t>-</w:t>
-            </w:r>
-            <w:r>
-              <w:rPr>
-                <w:rFonts w:ascii="Arial" w:hAnsi="Arial" w:cs="新細明體" w:hint="eastAsia"/>
-                <w:color w:val="101010"/>
-                <w:kern w:val="0"/>
-                <w:sz w:val="21"/>
-                <w:szCs w:val="21"/>
-              </w:rPr>
-              <w:t>樂生</w:t>
+            <w:r>
+              <w:rPr>
+                <w:rFonts w:ascii="Arial" w:hAnsi="Arial" w:cs="新細明體" w:hint="eastAsia"/>
+                <w:color w:val="101010"/>
+                <w:kern w:val="0"/>
+                <w:sz w:val="21"/>
+                <w:szCs w:val="21"/>
+              </w:rPr>
+              <w:t>綠</w:t>
+            </w:r>
+          </w:p>
+        </w:tc>
+        <w:tc>
+          <w:tcPr>
+            <w:tcW w:w="1061" w:type="pct"/>
+          </w:tcPr>
+          <w:p>
+            <w:pPr>
+              <w:widowControl/>
+              <w:rPr>
+                <w:rFonts w:ascii="Arial" w:hAnsi="Arial" w:cs="新細明體"/>
+                <w:color w:val="101010"/>
+                <w:kern w:val="0"/>
+                <w:sz w:val="21"/>
+                <w:szCs w:val="21"/>
+              </w:rPr>
+            </w:pPr>
+            <w:r>
+              <w:rPr>
+                <w:rFonts w:ascii="Arial" w:hAnsi="Arial" w:cs="新細明體" w:hint="eastAsia"/>
+                <w:color w:val="101010"/>
+                <w:sz w:val="21"/>
+                <w:szCs w:val="21"/>
+              </w:rPr>
+              <w:t>第一功德</w:t>
             </w:r>
           </w:p>
         </w:tc>
@@ -3724,26 +4315,27 @@
         </w:trPr>
         <w:tc>
           <w:tcPr>
-            <w:tcW w:w="224" w:type="pct"/>
+            <w:tcW w:w="222" w:type="pct"/>
             <w:vMerge/>
             <w:vAlign w:val="center"/>
-            <w:hideMark/>
-          </w:tcPr>
-          <w:p>
-            <w:pPr>
-              <w:rPr>
-                <w:rFonts w:ascii="Arial" w:hAnsi="Arial" w:cs="新細明體"/>
-                <w:color w:val="101010"/>
-                <w:kern w:val="0"/>
-                <w:sz w:val="21"/>
-                <w:szCs w:val="21"/>
-              </w:rPr>
-            </w:pPr>
-          </w:p>
-        </w:tc>
-        <w:tc>
-          <w:tcPr>
-            <w:tcW w:w="841" w:type="pct"/>
+          </w:tcPr>
+          <w:p>
+            <w:pPr>
+              <w:rPr>
+                <w:rFonts w:ascii="Arial" w:hAnsi="Arial" w:cs="新細明體"/>
+                <w:b/>
+                <w:bCs/>
+                <w:color w:val="101010"/>
+                <w:kern w:val="0"/>
+                <w:sz w:val="21"/>
+                <w:szCs w:val="21"/>
+              </w:rPr>
+            </w:pPr>
+          </w:p>
+        </w:tc>
+        <w:tc>
+          <w:tcPr>
+            <w:tcW w:w="840" w:type="pct"/>
             <w:vMerge/>
             <w:vAlign w:val="center"/>
           </w:tcPr>
@@ -3751,18 +4343,18 @@
             <w:pPr>
               <w:widowControl/>
               <w:rPr>
-                <w:rFonts w:ascii="Arial" w:hAnsi="Arial" w:cs="新細明體"/>
-                <w:color w:val="101010"/>
-                <w:kern w:val="0"/>
-                <w:sz w:val="21"/>
-                <w:szCs w:val="21"/>
-              </w:rPr>
-            </w:pPr>
-          </w:p>
-        </w:tc>
-        <w:tc>
-          <w:tcPr>
-            <w:tcW w:w="1096" w:type="pct"/>
+                <w:rFonts w:ascii="Menlo" w:eastAsia="細明體" w:hAnsi="Menlo" w:cs="Menlo"/>
+                <w:color w:val="A31515"/>
+                <w:kern w:val="0"/>
+                <w:sz w:val="19"/>
+                <w:szCs w:val="19"/>
+              </w:rPr>
+            </w:pPr>
+          </w:p>
+        </w:tc>
+        <w:tc>
+          <w:tcPr>
+            <w:tcW w:w="1091" w:type="pct"/>
             <w:vMerge/>
             <w:vAlign w:val="center"/>
           </w:tcPr>
@@ -3781,26 +4373,25 @@
         </w:tc>
         <w:tc>
           <w:tcPr>
-            <w:tcW w:w="905" w:type="pct"/>
+            <w:tcW w:w="900" w:type="pct"/>
             <w:vMerge/>
             <w:vAlign w:val="center"/>
-            <w:hideMark/>
-          </w:tcPr>
-          <w:p>
-            <w:pPr>
-              <w:rPr>
-                <w:rFonts w:ascii="Arial" w:hAnsi="Arial" w:cs="新細明體"/>
-                <w:color w:val="101010"/>
-                <w:kern w:val="0"/>
-                <w:sz w:val="21"/>
-                <w:szCs w:val="21"/>
-              </w:rPr>
-            </w:pPr>
-          </w:p>
-        </w:tc>
-        <w:tc>
-          <w:tcPr>
-            <w:tcW w:w="762" w:type="pct"/>
+          </w:tcPr>
+          <w:p>
+            <w:pPr>
+              <w:rPr>
+                <w:rFonts w:ascii="Arial" w:hAnsi="Arial" w:cs="新細明體"/>
+                <w:color w:val="101010"/>
+                <w:kern w:val="0"/>
+                <w:sz w:val="21"/>
+                <w:szCs w:val="21"/>
+              </w:rPr>
+            </w:pPr>
+          </w:p>
+        </w:tc>
+        <w:tc>
+          <w:tcPr>
+            <w:tcW w:w="759" w:type="pct"/>
           </w:tcPr>
           <w:p>
             <w:pPr>
@@ -3933,27 +4524,27 @@
         </w:tc>
         <w:tc>
           <w:tcPr>
-            <w:tcW w:w="1046" w:type="pct"/>
-          </w:tcPr>
-          <w:p>
-            <w:pPr>
-              <w:widowControl/>
-              <w:rPr>
-                <w:rFonts w:ascii="Arial" w:hAnsi="Arial" w:cs="新細明體"/>
-                <w:color w:val="101010"/>
-                <w:kern w:val="0"/>
-                <w:sz w:val="21"/>
-                <w:szCs w:val="21"/>
-              </w:rPr>
-            </w:pPr>
-            <w:r>
-              <w:rPr>
-                <w:rFonts w:ascii="Arial" w:hAnsi="Arial" w:cs="新細明體" w:hint="eastAsia"/>
-                <w:color w:val="101010"/>
-                <w:sz w:val="21"/>
-                <w:szCs w:val="21"/>
-              </w:rPr>
-              <w:t>第一功德</w:t>
+            <w:tcW w:w="1061" w:type="pct"/>
+          </w:tcPr>
+          <w:p>
+            <w:pPr>
+              <w:widowControl/>
+              <w:rPr>
+                <w:rFonts w:ascii="Arial" w:hAnsi="Arial" w:cs="新細明體"/>
+                <w:color w:val="101010"/>
+                <w:kern w:val="0"/>
+                <w:sz w:val="21"/>
+                <w:szCs w:val="21"/>
+              </w:rPr>
+            </w:pPr>
+            <w:r>
+              <w:rPr>
+                <w:rFonts w:ascii="Menlo" w:hAnsi="Menlo" w:cs="Menlo" w:hint="eastAsia"/>
+                <w:color w:val="A31515"/>
+                <w:sz w:val="19"/>
+                <w:szCs w:val="19"/>
+              </w:rPr>
+              <w:t>富中之富</w:t>
             </w:r>
           </w:p>
         </w:tc>
@@ -3964,46 +4555,46 @@
         </w:trPr>
         <w:tc>
           <w:tcPr>
-            <w:tcW w:w="224" w:type="pct"/>
+            <w:tcW w:w="222" w:type="pct"/>
             <w:vMerge/>
             <w:vAlign w:val="center"/>
-          </w:tcPr>
-          <w:p>
-            <w:pPr>
-              <w:rPr>
-                <w:rFonts w:ascii="Arial" w:hAnsi="Arial" w:cs="新細明體"/>
-                <w:b/>
-                <w:bCs/>
-                <w:color w:val="101010"/>
-                <w:kern w:val="0"/>
-                <w:sz w:val="21"/>
-                <w:szCs w:val="21"/>
-              </w:rPr>
-            </w:pPr>
-          </w:p>
-        </w:tc>
-        <w:tc>
-          <w:tcPr>
-            <w:tcW w:w="841" w:type="pct"/>
+            <w:hideMark/>
+          </w:tcPr>
+          <w:p>
+            <w:pPr>
+              <w:rPr>
+                <w:rFonts w:ascii="Arial" w:hAnsi="Arial" w:cs="新細明體"/>
+                <w:color w:val="101010"/>
+                <w:kern w:val="0"/>
+                <w:sz w:val="21"/>
+                <w:szCs w:val="21"/>
+              </w:rPr>
+            </w:pPr>
+          </w:p>
+        </w:tc>
+        <w:tc>
+          <w:tcPr>
+            <w:tcW w:w="840" w:type="pct"/>
             <w:vMerge/>
             <w:vAlign w:val="center"/>
-          </w:tcPr>
-          <w:p>
-            <w:pPr>
-              <w:widowControl/>
-              <w:rPr>
-                <w:rFonts w:ascii="Menlo" w:eastAsia="細明體" w:hAnsi="Menlo" w:cs="Menlo"/>
-                <w:color w:val="A31515"/>
-                <w:kern w:val="0"/>
-                <w:sz w:val="19"/>
-                <w:szCs w:val="19"/>
-              </w:rPr>
-            </w:pPr>
-          </w:p>
-        </w:tc>
-        <w:tc>
-          <w:tcPr>
-            <w:tcW w:w="1096" w:type="pct"/>
+            <w:hideMark/>
+          </w:tcPr>
+          <w:p>
+            <w:pPr>
+              <w:widowControl/>
+              <w:rPr>
+                <w:rFonts w:ascii="Arial" w:hAnsi="Arial" w:cs="新細明體"/>
+                <w:color w:val="101010"/>
+                <w:kern w:val="0"/>
+                <w:sz w:val="21"/>
+                <w:szCs w:val="21"/>
+              </w:rPr>
+            </w:pPr>
+          </w:p>
+        </w:tc>
+        <w:tc>
+          <w:tcPr>
+            <w:tcW w:w="1091" w:type="pct"/>
             <w:vMerge/>
             <w:vAlign w:val="center"/>
           </w:tcPr>
@@ -4022,25 +4613,26 @@
         </w:tc>
         <w:tc>
           <w:tcPr>
-            <w:tcW w:w="905" w:type="pct"/>
+            <w:tcW w:w="900" w:type="pct"/>
             <w:vMerge/>
             <w:vAlign w:val="center"/>
-          </w:tcPr>
-          <w:p>
-            <w:pPr>
-              <w:rPr>
-                <w:rFonts w:ascii="Arial" w:hAnsi="Arial" w:cs="新細明體"/>
-                <w:color w:val="101010"/>
-                <w:kern w:val="0"/>
-                <w:sz w:val="21"/>
-                <w:szCs w:val="21"/>
-              </w:rPr>
-            </w:pPr>
-          </w:p>
-        </w:tc>
-        <w:tc>
-          <w:tcPr>
-            <w:tcW w:w="762" w:type="pct"/>
+            <w:hideMark/>
+          </w:tcPr>
+          <w:p>
+            <w:pPr>
+              <w:rPr>
+                <w:rFonts w:ascii="Arial" w:hAnsi="Arial" w:cs="新細明體"/>
+                <w:color w:val="101010"/>
+                <w:kern w:val="0"/>
+                <w:sz w:val="21"/>
+                <w:szCs w:val="21"/>
+              </w:rPr>
+            </w:pPr>
+          </w:p>
+        </w:tc>
+        <w:tc>
+          <w:tcPr>
+            <w:tcW w:w="759" w:type="pct"/>
           </w:tcPr>
           <w:p>
             <w:pPr>
@@ -4125,7 +4717,6 @@
                 <w:sz w:val="21"/>
                 <w:szCs w:val="21"/>
               </w:rPr>
-              <w:lastRenderedPageBreak/>
               <w:t>11/14:</w:t>
             </w:r>
             <w:r>
@@ -4174,28 +4765,219 @@
         </w:tc>
         <w:tc>
           <w:tcPr>
-            <w:tcW w:w="1046" w:type="pct"/>
-          </w:tcPr>
-          <w:p>
-            <w:pPr>
-              <w:widowControl/>
-              <w:rPr>
-                <w:rFonts w:ascii="Arial" w:hAnsi="Arial" w:cs="新細明體"/>
-                <w:color w:val="101010"/>
-                <w:kern w:val="0"/>
-                <w:sz w:val="21"/>
-                <w:szCs w:val="21"/>
-              </w:rPr>
-            </w:pPr>
-            <w:r>
-              <w:rPr>
-                <w:rFonts w:ascii="Menlo" w:hAnsi="Menlo" w:cs="Menlo" w:hint="eastAsia"/>
-                <w:color w:val="A31515"/>
-                <w:sz w:val="19"/>
-                <w:szCs w:val="19"/>
-              </w:rPr>
-              <w:lastRenderedPageBreak/>
-              <w:t>富中之富</w:t>
+            <w:tcW w:w="1061" w:type="pct"/>
+          </w:tcPr>
+          <w:p>
+            <w:pPr>
+              <w:widowControl/>
+              <w:rPr>
+                <w:rFonts w:ascii="Arial" w:hAnsi="Arial" w:cs="新細明體"/>
+                <w:color w:val="101010"/>
+                <w:kern w:val="0"/>
+                <w:sz w:val="21"/>
+                <w:szCs w:val="21"/>
+              </w:rPr>
+            </w:pPr>
+            <w:r>
+              <w:rPr>
+                <w:rFonts w:ascii="Arial" w:hAnsi="Arial" w:cs="新細明體"/>
+                <w:color w:val="101010"/>
+                <w:kern w:val="0"/>
+                <w:sz w:val="21"/>
+                <w:szCs w:val="21"/>
+              </w:rPr>
+              <w:t>11/12:</w:t>
+            </w:r>
+            <w:r>
+              <w:rPr>
+                <w:rFonts w:ascii="Arial" w:hAnsi="Arial" w:cs="新細明體" w:hint="eastAsia"/>
+                <w:color w:val="101010"/>
+                <w:kern w:val="0"/>
+                <w:sz w:val="21"/>
+                <w:szCs w:val="21"/>
+              </w:rPr>
+              <w:t>功</w:t>
+            </w:r>
+            <w:r>
+              <w:rPr>
+                <w:rFonts w:ascii="Arial" w:hAnsi="Arial" w:cs="新細明體"/>
+                <w:color w:val="101010"/>
+                <w:kern w:val="0"/>
+                <w:sz w:val="21"/>
+                <w:szCs w:val="21"/>
+              </w:rPr>
+              <w:t>3</w:t>
+            </w:r>
+            <w:r>
+              <w:rPr>
+                <w:rFonts w:hint="eastAsia"/>
+              </w:rPr>
+              <w:t>約</w:t>
+            </w:r>
+            <w:r>
+              <w:t>旦</w:t>
+            </w:r>
+          </w:p>
+          <w:p>
+            <w:pPr>
+              <w:widowControl/>
+              <w:rPr>
+                <w:rFonts w:ascii="Arial" w:hAnsi="Arial" w:cs="新細明體"/>
+                <w:color w:val="101010"/>
+                <w:kern w:val="0"/>
+                <w:sz w:val="21"/>
+                <w:szCs w:val="21"/>
+              </w:rPr>
+            </w:pPr>
+            <w:r>
+              <w:rPr>
+                <w:rFonts w:ascii="Arial" w:hAnsi="Arial" w:cs="新細明體"/>
+                <w:color w:val="101010"/>
+                <w:kern w:val="0"/>
+                <w:sz w:val="21"/>
+                <w:szCs w:val="21"/>
+              </w:rPr>
+              <w:t>11/13:</w:t>
+            </w:r>
+            <w:r>
+              <w:rPr>
+                <w:rFonts w:ascii="Arial" w:hAnsi="Arial" w:cs="新細明體" w:hint="eastAsia"/>
+                <w:color w:val="101010"/>
+                <w:kern w:val="0"/>
+                <w:sz w:val="21"/>
+                <w:szCs w:val="21"/>
+              </w:rPr>
+              <w:t xml:space="preserve"> </w:t>
+            </w:r>
+            <w:r>
+              <w:rPr>
+                <w:rFonts w:ascii="Arial" w:hAnsi="Arial" w:cs="新細明體" w:hint="eastAsia"/>
+                <w:color w:val="101010"/>
+                <w:kern w:val="0"/>
+                <w:sz w:val="21"/>
+                <w:szCs w:val="21"/>
+              </w:rPr>
+              <w:t>功</w:t>
+            </w:r>
+            <w:r>
+              <w:rPr>
+                <w:rFonts w:ascii="Arial" w:hAnsi="Arial" w:cs="新細明體"/>
+                <w:color w:val="101010"/>
+                <w:kern w:val="0"/>
+                <w:sz w:val="21"/>
+                <w:szCs w:val="21"/>
+              </w:rPr>
+              <w:t>3</w:t>
+            </w:r>
+            <w:r>
+              <w:t>土耳其</w:t>
+            </w:r>
+          </w:p>
+          <w:p>
+            <w:pPr>
+              <w:widowControl/>
+              <w:rPr>
+                <w:rFonts w:ascii="Arial" w:hAnsi="Arial" w:cs="新細明體"/>
+                <w:color w:val="101010"/>
+                <w:kern w:val="0"/>
+                <w:sz w:val="21"/>
+                <w:szCs w:val="21"/>
+              </w:rPr>
+            </w:pPr>
+            <w:r>
+              <w:rPr>
+                <w:rFonts w:ascii="Arial" w:hAnsi="Arial" w:cs="新細明體"/>
+                <w:color w:val="101010"/>
+                <w:kern w:val="0"/>
+                <w:sz w:val="21"/>
+                <w:szCs w:val="21"/>
+              </w:rPr>
+              <w:t>11/14:</w:t>
+            </w:r>
+            <w:r>
+              <w:rPr>
+                <w:rFonts w:ascii="Arial" w:hAnsi="Arial" w:cs="新細明體" w:hint="eastAsia"/>
+                <w:color w:val="101010"/>
+                <w:kern w:val="0"/>
+                <w:sz w:val="21"/>
+                <w:szCs w:val="21"/>
+              </w:rPr>
+              <w:t xml:space="preserve"> </w:t>
+            </w:r>
+            <w:r>
+              <w:rPr>
+                <w:rFonts w:ascii="Arial" w:hAnsi="Arial" w:cs="新細明體" w:hint="eastAsia"/>
+                <w:color w:val="101010"/>
+                <w:kern w:val="0"/>
+                <w:sz w:val="21"/>
+                <w:szCs w:val="21"/>
+              </w:rPr>
+              <w:t>功</w:t>
+            </w:r>
+            <w:r>
+              <w:rPr>
+                <w:rFonts w:ascii="Arial" w:hAnsi="Arial" w:cs="新細明體"/>
+                <w:color w:val="101010"/>
+                <w:kern w:val="0"/>
+                <w:sz w:val="21"/>
+                <w:szCs w:val="21"/>
+              </w:rPr>
+              <w:t>2</w:t>
+            </w:r>
+            <w:r>
+              <w:t>緬甸</w:t>
+            </w:r>
+          </w:p>
+          <w:p>
+            <w:pPr>
+              <w:widowControl/>
+              <w:rPr>
+                <w:rFonts w:ascii="Arial" w:hAnsi="Arial" w:cs="新細明體"/>
+                <w:color w:val="101010"/>
+                <w:kern w:val="0"/>
+                <w:sz w:val="21"/>
+                <w:szCs w:val="21"/>
+              </w:rPr>
+            </w:pPr>
+            <w:r>
+              <w:rPr>
+                <w:rFonts w:ascii="Arial" w:hAnsi="Arial" w:cs="新細明體"/>
+                <w:color w:val="101010"/>
+                <w:kern w:val="0"/>
+                <w:sz w:val="21"/>
+                <w:szCs w:val="21"/>
+              </w:rPr>
+              <w:t>11/15:</w:t>
+            </w:r>
+            <w:r>
+              <w:rPr>
+                <w:rFonts w:ascii="Arial" w:hAnsi="Arial" w:cs="新細明體" w:hint="eastAsia"/>
+                <w:color w:val="101010"/>
+                <w:kern w:val="0"/>
+                <w:sz w:val="21"/>
+                <w:szCs w:val="21"/>
+              </w:rPr>
+              <w:t xml:space="preserve"> </w:t>
+            </w:r>
+            <w:r>
+              <w:rPr>
+                <w:rFonts w:ascii="Arial" w:hAnsi="Arial" w:cs="新細明體" w:hint="eastAsia"/>
+                <w:color w:val="101010"/>
+                <w:kern w:val="0"/>
+                <w:sz w:val="21"/>
+                <w:szCs w:val="21"/>
+              </w:rPr>
+              <w:t>功</w:t>
+            </w:r>
+            <w:r>
+              <w:rPr>
+                <w:rFonts w:ascii="Arial" w:hAnsi="Arial" w:cs="新細明體"/>
+                <w:color w:val="101010"/>
+                <w:kern w:val="0"/>
+                <w:sz w:val="21"/>
+                <w:szCs w:val="21"/>
+              </w:rPr>
+              <w:t>9 921</w:t>
             </w:r>
           </w:p>
         </w:tc>
@@ -4206,46 +4988,46 @@
         </w:trPr>
         <w:tc>
           <w:tcPr>
-            <w:tcW w:w="224" w:type="pct"/>
+            <w:tcW w:w="222" w:type="pct"/>
             <w:vMerge/>
             <w:vAlign w:val="center"/>
-            <w:hideMark/>
-          </w:tcPr>
-          <w:p>
-            <w:pPr>
-              <w:rPr>
-                <w:rFonts w:ascii="Arial" w:hAnsi="Arial" w:cs="新細明體"/>
-                <w:color w:val="101010"/>
-                <w:kern w:val="0"/>
-                <w:sz w:val="21"/>
-                <w:szCs w:val="21"/>
-              </w:rPr>
-            </w:pPr>
-          </w:p>
-        </w:tc>
-        <w:tc>
-          <w:tcPr>
-            <w:tcW w:w="841" w:type="pct"/>
+          </w:tcPr>
+          <w:p>
+            <w:pPr>
+              <w:rPr>
+                <w:rFonts w:ascii="Arial" w:hAnsi="Arial" w:cs="新細明體"/>
+                <w:b/>
+                <w:bCs/>
+                <w:color w:val="101010"/>
+                <w:kern w:val="0"/>
+                <w:sz w:val="21"/>
+                <w:szCs w:val="21"/>
+              </w:rPr>
+            </w:pPr>
+          </w:p>
+        </w:tc>
+        <w:tc>
+          <w:tcPr>
+            <w:tcW w:w="840" w:type="pct"/>
             <w:vMerge/>
             <w:vAlign w:val="center"/>
-            <w:hideMark/>
-          </w:tcPr>
-          <w:p>
-            <w:pPr>
-              <w:widowControl/>
-              <w:rPr>
-                <w:rFonts w:ascii="Arial" w:hAnsi="Arial" w:cs="新細明體"/>
-                <w:color w:val="101010"/>
-                <w:kern w:val="0"/>
-                <w:sz w:val="21"/>
-                <w:szCs w:val="21"/>
-              </w:rPr>
-            </w:pPr>
-          </w:p>
-        </w:tc>
-        <w:tc>
-          <w:tcPr>
-            <w:tcW w:w="1096" w:type="pct"/>
+          </w:tcPr>
+          <w:p>
+            <w:pPr>
+              <w:widowControl/>
+              <w:rPr>
+                <w:rFonts w:ascii="Menlo" w:eastAsia="細明體" w:hAnsi="Menlo" w:cs="Menlo"/>
+                <w:color w:val="A31515"/>
+                <w:kern w:val="0"/>
+                <w:sz w:val="19"/>
+                <w:szCs w:val="19"/>
+              </w:rPr>
+            </w:pPr>
+          </w:p>
+        </w:tc>
+        <w:tc>
+          <w:tcPr>
+            <w:tcW w:w="1091" w:type="pct"/>
             <w:vMerge/>
             <w:vAlign w:val="center"/>
           </w:tcPr>
@@ -4264,26 +5046,25 @@
         </w:tc>
         <w:tc>
           <w:tcPr>
-            <w:tcW w:w="905" w:type="pct"/>
+            <w:tcW w:w="900" w:type="pct"/>
             <w:vMerge/>
             <w:vAlign w:val="center"/>
-            <w:hideMark/>
-          </w:tcPr>
-          <w:p>
-            <w:pPr>
-              <w:rPr>
-                <w:rFonts w:ascii="Arial" w:hAnsi="Arial" w:cs="新細明體"/>
-                <w:color w:val="101010"/>
-                <w:kern w:val="0"/>
-                <w:sz w:val="21"/>
-                <w:szCs w:val="21"/>
-              </w:rPr>
-            </w:pPr>
-          </w:p>
-        </w:tc>
-        <w:tc>
-          <w:tcPr>
-            <w:tcW w:w="762" w:type="pct"/>
+          </w:tcPr>
+          <w:p>
+            <w:pPr>
+              <w:rPr>
+                <w:rFonts w:ascii="Arial" w:hAnsi="Arial" w:cs="新細明體"/>
+                <w:color w:val="101010"/>
+                <w:kern w:val="0"/>
+                <w:sz w:val="21"/>
+                <w:szCs w:val="21"/>
+              </w:rPr>
+            </w:pPr>
+          </w:p>
+        </w:tc>
+        <w:tc>
+          <w:tcPr>
+            <w:tcW w:w="759" w:type="pct"/>
           </w:tcPr>
           <w:p>
             <w:pPr>
@@ -4416,7 +5197,7 @@
         </w:tc>
         <w:tc>
           <w:tcPr>
-            <w:tcW w:w="1046" w:type="pct"/>
+            <w:tcW w:w="1061" w:type="pct"/>
           </w:tcPr>
           <w:p>
             <w:pPr>
@@ -4447,6 +5228,16 @@
                 <w:sz w:val="21"/>
                 <w:szCs w:val="21"/>
               </w:rPr>
+              <w:t xml:space="preserve"> </w:t>
+            </w:r>
+            <w:r>
+              <w:rPr>
+                <w:rFonts w:ascii="Arial" w:hAnsi="Arial" w:cs="新細明體" w:hint="eastAsia"/>
+                <w:color w:val="101010"/>
+                <w:kern w:val="0"/>
+                <w:sz w:val="21"/>
+                <w:szCs w:val="21"/>
+              </w:rPr>
               <w:t>功</w:t>
             </w:r>
             <w:r>
@@ -4457,16 +5248,10 @@
                 <w:sz w:val="21"/>
                 <w:szCs w:val="21"/>
               </w:rPr>
-              <w:t>3</w:t>
-            </w:r>
-            <w:r>
-              <w:rPr>
-                <w:rFonts w:hint="eastAsia"/>
-              </w:rPr>
-              <w:t>約</w:t>
-            </w:r>
-            <w:r>
-              <w:t>旦</w:t>
+              <w:t>6</w:t>
+            </w:r>
+            <w:r>
+              <w:t>黑亮區</w:t>
             </w:r>
           </w:p>
           <w:p>
@@ -4518,10 +5303,17 @@
                 <w:sz w:val="21"/>
                 <w:szCs w:val="21"/>
               </w:rPr>
-              <w:t>3</w:t>
-            </w:r>
-            <w:r>
-              <w:t>土耳其</w:t>
+              <w:t>8</w:t>
+            </w:r>
+            <w:r>
+              <w:rPr>
+                <w:rFonts w:ascii="Arial" w:hAnsi="Arial" w:cs="新細明體" w:hint="eastAsia"/>
+                <w:color w:val="101010"/>
+                <w:kern w:val="0"/>
+                <w:sz w:val="21"/>
+                <w:szCs w:val="21"/>
+              </w:rPr>
+              <w:t>南非</w:t>
             </w:r>
           </w:p>
           <w:p>
@@ -4573,10 +5365,17 @@
                 <w:sz w:val="21"/>
                 <w:szCs w:val="21"/>
               </w:rPr>
-              <w:t>2</w:t>
-            </w:r>
-            <w:r>
-              <w:t>緬甸</w:t>
+              <w:t>7</w:t>
+            </w:r>
+            <w:r>
+              <w:rPr>
+                <w:rFonts w:ascii="Arial" w:hAnsi="Arial" w:cs="新細明體" w:hint="eastAsia"/>
+                <w:color w:val="101010"/>
+                <w:kern w:val="0"/>
+                <w:sz w:val="21"/>
+                <w:szCs w:val="21"/>
+              </w:rPr>
+              <w:t>八八風災</w:t>
             </w:r>
           </w:p>
           <w:p>
@@ -4608,27 +5407,7 @@
                 <w:sz w:val="21"/>
                 <w:szCs w:val="21"/>
               </w:rPr>
-              <w:t xml:space="preserve"> </w:t>
-            </w:r>
-            <w:r>
-              <w:rPr>
-                <w:rFonts w:ascii="Arial" w:hAnsi="Arial" w:cs="新細明體" w:hint="eastAsia"/>
-                <w:color w:val="101010"/>
-                <w:kern w:val="0"/>
-                <w:sz w:val="21"/>
-                <w:szCs w:val="21"/>
-              </w:rPr>
-              <w:t>功</w:t>
-            </w:r>
-            <w:r>
-              <w:rPr>
-                <w:rFonts w:ascii="Arial" w:hAnsi="Arial" w:cs="新細明體"/>
-                <w:color w:val="101010"/>
-                <w:kern w:val="0"/>
-                <w:sz w:val="21"/>
-                <w:szCs w:val="21"/>
-              </w:rPr>
-              <w:t>9 921</w:t>
+              <w:t>減災工程</w:t>
             </w:r>
           </w:p>
         </w:tc>
@@ -4639,7 +5418,7 @@
         </w:trPr>
         <w:tc>
           <w:tcPr>
-            <w:tcW w:w="224" w:type="pct"/>
+            <w:tcW w:w="222" w:type="pct"/>
             <w:vMerge/>
             <w:vAlign w:val="center"/>
           </w:tcPr>
@@ -4659,7 +5438,7 @@
         </w:tc>
         <w:tc>
           <w:tcPr>
-            <w:tcW w:w="841" w:type="pct"/>
+            <w:tcW w:w="840" w:type="pct"/>
             <w:vMerge/>
             <w:vAlign w:val="center"/>
           </w:tcPr>
@@ -4678,7 +5457,7 @@
         </w:tc>
         <w:tc>
           <w:tcPr>
-            <w:tcW w:w="1096" w:type="pct"/>
+            <w:tcW w:w="1091" w:type="pct"/>
             <w:vMerge/>
             <w:vAlign w:val="center"/>
           </w:tcPr>
@@ -4697,25 +5476,24 @@
         </w:tc>
         <w:tc>
           <w:tcPr>
-            <w:tcW w:w="905" w:type="pct"/>
+            <w:tcW w:w="900" w:type="pct"/>
             <w:vMerge/>
-            <w:vAlign w:val="center"/>
-          </w:tcPr>
-          <w:p>
-            <w:pPr>
-              <w:rPr>
-                <w:rFonts w:ascii="Arial" w:hAnsi="Arial" w:cs="新細明體"/>
-                <w:color w:val="101010"/>
-                <w:kern w:val="0"/>
-                <w:sz w:val="21"/>
-                <w:szCs w:val="21"/>
-              </w:rPr>
-            </w:pPr>
-          </w:p>
-        </w:tc>
-        <w:tc>
-          <w:tcPr>
-            <w:tcW w:w="762" w:type="pct"/>
+          </w:tcPr>
+          <w:p>
+            <w:pPr>
+              <w:rPr>
+                <w:rFonts w:ascii="Arial" w:hAnsi="Arial" w:cs="新細明體"/>
+                <w:color w:val="101010"/>
+                <w:kern w:val="0"/>
+                <w:sz w:val="21"/>
+                <w:szCs w:val="21"/>
+              </w:rPr>
+            </w:pPr>
+          </w:p>
+        </w:tc>
+        <w:tc>
+          <w:tcPr>
+            <w:tcW w:w="759" w:type="pct"/>
           </w:tcPr>
           <w:p>
             <w:pPr>
@@ -4746,7 +5524,7 @@
                 <w:sz w:val="21"/>
                 <w:szCs w:val="21"/>
               </w:rPr>
-              <w:t>綠</w:t>
+              <w:t>黃</w:t>
             </w:r>
           </w:p>
           <w:p>
@@ -4778,7 +5556,7 @@
                 <w:sz w:val="21"/>
                 <w:szCs w:val="21"/>
               </w:rPr>
-              <w:t>綠</w:t>
+              <w:t>黃</w:t>
             </w:r>
           </w:p>
           <w:p>
@@ -4810,7 +5588,7 @@
                 <w:sz w:val="21"/>
                 <w:szCs w:val="21"/>
               </w:rPr>
-              <w:t>綠</w:t>
+              <w:t>黃</w:t>
             </w:r>
           </w:p>
           <w:p>
@@ -4842,13 +5620,13 @@
                 <w:sz w:val="21"/>
                 <w:szCs w:val="21"/>
               </w:rPr>
-              <w:t>綠</w:t>
-            </w:r>
-          </w:p>
-        </w:tc>
-        <w:tc>
-          <w:tcPr>
-            <w:tcW w:w="1046" w:type="pct"/>
+              <w:t>黃</w:t>
+            </w:r>
+          </w:p>
+        </w:tc>
+        <w:tc>
+          <w:tcPr>
+            <w:tcW w:w="1061" w:type="pct"/>
           </w:tcPr>
           <w:p>
             <w:pPr>
@@ -4899,10 +5677,17 @@
                 <w:sz w:val="21"/>
                 <w:szCs w:val="21"/>
               </w:rPr>
-              <w:t>6</w:t>
-            </w:r>
-            <w:r>
-              <w:t>黑亮區</w:t>
+              <w:t>8</w:t>
+            </w:r>
+            <w:r>
+              <w:rPr>
+                <w:rFonts w:ascii="Arial" w:hAnsi="Arial" w:cs="新細明體" w:hint="eastAsia"/>
+                <w:color w:val="101010"/>
+                <w:kern w:val="0"/>
+                <w:sz w:val="21"/>
+                <w:szCs w:val="21"/>
+              </w:rPr>
+              <w:t>莫三比克</w:t>
             </w:r>
           </w:p>
           <w:p>
@@ -4954,17 +5739,17 @@
                 <w:sz w:val="21"/>
                 <w:szCs w:val="21"/>
               </w:rPr>
-              <w:t>8</w:t>
-            </w:r>
-            <w:r>
-              <w:rPr>
-                <w:rFonts w:ascii="Arial" w:hAnsi="Arial" w:cs="新細明體" w:hint="eastAsia"/>
-                <w:color w:val="101010"/>
-                <w:kern w:val="0"/>
-                <w:sz w:val="21"/>
-                <w:szCs w:val="21"/>
-              </w:rPr>
-              <w:t>南非</w:t>
+              <w:t>9</w:t>
+            </w:r>
+            <w:r>
+              <w:rPr>
+                <w:rFonts w:ascii="Arial" w:hAnsi="Arial" w:cs="新細明體" w:hint="eastAsia"/>
+                <w:color w:val="101010"/>
+                <w:kern w:val="0"/>
+                <w:sz w:val="21"/>
+                <w:szCs w:val="21"/>
+              </w:rPr>
+              <w:t>印尼</w:t>
             </w:r>
           </w:p>
           <w:p>
@@ -5016,17 +5801,17 @@
                 <w:sz w:val="21"/>
                 <w:szCs w:val="21"/>
               </w:rPr>
-              <w:t>7</w:t>
-            </w:r>
-            <w:r>
-              <w:rPr>
-                <w:rFonts w:ascii="Arial" w:hAnsi="Arial" w:cs="新細明體" w:hint="eastAsia"/>
-                <w:color w:val="101010"/>
-                <w:kern w:val="0"/>
-                <w:sz w:val="21"/>
-                <w:szCs w:val="21"/>
-              </w:rPr>
-              <w:t>八八風災</w:t>
+              <w:t>4</w:t>
+            </w:r>
+            <w:r>
+              <w:rPr>
+                <w:rFonts w:ascii="Arial" w:hAnsi="Arial" w:cs="新細明體" w:hint="eastAsia"/>
+                <w:color w:val="101010"/>
+                <w:kern w:val="0"/>
+                <w:sz w:val="21"/>
+                <w:szCs w:val="21"/>
+              </w:rPr>
+              <w:t>泰北</w:t>
             </w:r>
           </w:p>
           <w:p>
@@ -5049,16 +5834,6 @@
                 <w:szCs w:val="21"/>
               </w:rPr>
               <w:t>11/15:</w:t>
-            </w:r>
-            <w:r>
-              <w:rPr>
-                <w:rFonts w:ascii="Arial" w:hAnsi="Arial" w:cs="新細明體" w:hint="eastAsia"/>
-                <w:color w:val="101010"/>
-                <w:kern w:val="0"/>
-                <w:sz w:val="21"/>
-                <w:szCs w:val="21"/>
-              </w:rPr>
-              <w:t>減災工程</w:t>
             </w:r>
           </w:p>
         </w:tc>
@@ -5069,7 +5844,7 @@
         </w:trPr>
         <w:tc>
           <w:tcPr>
-            <w:tcW w:w="224" w:type="pct"/>
+            <w:tcW w:w="222" w:type="pct"/>
             <w:vMerge/>
             <w:vAlign w:val="center"/>
           </w:tcPr>
@@ -5089,7 +5864,7 @@
         </w:tc>
         <w:tc>
           <w:tcPr>
-            <w:tcW w:w="841" w:type="pct"/>
+            <w:tcW w:w="840" w:type="pct"/>
             <w:vMerge/>
             <w:vAlign w:val="center"/>
           </w:tcPr>
@@ -5108,7 +5883,7 @@
         </w:tc>
         <w:tc>
           <w:tcPr>
-            <w:tcW w:w="1096" w:type="pct"/>
+            <w:tcW w:w="1091" w:type="pct"/>
             <w:vMerge/>
             <w:vAlign w:val="center"/>
           </w:tcPr>
@@ -5127,7 +5902,7 @@
         </w:tc>
         <w:tc>
           <w:tcPr>
-            <w:tcW w:w="905" w:type="pct"/>
+            <w:tcW w:w="900" w:type="pct"/>
             <w:vMerge/>
           </w:tcPr>
           <w:p>
@@ -5144,7 +5919,7 @@
         </w:tc>
         <w:tc>
           <w:tcPr>
-            <w:tcW w:w="762" w:type="pct"/>
+            <w:tcW w:w="759" w:type="pct"/>
           </w:tcPr>
           <w:p>
             <w:pPr>
@@ -5175,7 +5950,7 @@
                 <w:sz w:val="21"/>
                 <w:szCs w:val="21"/>
               </w:rPr>
-              <w:t>黃</w:t>
+              <w:t>綠</w:t>
             </w:r>
           </w:p>
           <w:p>
@@ -5207,7 +5982,7 @@
                 <w:sz w:val="21"/>
                 <w:szCs w:val="21"/>
               </w:rPr>
-              <w:t>黃</w:t>
+              <w:t>綠</w:t>
             </w:r>
           </w:p>
           <w:p>
@@ -5239,7 +6014,7 @@
                 <w:sz w:val="21"/>
                 <w:szCs w:val="21"/>
               </w:rPr>
-              <w:t>黃</w:t>
+              <w:t>綠</w:t>
             </w:r>
           </w:p>
           <w:p>
@@ -5271,13 +6046,13 @@
                 <w:sz w:val="21"/>
                 <w:szCs w:val="21"/>
               </w:rPr>
-              <w:t>黃</w:t>
-            </w:r>
-          </w:p>
-        </w:tc>
-        <w:tc>
-          <w:tcPr>
-            <w:tcW w:w="1046" w:type="pct"/>
+              <w:t>綠</w:t>
+            </w:r>
+          </w:p>
+        </w:tc>
+        <w:tc>
+          <w:tcPr>
+            <w:tcW w:w="1061" w:type="pct"/>
           </w:tcPr>
           <w:p>
             <w:pPr>
@@ -5308,6 +6083,60 @@
                 <w:sz w:val="21"/>
                 <w:szCs w:val="21"/>
               </w:rPr>
+              <w:t>台灣救災</w:t>
+            </w:r>
+          </w:p>
+          <w:p>
+            <w:pPr>
+              <w:widowControl/>
+              <w:rPr>
+                <w:rFonts w:ascii="Arial" w:hAnsi="Arial" w:cs="新細明體"/>
+                <w:color w:val="101010"/>
+                <w:kern w:val="0"/>
+                <w:sz w:val="21"/>
+                <w:szCs w:val="21"/>
+              </w:rPr>
+            </w:pPr>
+            <w:r>
+              <w:rPr>
+                <w:rFonts w:ascii="Arial" w:hAnsi="Arial" w:cs="新細明體"/>
+                <w:color w:val="101010"/>
+                <w:kern w:val="0"/>
+                <w:sz w:val="21"/>
+                <w:szCs w:val="21"/>
+              </w:rPr>
+              <w:t>11/13:</w:t>
+            </w:r>
+          </w:p>
+          <w:p>
+            <w:pPr>
+              <w:widowControl/>
+              <w:rPr>
+                <w:rFonts w:ascii="Arial" w:hAnsi="Arial" w:cs="新細明體"/>
+                <w:color w:val="101010"/>
+                <w:kern w:val="0"/>
+                <w:sz w:val="21"/>
+                <w:szCs w:val="21"/>
+              </w:rPr>
+            </w:pPr>
+            <w:r>
+              <w:rPr>
+                <w:rFonts w:ascii="Arial" w:hAnsi="Arial" w:cs="新細明體"/>
+                <w:color w:val="101010"/>
+                <w:kern w:val="0"/>
+                <w:sz w:val="21"/>
+                <w:szCs w:val="21"/>
+              </w:rPr>
+              <w:t>11/14:</w:t>
+            </w:r>
+            <w:r>
+              <w:rPr>
+                <w:rFonts w:ascii="Arial" w:hAnsi="Arial" w:cs="新細明體" w:hint="eastAsia"/>
+                <w:color w:val="101010"/>
+                <w:kern w:val="0"/>
+                <w:sz w:val="21"/>
+                <w:szCs w:val="21"/>
+              </w:rPr>
               <w:t xml:space="preserve"> </w:t>
             </w:r>
             <w:r>
@@ -5338,131 +6167,27 @@
                 <w:sz w:val="21"/>
                 <w:szCs w:val="21"/>
               </w:rPr>
-              <w:t>莫三比克</w:t>
-            </w:r>
-          </w:p>
-          <w:p>
-            <w:pPr>
-              <w:widowControl/>
-              <w:rPr>
-                <w:rFonts w:ascii="Arial" w:hAnsi="Arial" w:cs="新細明體"/>
-                <w:color w:val="101010"/>
-                <w:kern w:val="0"/>
-                <w:sz w:val="21"/>
-                <w:szCs w:val="21"/>
-              </w:rPr>
-            </w:pPr>
-            <w:r>
-              <w:rPr>
-                <w:rFonts w:ascii="Arial" w:hAnsi="Arial" w:cs="新細明體"/>
-                <w:color w:val="101010"/>
-                <w:kern w:val="0"/>
-                <w:sz w:val="21"/>
-                <w:szCs w:val="21"/>
-              </w:rPr>
-              <w:t>11/13:</w:t>
-            </w:r>
-            <w:r>
-              <w:rPr>
-                <w:rFonts w:ascii="Arial" w:hAnsi="Arial" w:cs="新細明體" w:hint="eastAsia"/>
-                <w:color w:val="101010"/>
-                <w:kern w:val="0"/>
-                <w:sz w:val="21"/>
-                <w:szCs w:val="21"/>
-              </w:rPr>
-              <w:t xml:space="preserve"> </w:t>
-            </w:r>
-            <w:r>
-              <w:rPr>
-                <w:rFonts w:ascii="Arial" w:hAnsi="Arial" w:cs="新細明體" w:hint="eastAsia"/>
-                <w:color w:val="101010"/>
-                <w:kern w:val="0"/>
-                <w:sz w:val="21"/>
-                <w:szCs w:val="21"/>
-              </w:rPr>
-              <w:t>功</w:t>
-            </w:r>
-            <w:r>
-              <w:rPr>
-                <w:rFonts w:ascii="Arial" w:hAnsi="Arial" w:cs="新細明體"/>
-                <w:color w:val="101010"/>
-                <w:kern w:val="0"/>
-                <w:sz w:val="21"/>
-                <w:szCs w:val="21"/>
-              </w:rPr>
-              <w:t>9</w:t>
-            </w:r>
-            <w:r>
-              <w:rPr>
-                <w:rFonts w:ascii="Arial" w:hAnsi="Arial" w:cs="新細明體" w:hint="eastAsia"/>
-                <w:color w:val="101010"/>
-                <w:kern w:val="0"/>
-                <w:sz w:val="21"/>
-                <w:szCs w:val="21"/>
-              </w:rPr>
-              <w:t>印尼</w:t>
-            </w:r>
-          </w:p>
-          <w:p>
-            <w:pPr>
-              <w:widowControl/>
-              <w:rPr>
-                <w:rFonts w:ascii="Arial" w:hAnsi="Arial" w:cs="新細明體"/>
-                <w:color w:val="101010"/>
-                <w:kern w:val="0"/>
-                <w:sz w:val="21"/>
-                <w:szCs w:val="21"/>
-              </w:rPr>
-            </w:pPr>
-            <w:r>
-              <w:rPr>
-                <w:rFonts w:ascii="Arial" w:hAnsi="Arial" w:cs="新細明體"/>
-                <w:color w:val="101010"/>
-                <w:kern w:val="0"/>
-                <w:sz w:val="21"/>
-                <w:szCs w:val="21"/>
-              </w:rPr>
-              <w:t>11/14:</w:t>
-            </w:r>
-            <w:r>
-              <w:rPr>
-                <w:rFonts w:ascii="Arial" w:hAnsi="Arial" w:cs="新細明體" w:hint="eastAsia"/>
-                <w:color w:val="101010"/>
-                <w:kern w:val="0"/>
-                <w:sz w:val="21"/>
-                <w:szCs w:val="21"/>
-              </w:rPr>
-              <w:t xml:space="preserve"> </w:t>
-            </w:r>
-            <w:r>
-              <w:rPr>
-                <w:rFonts w:ascii="Arial" w:hAnsi="Arial" w:cs="新細明體" w:hint="eastAsia"/>
-                <w:color w:val="101010"/>
-                <w:kern w:val="0"/>
-                <w:sz w:val="21"/>
-                <w:szCs w:val="21"/>
-              </w:rPr>
-              <w:t>功</w:t>
-            </w:r>
-            <w:r>
-              <w:rPr>
-                <w:rFonts w:ascii="Arial" w:hAnsi="Arial" w:cs="新細明體"/>
-                <w:color w:val="101010"/>
-                <w:kern w:val="0"/>
-                <w:sz w:val="21"/>
-                <w:szCs w:val="21"/>
-              </w:rPr>
-              <w:t>4</w:t>
-            </w:r>
-            <w:r>
-              <w:rPr>
-                <w:rFonts w:ascii="Arial" w:hAnsi="Arial" w:cs="新細明體" w:hint="eastAsia"/>
-                <w:color w:val="101010"/>
-                <w:kern w:val="0"/>
-                <w:sz w:val="21"/>
-                <w:szCs w:val="21"/>
-              </w:rPr>
-              <w:t>泰北</w:t>
+              <w:t>辛巴威</w:t>
+            </w:r>
+            <w:r>
+              <w:rPr>
+                <w:rFonts w:ascii="Arial" w:hAnsi="Arial" w:cs="新細明體"/>
+                <w:color w:val="101010"/>
+                <w:kern w:val="0"/>
+                <w:sz w:val="21"/>
+                <w:szCs w:val="21"/>
+              </w:rPr>
+              <w:t>/</w:t>
+            </w:r>
+            <w:r>
+              <w:rPr>
+                <w:rFonts w:ascii="Arial" w:hAnsi="Arial" w:cs="新細明體" w:hint="eastAsia"/>
+                <w:color w:val="101010"/>
+                <w:kern w:val="0"/>
+                <w:sz w:val="21"/>
+                <w:szCs w:val="21"/>
+              </w:rPr>
+              <w:t>髻珠喻</w:t>
             </w:r>
           </w:p>
           <w:p>
@@ -5485,6 +6210,16 @@
                 <w:szCs w:val="21"/>
               </w:rPr>
               <w:t>11/15:</w:t>
+            </w:r>
+            <w:r>
+              <w:rPr>
+                <w:rFonts w:ascii="Arial" w:hAnsi="Arial" w:cs="新細明體" w:hint="eastAsia"/>
+                <w:color w:val="101010"/>
+                <w:kern w:val="0"/>
+                <w:sz w:val="21"/>
+                <w:szCs w:val="21"/>
+              </w:rPr>
+              <w:t>報佛恩</w:t>
             </w:r>
           </w:p>
         </w:tc>
@@ -5495,373 +6230,7 @@
         </w:trPr>
         <w:tc>
           <w:tcPr>
-            <w:tcW w:w="224" w:type="pct"/>
-            <w:vMerge/>
-            <w:vAlign w:val="center"/>
-          </w:tcPr>
-          <w:p>
-            <w:pPr>
-              <w:rPr>
-                <w:rFonts w:ascii="Arial" w:hAnsi="Arial" w:cs="新細明體"/>
-                <w:b/>
-                <w:bCs/>
-                <w:color w:val="101010"/>
-                <w:kern w:val="0"/>
-                <w:sz w:val="21"/>
-                <w:szCs w:val="21"/>
-              </w:rPr>
-            </w:pPr>
-          </w:p>
-        </w:tc>
-        <w:tc>
-          <w:tcPr>
-            <w:tcW w:w="841" w:type="pct"/>
-            <w:vMerge/>
-            <w:vAlign w:val="center"/>
-          </w:tcPr>
-          <w:p>
-            <w:pPr>
-              <w:widowControl/>
-              <w:rPr>
-                <w:rFonts w:ascii="Menlo" w:eastAsia="細明體" w:hAnsi="Menlo" w:cs="Menlo"/>
-                <w:color w:val="A31515"/>
-                <w:kern w:val="0"/>
-                <w:sz w:val="19"/>
-                <w:szCs w:val="19"/>
-              </w:rPr>
-            </w:pPr>
-          </w:p>
-        </w:tc>
-        <w:tc>
-          <w:tcPr>
-            <w:tcW w:w="1096" w:type="pct"/>
-            <w:vMerge/>
-            <w:vAlign w:val="center"/>
-          </w:tcPr>
-          <w:p>
-            <w:pPr>
-              <w:widowControl/>
-              <w:rPr>
-                <w:rFonts w:ascii="Arial" w:hAnsi="Arial" w:cs="新細明體"/>
-                <w:color w:val="101010"/>
-                <w:kern w:val="0"/>
-                <w:sz w:val="21"/>
-                <w:szCs w:val="21"/>
-              </w:rPr>
-            </w:pPr>
-          </w:p>
-        </w:tc>
-        <w:tc>
-          <w:tcPr>
-            <w:tcW w:w="905" w:type="pct"/>
-            <w:vMerge/>
-          </w:tcPr>
-          <w:p>
-            <w:pPr>
-              <w:rPr>
-                <w:rFonts w:ascii="Arial" w:hAnsi="Arial" w:cs="新細明體"/>
-                <w:color w:val="101010"/>
-                <w:kern w:val="0"/>
-                <w:sz w:val="21"/>
-                <w:szCs w:val="21"/>
-              </w:rPr>
-            </w:pPr>
-          </w:p>
-        </w:tc>
-        <w:tc>
-          <w:tcPr>
-            <w:tcW w:w="762" w:type="pct"/>
-          </w:tcPr>
-          <w:p>
-            <w:pPr>
-              <w:widowControl/>
-              <w:rPr>
-                <w:rFonts w:ascii="Arial" w:hAnsi="Arial" w:cs="新細明體"/>
-                <w:color w:val="101010"/>
-                <w:kern w:val="0"/>
-                <w:sz w:val="21"/>
-                <w:szCs w:val="21"/>
-              </w:rPr>
-            </w:pPr>
-            <w:r>
-              <w:rPr>
-                <w:rFonts w:ascii="Arial" w:hAnsi="Arial" w:cs="新細明體"/>
-                <w:color w:val="101010"/>
-                <w:kern w:val="0"/>
-                <w:sz w:val="21"/>
-                <w:szCs w:val="21"/>
-              </w:rPr>
-              <w:t>11/12:</w:t>
-            </w:r>
-            <w:r>
-              <w:rPr>
-                <w:rFonts w:ascii="Arial" w:hAnsi="Arial" w:cs="新細明體" w:hint="eastAsia"/>
-                <w:color w:val="101010"/>
-                <w:kern w:val="0"/>
-                <w:sz w:val="21"/>
-                <w:szCs w:val="21"/>
-              </w:rPr>
-              <w:t>綠</w:t>
-            </w:r>
-          </w:p>
-          <w:p>
-            <w:pPr>
-              <w:widowControl/>
-              <w:rPr>
-                <w:rFonts w:ascii="Arial" w:hAnsi="Arial" w:cs="新細明體"/>
-                <w:color w:val="101010"/>
-                <w:kern w:val="0"/>
-                <w:sz w:val="21"/>
-                <w:szCs w:val="21"/>
-              </w:rPr>
-            </w:pPr>
-            <w:r>
-              <w:rPr>
-                <w:rFonts w:ascii="Arial" w:hAnsi="Arial" w:cs="新細明體"/>
-                <w:color w:val="101010"/>
-                <w:kern w:val="0"/>
-                <w:sz w:val="21"/>
-                <w:szCs w:val="21"/>
-              </w:rPr>
-              <w:t>11/13:</w:t>
-            </w:r>
-            <w:r>
-              <w:rPr>
-                <w:rFonts w:ascii="Arial" w:hAnsi="Arial" w:cs="新細明體" w:hint="eastAsia"/>
-                <w:color w:val="101010"/>
-                <w:kern w:val="0"/>
-                <w:sz w:val="21"/>
-                <w:szCs w:val="21"/>
-              </w:rPr>
-              <w:t>綠</w:t>
-            </w:r>
-          </w:p>
-          <w:p>
-            <w:pPr>
-              <w:widowControl/>
-              <w:rPr>
-                <w:rFonts w:ascii="Arial" w:hAnsi="Arial" w:cs="新細明體"/>
-                <w:color w:val="101010"/>
-                <w:kern w:val="0"/>
-                <w:sz w:val="21"/>
-                <w:szCs w:val="21"/>
-              </w:rPr>
-            </w:pPr>
-            <w:r>
-              <w:rPr>
-                <w:rFonts w:ascii="Arial" w:hAnsi="Arial" w:cs="新細明體"/>
-                <w:color w:val="101010"/>
-                <w:kern w:val="0"/>
-                <w:sz w:val="21"/>
-                <w:szCs w:val="21"/>
-              </w:rPr>
-              <w:t>11/14:</w:t>
-            </w:r>
-            <w:r>
-              <w:rPr>
-                <w:rFonts w:ascii="Arial" w:hAnsi="Arial" w:cs="新細明體" w:hint="eastAsia"/>
-                <w:color w:val="101010"/>
-                <w:kern w:val="0"/>
-                <w:sz w:val="21"/>
-                <w:szCs w:val="21"/>
-              </w:rPr>
-              <w:t>綠</w:t>
-            </w:r>
-          </w:p>
-          <w:p>
-            <w:pPr>
-              <w:widowControl/>
-              <w:rPr>
-                <w:rFonts w:ascii="Arial" w:hAnsi="Arial" w:cs="新細明體"/>
-                <w:color w:val="101010"/>
-                <w:kern w:val="0"/>
-                <w:sz w:val="21"/>
-                <w:szCs w:val="21"/>
-              </w:rPr>
-            </w:pPr>
-            <w:r>
-              <w:rPr>
-                <w:rFonts w:ascii="Arial" w:hAnsi="Arial" w:cs="新細明體"/>
-                <w:color w:val="101010"/>
-                <w:kern w:val="0"/>
-                <w:sz w:val="21"/>
-                <w:szCs w:val="21"/>
-              </w:rPr>
-              <w:t>11/15:</w:t>
-            </w:r>
-            <w:r>
-              <w:rPr>
-                <w:rFonts w:ascii="Arial" w:hAnsi="Arial" w:cs="新細明體" w:hint="eastAsia"/>
-                <w:color w:val="101010"/>
-                <w:kern w:val="0"/>
-                <w:sz w:val="21"/>
-                <w:szCs w:val="21"/>
-              </w:rPr>
-              <w:t>綠</w:t>
-            </w:r>
-          </w:p>
-        </w:tc>
-        <w:tc>
-          <w:tcPr>
-            <w:tcW w:w="1046" w:type="pct"/>
-          </w:tcPr>
-          <w:p>
-            <w:pPr>
-              <w:widowControl/>
-              <w:rPr>
-                <w:rFonts w:ascii="Arial" w:hAnsi="Arial" w:cs="新細明體"/>
-                <w:color w:val="101010"/>
-                <w:kern w:val="0"/>
-                <w:sz w:val="21"/>
-                <w:szCs w:val="21"/>
-              </w:rPr>
-            </w:pPr>
-            <w:r>
-              <w:rPr>
-                <w:rFonts w:ascii="Arial" w:hAnsi="Arial" w:cs="新細明體"/>
-                <w:color w:val="101010"/>
-                <w:kern w:val="0"/>
-                <w:sz w:val="21"/>
-                <w:szCs w:val="21"/>
-              </w:rPr>
-              <w:t>11/12:</w:t>
-            </w:r>
-            <w:r>
-              <w:rPr>
-                <w:rFonts w:ascii="Arial" w:hAnsi="Arial" w:cs="新細明體" w:hint="eastAsia"/>
-                <w:color w:val="101010"/>
-                <w:kern w:val="0"/>
-                <w:sz w:val="21"/>
-                <w:szCs w:val="21"/>
-              </w:rPr>
-              <w:t>台灣救災</w:t>
-            </w:r>
-          </w:p>
-          <w:p>
-            <w:pPr>
-              <w:widowControl/>
-              <w:rPr>
-                <w:rFonts w:ascii="Arial" w:hAnsi="Arial" w:cs="新細明體"/>
-                <w:color w:val="101010"/>
-                <w:kern w:val="0"/>
-                <w:sz w:val="21"/>
-                <w:szCs w:val="21"/>
-              </w:rPr>
-            </w:pPr>
-            <w:r>
-              <w:rPr>
-                <w:rFonts w:ascii="Arial" w:hAnsi="Arial" w:cs="新細明體"/>
-                <w:color w:val="101010"/>
-                <w:kern w:val="0"/>
-                <w:sz w:val="21"/>
-                <w:szCs w:val="21"/>
-              </w:rPr>
-              <w:t>11/13:</w:t>
-            </w:r>
-          </w:p>
-          <w:p>
-            <w:pPr>
-              <w:widowControl/>
-              <w:rPr>
-                <w:rFonts w:ascii="Arial" w:hAnsi="Arial" w:cs="新細明體"/>
-                <w:color w:val="101010"/>
-                <w:kern w:val="0"/>
-                <w:sz w:val="21"/>
-                <w:szCs w:val="21"/>
-              </w:rPr>
-            </w:pPr>
-            <w:r>
-              <w:rPr>
-                <w:rFonts w:ascii="Arial" w:hAnsi="Arial" w:cs="新細明體"/>
-                <w:color w:val="101010"/>
-                <w:kern w:val="0"/>
-                <w:sz w:val="21"/>
-                <w:szCs w:val="21"/>
-              </w:rPr>
-              <w:t>11/14:</w:t>
-            </w:r>
-            <w:r>
-              <w:rPr>
-                <w:rFonts w:ascii="Arial" w:hAnsi="Arial" w:cs="新細明體" w:hint="eastAsia"/>
-                <w:color w:val="101010"/>
-                <w:kern w:val="0"/>
-                <w:sz w:val="21"/>
-                <w:szCs w:val="21"/>
-              </w:rPr>
-              <w:t xml:space="preserve"> </w:t>
-            </w:r>
-            <w:r>
-              <w:rPr>
-                <w:rFonts w:ascii="Arial" w:hAnsi="Arial" w:cs="新細明體" w:hint="eastAsia"/>
-                <w:color w:val="101010"/>
-                <w:kern w:val="0"/>
-                <w:sz w:val="21"/>
-                <w:szCs w:val="21"/>
-              </w:rPr>
-              <w:t>功</w:t>
-            </w:r>
-            <w:r>
-              <w:rPr>
-                <w:rFonts w:ascii="Arial" w:hAnsi="Arial" w:cs="新細明體"/>
-                <w:color w:val="101010"/>
-                <w:kern w:val="0"/>
-                <w:sz w:val="21"/>
-                <w:szCs w:val="21"/>
-              </w:rPr>
-              <w:t>8</w:t>
-            </w:r>
-            <w:r>
-              <w:rPr>
-                <w:rFonts w:ascii="Arial" w:hAnsi="Arial" w:cs="新細明體" w:hint="eastAsia"/>
-                <w:color w:val="101010"/>
-                <w:kern w:val="0"/>
-                <w:sz w:val="21"/>
-                <w:szCs w:val="21"/>
-              </w:rPr>
-              <w:t>辛巴威</w:t>
-            </w:r>
-          </w:p>
-          <w:p>
-            <w:pPr>
-              <w:widowControl/>
-              <w:rPr>
-                <w:rFonts w:ascii="Arial" w:hAnsi="Arial" w:cs="新細明體"/>
-                <w:color w:val="101010"/>
-                <w:kern w:val="0"/>
-                <w:sz w:val="21"/>
-                <w:szCs w:val="21"/>
-              </w:rPr>
-            </w:pPr>
-            <w:r>
-              <w:rPr>
-                <w:rFonts w:ascii="Arial" w:hAnsi="Arial" w:cs="新細明體"/>
-                <w:color w:val="101010"/>
-                <w:kern w:val="0"/>
-                <w:sz w:val="21"/>
-                <w:szCs w:val="21"/>
-              </w:rPr>
-              <w:t>11/15:</w:t>
-            </w:r>
-            <w:r>
-              <w:rPr>
-                <w:rFonts w:ascii="Arial" w:hAnsi="Arial" w:cs="新細明體" w:hint="eastAsia"/>
-                <w:color w:val="101010"/>
-                <w:kern w:val="0"/>
-                <w:sz w:val="21"/>
-                <w:szCs w:val="21"/>
-              </w:rPr>
-              <w:t>報佛恩</w:t>
-            </w:r>
-          </w:p>
-        </w:tc>
-      </w:tr>
-      <w:tr>
-        <w:trPr>
-          <w:tblCellSpacing w:w="15" w:type="dxa"/>
-        </w:trPr>
-        <w:tc>
-          <w:tcPr>
-            <w:tcW w:w="224" w:type="pct"/>
+            <w:tcW w:w="222" w:type="pct"/>
             <w:vMerge/>
             <w:tcBorders>
               <w:bottom w:val="single" w:sz="4" w:space="0" w:color="auto"/>
@@ -5885,7 +6254,7 @@
         </w:tc>
         <w:tc>
           <w:tcPr>
-            <w:tcW w:w="841" w:type="pct"/>
+            <w:tcW w:w="840" w:type="pct"/>
             <w:vMerge/>
             <w:tcBorders>
               <w:bottom w:val="single" w:sz="4" w:space="0" w:color="auto"/>
@@ -5907,7 +6276,7 @@
         </w:tc>
         <w:tc>
           <w:tcPr>
-            <w:tcW w:w="1096" w:type="pct"/>
+            <w:tcW w:w="1091" w:type="pct"/>
             <w:vMerge/>
             <w:tcBorders>
               <w:bottom w:val="single" w:sz="4" w:space="0" w:color="auto"/>
@@ -5929,7 +6298,7 @@
         </w:tc>
         <w:tc>
           <w:tcPr>
-            <w:tcW w:w="905" w:type="pct"/>
+            <w:tcW w:w="900" w:type="pct"/>
             <w:vMerge/>
             <w:tcBorders>
               <w:bottom w:val="single" w:sz="4" w:space="0" w:color="auto"/>
@@ -5951,7 +6320,7 @@
         </w:tc>
         <w:tc>
           <w:tcPr>
-            <w:tcW w:w="762" w:type="pct"/>
+            <w:tcW w:w="759" w:type="pct"/>
             <w:tcBorders>
               <w:top w:val="single" w:sz="4" w:space="0" w:color="auto"/>
               <w:bottom w:val="single" w:sz="4" w:space="0" w:color="auto"/>
@@ -6089,7 +6458,7 @@
         </w:tc>
         <w:tc>
           <w:tcPr>
-            <w:tcW w:w="1046" w:type="pct"/>
+            <w:tcW w:w="1061" w:type="pct"/>
             <w:tcBorders>
               <w:top w:val="single" w:sz="4" w:space="0" w:color="auto"/>
               <w:left w:val="single" w:sz="4" w:space="0" w:color="auto"/>
@@ -6213,7 +6582,7 @@
         </w:trPr>
         <w:tc>
           <w:tcPr>
-            <w:tcW w:w="224" w:type="pct"/>
+            <w:tcW w:w="222" w:type="pct"/>
             <w:tcBorders>
               <w:top w:val="single" w:sz="4" w:space="0" w:color="auto"/>
               <w:left w:val="single" w:sz="4" w:space="0" w:color="auto"/>
@@ -6251,7 +6620,7 @@
         </w:tc>
         <w:tc>
           <w:tcPr>
-            <w:tcW w:w="841" w:type="pct"/>
+            <w:tcW w:w="840" w:type="pct"/>
             <w:tcBorders>
               <w:top w:val="single" w:sz="4" w:space="0" w:color="auto"/>
               <w:left w:val="single" w:sz="4" w:space="0" w:color="auto"/>
@@ -6275,7 +6644,7 @@
         </w:tc>
         <w:tc>
           <w:tcPr>
-            <w:tcW w:w="1096" w:type="pct"/>
+            <w:tcW w:w="1091" w:type="pct"/>
             <w:tcBorders>
               <w:top w:val="single" w:sz="4" w:space="0" w:color="auto"/>
               <w:left w:val="single" w:sz="4" w:space="0" w:color="auto"/>
@@ -6319,7 +6688,7 @@
         </w:tc>
         <w:tc>
           <w:tcPr>
-            <w:tcW w:w="905" w:type="pct"/>
+            <w:tcW w:w="900" w:type="pct"/>
             <w:tcBorders>
               <w:top w:val="single" w:sz="4" w:space="0" w:color="auto"/>
               <w:left w:val="single" w:sz="4" w:space="0" w:color="auto"/>
@@ -6353,7 +6722,7 @@
         </w:tc>
         <w:tc>
           <w:tcPr>
-            <w:tcW w:w="762" w:type="pct"/>
+            <w:tcW w:w="759" w:type="pct"/>
             <w:tcBorders>
               <w:top w:val="single" w:sz="4" w:space="0" w:color="auto"/>
               <w:left w:val="single" w:sz="4" w:space="0" w:color="auto"/>
@@ -6376,7 +6745,7 @@
         </w:tc>
         <w:tc>
           <w:tcPr>
-            <w:tcW w:w="1046" w:type="pct"/>
+            <w:tcW w:w="1061" w:type="pct"/>
             <w:tcBorders>
               <w:top w:val="single" w:sz="4" w:space="0" w:color="auto"/>
               <w:left w:val="single" w:sz="4" w:space="0" w:color="auto"/>

--- a/定位點參考.docx
+++ b/定位點參考.docx
@@ -854,16 +854,6 @@
               </w:rPr>
               <w:t>行願</w:t>
             </w:r>
-            <w:r>
-              <w:rPr>
-                <w:rFonts w:ascii="Arial" w:hAnsi="Arial" w:cs="新細明體" w:hint="eastAsia"/>
-                <w:color w:val="101010"/>
-                <w:kern w:val="0"/>
-                <w:sz w:val="21"/>
-                <w:szCs w:val="21"/>
-              </w:rPr>
-              <w:t>Ｖ</w:t>
-            </w:r>
           </w:p>
         </w:tc>
       </w:tr>
@@ -2047,7 +2037,7 @@
             <w:pPr>
               <w:widowControl/>
               <w:rPr>
-                <w:rFonts w:ascii="Arial" w:hAnsi="Arial" w:cs="新細明體"/>
+                <w:rFonts w:ascii="Arial" w:hAnsi="Arial" w:cs="新細明體" w:hint="eastAsia"/>
                 <w:color w:val="101010"/>
                 <w:kern w:val="0"/>
                 <w:sz w:val="21"/>
@@ -2063,6 +2053,16 @@
                 <w:szCs w:val="21"/>
               </w:rPr>
               <w:t>四弘</w:t>
+            </w:r>
+            <w:r>
+              <w:rPr>
+                <w:rFonts w:ascii="Arial" w:hAnsi="Arial" w:cs="新細明體" w:hint="eastAsia"/>
+                <w:color w:val="101010"/>
+                <w:kern w:val="0"/>
+                <w:sz w:val="21"/>
+                <w:szCs w:val="21"/>
+              </w:rPr>
+              <w:t>Ｖ</w:t>
             </w:r>
           </w:p>
         </w:tc>

--- a/定位點參考.docx
+++ b/定位點參考.docx
@@ -21,12 +21,12 @@
         <w:tblLook w:val="04A0" w:firstRow="1" w:lastRow="0" w:firstColumn="1" w:lastColumn="0" w:noHBand="0" w:noVBand="1"/>
       </w:tblPr>
       <w:tblGrid>
-        <w:gridCol w:w="413"/>
+        <w:gridCol w:w="411"/>
         <w:gridCol w:w="1424"/>
-        <w:gridCol w:w="1840"/>
-        <w:gridCol w:w="1523"/>
-        <w:gridCol w:w="1290"/>
-        <w:gridCol w:w="1806"/>
+        <w:gridCol w:w="1832"/>
+        <w:gridCol w:w="1516"/>
+        <w:gridCol w:w="1283"/>
+        <w:gridCol w:w="1830"/>
       </w:tblGrid>
       <w:tr>
         <w:trPr>
@@ -35,7 +35,7 @@
         </w:trPr>
         <w:tc>
           <w:tcPr>
-            <w:tcW w:w="222" w:type="pct"/>
+            <w:tcW w:w="221" w:type="pct"/>
             <w:vAlign w:val="center"/>
             <w:hideMark/>
           </w:tcPr>
@@ -123,7 +123,7 @@
         </w:tc>
         <w:tc>
           <w:tcPr>
-            <w:tcW w:w="1091" w:type="pct"/>
+            <w:tcW w:w="1086" w:type="pct"/>
             <w:vAlign w:val="center"/>
             <w:hideMark/>
           </w:tcPr>
@@ -172,7 +172,7 @@
         </w:tc>
         <w:tc>
           <w:tcPr>
-            <w:tcW w:w="900" w:type="pct"/>
+            <w:tcW w:w="896" w:type="pct"/>
             <w:vAlign w:val="center"/>
             <w:hideMark/>
           </w:tcPr>
@@ -201,7 +201,7 @@
         </w:tc>
         <w:tc>
           <w:tcPr>
-            <w:tcW w:w="759" w:type="pct"/>
+            <w:tcW w:w="755" w:type="pct"/>
           </w:tcPr>
           <w:p>
             <w:pPr>
@@ -228,7 +228,7 @@
         </w:tc>
         <w:tc>
           <w:tcPr>
-            <w:tcW w:w="1061" w:type="pct"/>
+            <w:tcW w:w="1076" w:type="pct"/>
           </w:tcPr>
           <w:p>
             <w:pPr>
@@ -260,7 +260,7 @@
         </w:trPr>
         <w:tc>
           <w:tcPr>
-            <w:tcW w:w="222" w:type="pct"/>
+            <w:tcW w:w="221" w:type="pct"/>
             <w:vAlign w:val="center"/>
             <w:hideMark/>
           </w:tcPr>
@@ -320,7 +320,7 @@
         </w:tc>
         <w:tc>
           <w:tcPr>
-            <w:tcW w:w="1091" w:type="pct"/>
+            <w:tcW w:w="1086" w:type="pct"/>
             <w:vAlign w:val="center"/>
             <w:hideMark/>
           </w:tcPr>
@@ -379,7 +379,7 @@
         </w:tc>
         <w:tc>
           <w:tcPr>
-            <w:tcW w:w="900" w:type="pct"/>
+            <w:tcW w:w="896" w:type="pct"/>
             <w:vAlign w:val="center"/>
             <w:hideMark/>
           </w:tcPr>
@@ -408,24 +408,24 @@
         </w:tc>
         <w:tc>
           <w:tcPr>
-            <w:tcW w:w="759" w:type="pct"/>
-          </w:tcPr>
-          <w:p>
-            <w:pPr>
-              <w:widowControl/>
-              <w:rPr>
-                <w:rFonts w:ascii="Arial" w:hAnsi="Arial" w:cs="新細明體"/>
-                <w:color w:val="101010"/>
-                <w:kern w:val="0"/>
-                <w:sz w:val="21"/>
-                <w:szCs w:val="21"/>
-              </w:rPr>
-            </w:pPr>
-          </w:p>
-        </w:tc>
-        <w:tc>
-          <w:tcPr>
-            <w:tcW w:w="1061" w:type="pct"/>
+            <w:tcW w:w="755" w:type="pct"/>
+          </w:tcPr>
+          <w:p>
+            <w:pPr>
+              <w:widowControl/>
+              <w:rPr>
+                <w:rFonts w:ascii="Arial" w:hAnsi="Arial" w:cs="新細明體"/>
+                <w:color w:val="101010"/>
+                <w:kern w:val="0"/>
+                <w:sz w:val="21"/>
+                <w:szCs w:val="21"/>
+              </w:rPr>
+            </w:pPr>
+          </w:p>
+        </w:tc>
+        <w:tc>
+          <w:tcPr>
+            <w:tcW w:w="1076" w:type="pct"/>
           </w:tcPr>
           <w:p>
             <w:pPr>
@@ -457,7 +457,7 @@
         </w:trPr>
         <w:tc>
           <w:tcPr>
-            <w:tcW w:w="222" w:type="pct"/>
+            <w:tcW w:w="221" w:type="pct"/>
             <w:vAlign w:val="center"/>
             <w:hideMark/>
           </w:tcPr>
@@ -517,7 +517,7 @@
         </w:tc>
         <w:tc>
           <w:tcPr>
-            <w:tcW w:w="1091" w:type="pct"/>
+            <w:tcW w:w="1086" w:type="pct"/>
             <w:vAlign w:val="center"/>
             <w:hideMark/>
           </w:tcPr>
@@ -556,7 +556,7 @@
         </w:tc>
         <w:tc>
           <w:tcPr>
-            <w:tcW w:w="900" w:type="pct"/>
+            <w:tcW w:w="896" w:type="pct"/>
             <w:vAlign w:val="center"/>
             <w:hideMark/>
           </w:tcPr>
@@ -615,7 +615,7 @@
         </w:tc>
         <w:tc>
           <w:tcPr>
-            <w:tcW w:w="759" w:type="pct"/>
+            <w:tcW w:w="755" w:type="pct"/>
           </w:tcPr>
           <w:p>
             <w:pPr>
@@ -642,7 +642,7 @@
         </w:tc>
         <w:tc>
           <w:tcPr>
-            <w:tcW w:w="1061" w:type="pct"/>
+            <w:tcW w:w="1076" w:type="pct"/>
           </w:tcPr>
           <w:p>
             <w:pPr>
@@ -674,7 +674,7 @@
         </w:trPr>
         <w:tc>
           <w:tcPr>
-            <w:tcW w:w="222" w:type="pct"/>
+            <w:tcW w:w="221" w:type="pct"/>
             <w:vAlign w:val="center"/>
             <w:hideMark/>
           </w:tcPr>
@@ -736,7 +736,7 @@
         </w:tc>
         <w:tc>
           <w:tcPr>
-            <w:tcW w:w="1091" w:type="pct"/>
+            <w:tcW w:w="1086" w:type="pct"/>
             <w:vAlign w:val="center"/>
             <w:hideMark/>
           </w:tcPr>
@@ -775,7 +775,7 @@
         </w:tc>
         <w:tc>
           <w:tcPr>
-            <w:tcW w:w="900" w:type="pct"/>
+            <w:tcW w:w="896" w:type="pct"/>
             <w:vAlign w:val="center"/>
             <w:hideMark/>
           </w:tcPr>
@@ -804,7 +804,7 @@
         </w:tc>
         <w:tc>
           <w:tcPr>
-            <w:tcW w:w="759" w:type="pct"/>
+            <w:tcW w:w="755" w:type="pct"/>
           </w:tcPr>
           <w:p>
             <w:pPr>
@@ -831,7 +831,7 @@
         </w:tc>
         <w:tc>
           <w:tcPr>
-            <w:tcW w:w="1061" w:type="pct"/>
+            <w:tcW w:w="1076" w:type="pct"/>
           </w:tcPr>
           <w:p>
             <w:pPr>
@@ -863,7 +863,7 @@
         </w:trPr>
         <w:tc>
           <w:tcPr>
-            <w:tcW w:w="222" w:type="pct"/>
+            <w:tcW w:w="221" w:type="pct"/>
             <w:vAlign w:val="center"/>
             <w:hideMark/>
           </w:tcPr>
@@ -925,7 +925,7 @@
         </w:tc>
         <w:tc>
           <w:tcPr>
-            <w:tcW w:w="1091" w:type="pct"/>
+            <w:tcW w:w="1086" w:type="pct"/>
             <w:vAlign w:val="center"/>
             <w:hideMark/>
           </w:tcPr>
@@ -964,7 +964,7 @@
         </w:tc>
         <w:tc>
           <w:tcPr>
-            <w:tcW w:w="900" w:type="pct"/>
+            <w:tcW w:w="896" w:type="pct"/>
             <w:vAlign w:val="center"/>
             <w:hideMark/>
           </w:tcPr>
@@ -993,24 +993,24 @@
         </w:tc>
         <w:tc>
           <w:tcPr>
-            <w:tcW w:w="759" w:type="pct"/>
-          </w:tcPr>
-          <w:p>
-            <w:pPr>
-              <w:widowControl/>
-              <w:rPr>
-                <w:rFonts w:ascii="Arial" w:hAnsi="Arial" w:cs="新細明體"/>
-                <w:color w:val="101010"/>
-                <w:kern w:val="0"/>
-                <w:sz w:val="21"/>
-                <w:szCs w:val="21"/>
-              </w:rPr>
-            </w:pPr>
-          </w:p>
-        </w:tc>
-        <w:tc>
-          <w:tcPr>
-            <w:tcW w:w="1061" w:type="pct"/>
+            <w:tcW w:w="755" w:type="pct"/>
+          </w:tcPr>
+          <w:p>
+            <w:pPr>
+              <w:widowControl/>
+              <w:rPr>
+                <w:rFonts w:ascii="Arial" w:hAnsi="Arial" w:cs="新細明體"/>
+                <w:color w:val="101010"/>
+                <w:kern w:val="0"/>
+                <w:sz w:val="21"/>
+                <w:szCs w:val="21"/>
+              </w:rPr>
+            </w:pPr>
+          </w:p>
+        </w:tc>
+        <w:tc>
+          <w:tcPr>
+            <w:tcW w:w="1076" w:type="pct"/>
           </w:tcPr>
           <w:p>
             <w:pPr>
@@ -1042,7 +1042,7 @@
         </w:trPr>
         <w:tc>
           <w:tcPr>
-            <w:tcW w:w="222" w:type="pct"/>
+            <w:tcW w:w="221" w:type="pct"/>
             <w:vAlign w:val="center"/>
             <w:hideMark/>
           </w:tcPr>
@@ -1104,7 +1104,7 @@
         </w:tc>
         <w:tc>
           <w:tcPr>
-            <w:tcW w:w="1091" w:type="pct"/>
+            <w:tcW w:w="1086" w:type="pct"/>
             <w:vAlign w:val="center"/>
             <w:hideMark/>
           </w:tcPr>
@@ -1143,7 +1143,7 @@
         </w:tc>
         <w:tc>
           <w:tcPr>
-            <w:tcW w:w="900" w:type="pct"/>
+            <w:tcW w:w="896" w:type="pct"/>
             <w:vAlign w:val="center"/>
             <w:hideMark/>
           </w:tcPr>
@@ -1172,24 +1172,24 @@
         </w:tc>
         <w:tc>
           <w:tcPr>
-            <w:tcW w:w="759" w:type="pct"/>
-          </w:tcPr>
-          <w:p>
-            <w:pPr>
-              <w:widowControl/>
-              <w:rPr>
-                <w:rFonts w:ascii="Arial" w:hAnsi="Arial" w:cs="新細明體"/>
-                <w:color w:val="101010"/>
-                <w:kern w:val="0"/>
-                <w:sz w:val="21"/>
-                <w:szCs w:val="21"/>
-              </w:rPr>
-            </w:pPr>
-          </w:p>
-        </w:tc>
-        <w:tc>
-          <w:tcPr>
-            <w:tcW w:w="1061" w:type="pct"/>
+            <w:tcW w:w="755" w:type="pct"/>
+          </w:tcPr>
+          <w:p>
+            <w:pPr>
+              <w:widowControl/>
+              <w:rPr>
+                <w:rFonts w:ascii="Arial" w:hAnsi="Arial" w:cs="新細明體"/>
+                <w:color w:val="101010"/>
+                <w:kern w:val="0"/>
+                <w:sz w:val="21"/>
+                <w:szCs w:val="21"/>
+              </w:rPr>
+            </w:pPr>
+          </w:p>
+        </w:tc>
+        <w:tc>
+          <w:tcPr>
+            <w:tcW w:w="1076" w:type="pct"/>
           </w:tcPr>
           <w:p>
             <w:pPr>
@@ -1221,7 +1221,7 @@
         </w:trPr>
         <w:tc>
           <w:tcPr>
-            <w:tcW w:w="222" w:type="pct"/>
+            <w:tcW w:w="221" w:type="pct"/>
             <w:vAlign w:val="center"/>
             <w:hideMark/>
           </w:tcPr>
@@ -1281,7 +1281,7 @@
         </w:tc>
         <w:tc>
           <w:tcPr>
-            <w:tcW w:w="1091" w:type="pct"/>
+            <w:tcW w:w="1086" w:type="pct"/>
             <w:vAlign w:val="center"/>
             <w:hideMark/>
           </w:tcPr>
@@ -1320,7 +1320,7 @@
         </w:tc>
         <w:tc>
           <w:tcPr>
-            <w:tcW w:w="900" w:type="pct"/>
+            <w:tcW w:w="896" w:type="pct"/>
             <w:vAlign w:val="center"/>
             <w:hideMark/>
           </w:tcPr>
@@ -1349,7 +1349,7 @@
         </w:tc>
         <w:tc>
           <w:tcPr>
-            <w:tcW w:w="759" w:type="pct"/>
+            <w:tcW w:w="755" w:type="pct"/>
           </w:tcPr>
           <w:p>
             <w:pPr>
@@ -1376,7 +1376,7 @@
         </w:tc>
         <w:tc>
           <w:tcPr>
-            <w:tcW w:w="1061" w:type="pct"/>
+            <w:tcW w:w="1076" w:type="pct"/>
           </w:tcPr>
           <w:p>
             <w:pPr>
@@ -1408,7 +1408,7 @@
         </w:trPr>
         <w:tc>
           <w:tcPr>
-            <w:tcW w:w="222" w:type="pct"/>
+            <w:tcW w:w="221" w:type="pct"/>
             <w:vAlign w:val="center"/>
             <w:hideMark/>
           </w:tcPr>
@@ -1470,7 +1470,7 @@
         </w:tc>
         <w:tc>
           <w:tcPr>
-            <w:tcW w:w="1091" w:type="pct"/>
+            <w:tcW w:w="1086" w:type="pct"/>
             <w:vAlign w:val="center"/>
             <w:hideMark/>
           </w:tcPr>
@@ -1529,7 +1529,7 @@
         </w:tc>
         <w:tc>
           <w:tcPr>
-            <w:tcW w:w="900" w:type="pct"/>
+            <w:tcW w:w="896" w:type="pct"/>
             <w:vAlign w:val="center"/>
             <w:hideMark/>
           </w:tcPr>
@@ -1558,7 +1558,7 @@
         </w:tc>
         <w:tc>
           <w:tcPr>
-            <w:tcW w:w="759" w:type="pct"/>
+            <w:tcW w:w="755" w:type="pct"/>
           </w:tcPr>
           <w:p>
             <w:pPr>
@@ -1585,7 +1585,7 @@
         </w:tc>
         <w:tc>
           <w:tcPr>
-            <w:tcW w:w="1061" w:type="pct"/>
+            <w:tcW w:w="1076" w:type="pct"/>
           </w:tcPr>
           <w:p>
             <w:pPr>
@@ -1617,7 +1617,7 @@
         </w:trPr>
         <w:tc>
           <w:tcPr>
-            <w:tcW w:w="222" w:type="pct"/>
+            <w:tcW w:w="221" w:type="pct"/>
             <w:vAlign w:val="center"/>
             <w:hideMark/>
           </w:tcPr>
@@ -1677,7 +1677,7 @@
         </w:tc>
         <w:tc>
           <w:tcPr>
-            <w:tcW w:w="1091" w:type="pct"/>
+            <w:tcW w:w="1086" w:type="pct"/>
             <w:vAlign w:val="center"/>
             <w:hideMark/>
           </w:tcPr>
@@ -1766,7 +1766,7 @@
         </w:tc>
         <w:tc>
           <w:tcPr>
-            <w:tcW w:w="900" w:type="pct"/>
+            <w:tcW w:w="896" w:type="pct"/>
             <w:vAlign w:val="center"/>
             <w:hideMark/>
           </w:tcPr>
@@ -1825,7 +1825,7 @@
         </w:tc>
         <w:tc>
           <w:tcPr>
-            <w:tcW w:w="759" w:type="pct"/>
+            <w:tcW w:w="755" w:type="pct"/>
           </w:tcPr>
           <w:p>
             <w:pPr>
@@ -1852,7 +1852,7 @@
         </w:tc>
         <w:tc>
           <w:tcPr>
-            <w:tcW w:w="1061" w:type="pct"/>
+            <w:tcW w:w="1076" w:type="pct"/>
           </w:tcPr>
           <w:p>
             <w:pPr>
@@ -1884,7 +1884,7 @@
         </w:trPr>
         <w:tc>
           <w:tcPr>
-            <w:tcW w:w="222" w:type="pct"/>
+            <w:tcW w:w="221" w:type="pct"/>
             <w:vAlign w:val="center"/>
             <w:hideMark/>
           </w:tcPr>
@@ -1946,7 +1946,7 @@
         </w:tc>
         <w:tc>
           <w:tcPr>
-            <w:tcW w:w="1091" w:type="pct"/>
+            <w:tcW w:w="1086" w:type="pct"/>
             <w:vAlign w:val="center"/>
             <w:hideMark/>
           </w:tcPr>
@@ -1985,7 +1985,7 @@
         </w:tc>
         <w:tc>
           <w:tcPr>
-            <w:tcW w:w="900" w:type="pct"/>
+            <w:tcW w:w="896" w:type="pct"/>
             <w:vAlign w:val="center"/>
             <w:hideMark/>
           </w:tcPr>
@@ -2014,30 +2014,30 @@
         </w:tc>
         <w:tc>
           <w:tcPr>
-            <w:tcW w:w="759" w:type="pct"/>
-          </w:tcPr>
-          <w:p>
-            <w:pPr>
-              <w:widowControl/>
-              <w:rPr>
-                <w:rFonts w:ascii="Arial" w:hAnsi="Arial" w:cs="新細明體"/>
-                <w:color w:val="101010"/>
-                <w:kern w:val="0"/>
-                <w:sz w:val="21"/>
-                <w:szCs w:val="21"/>
-              </w:rPr>
-            </w:pPr>
-          </w:p>
-        </w:tc>
-        <w:tc>
-          <w:tcPr>
-            <w:tcW w:w="1061" w:type="pct"/>
-          </w:tcPr>
-          <w:p>
-            <w:pPr>
-              <w:widowControl/>
-              <w:rPr>
-                <w:rFonts w:ascii="Arial" w:hAnsi="Arial" w:cs="新細明體" w:hint="eastAsia"/>
+            <w:tcW w:w="755" w:type="pct"/>
+          </w:tcPr>
+          <w:p>
+            <w:pPr>
+              <w:widowControl/>
+              <w:rPr>
+                <w:rFonts w:ascii="Arial" w:hAnsi="Arial" w:cs="新細明體"/>
+                <w:color w:val="101010"/>
+                <w:kern w:val="0"/>
+                <w:sz w:val="21"/>
+                <w:szCs w:val="21"/>
+              </w:rPr>
+            </w:pPr>
+          </w:p>
+        </w:tc>
+        <w:tc>
+          <w:tcPr>
+            <w:tcW w:w="1076" w:type="pct"/>
+          </w:tcPr>
+          <w:p>
+            <w:pPr>
+              <w:widowControl/>
+              <w:rPr>
+                <w:rFonts w:ascii="Arial" w:hAnsi="Arial" w:cs="新細明體"/>
                 <w:color w:val="101010"/>
                 <w:kern w:val="0"/>
                 <w:sz w:val="21"/>
@@ -2073,7 +2073,7 @@
         </w:trPr>
         <w:tc>
           <w:tcPr>
-            <w:tcW w:w="222" w:type="pct"/>
+            <w:tcW w:w="221" w:type="pct"/>
             <w:vAlign w:val="center"/>
             <w:hideMark/>
           </w:tcPr>
@@ -2135,7 +2135,7 @@
         </w:tc>
         <w:tc>
           <w:tcPr>
-            <w:tcW w:w="1091" w:type="pct"/>
+            <w:tcW w:w="1086" w:type="pct"/>
             <w:vAlign w:val="center"/>
             <w:hideMark/>
           </w:tcPr>
@@ -2174,7 +2174,7 @@
         </w:tc>
         <w:tc>
           <w:tcPr>
-            <w:tcW w:w="900" w:type="pct"/>
+            <w:tcW w:w="896" w:type="pct"/>
             <w:vAlign w:val="center"/>
             <w:hideMark/>
           </w:tcPr>
@@ -2203,24 +2203,24 @@
         </w:tc>
         <w:tc>
           <w:tcPr>
-            <w:tcW w:w="759" w:type="pct"/>
-          </w:tcPr>
-          <w:p>
-            <w:pPr>
-              <w:widowControl/>
-              <w:rPr>
-                <w:rFonts w:ascii="Arial" w:hAnsi="Arial" w:cs="新細明體"/>
-                <w:color w:val="101010"/>
-                <w:kern w:val="0"/>
-                <w:sz w:val="21"/>
-                <w:szCs w:val="21"/>
-              </w:rPr>
-            </w:pPr>
-          </w:p>
-        </w:tc>
-        <w:tc>
-          <w:tcPr>
-            <w:tcW w:w="1061" w:type="pct"/>
+            <w:tcW w:w="755" w:type="pct"/>
+          </w:tcPr>
+          <w:p>
+            <w:pPr>
+              <w:widowControl/>
+              <w:rPr>
+                <w:rFonts w:ascii="Arial" w:hAnsi="Arial" w:cs="新細明體"/>
+                <w:color w:val="101010"/>
+                <w:kern w:val="0"/>
+                <w:sz w:val="21"/>
+                <w:szCs w:val="21"/>
+              </w:rPr>
+            </w:pPr>
+          </w:p>
+        </w:tc>
+        <w:tc>
+          <w:tcPr>
+            <w:tcW w:w="1076" w:type="pct"/>
           </w:tcPr>
           <w:p>
             <w:pPr>
@@ -2252,7 +2252,7 @@
         </w:trPr>
         <w:tc>
           <w:tcPr>
-            <w:tcW w:w="222" w:type="pct"/>
+            <w:tcW w:w="221" w:type="pct"/>
             <w:vAlign w:val="center"/>
             <w:hideMark/>
           </w:tcPr>
@@ -2314,7 +2314,7 @@
         </w:tc>
         <w:tc>
           <w:tcPr>
-            <w:tcW w:w="1091" w:type="pct"/>
+            <w:tcW w:w="1086" w:type="pct"/>
             <w:vAlign w:val="center"/>
             <w:hideMark/>
           </w:tcPr>
@@ -2353,7 +2353,7 @@
         </w:tc>
         <w:tc>
           <w:tcPr>
-            <w:tcW w:w="900" w:type="pct"/>
+            <w:tcW w:w="896" w:type="pct"/>
             <w:vAlign w:val="center"/>
             <w:hideMark/>
           </w:tcPr>
@@ -2382,7 +2382,7 @@
         </w:tc>
         <w:tc>
           <w:tcPr>
-            <w:tcW w:w="759" w:type="pct"/>
+            <w:tcW w:w="755" w:type="pct"/>
           </w:tcPr>
           <w:p>
             <w:pPr>
@@ -2409,7 +2409,7 @@
         </w:tc>
         <w:tc>
           <w:tcPr>
-            <w:tcW w:w="1061" w:type="pct"/>
+            <w:tcW w:w="1076" w:type="pct"/>
             <w:vAlign w:val="center"/>
           </w:tcPr>
           <w:p>
@@ -2442,7 +2442,7 @@
         </w:trPr>
         <w:tc>
           <w:tcPr>
-            <w:tcW w:w="222" w:type="pct"/>
+            <w:tcW w:w="221" w:type="pct"/>
             <w:vAlign w:val="center"/>
             <w:hideMark/>
           </w:tcPr>
@@ -2504,7 +2504,7 @@
         </w:tc>
         <w:tc>
           <w:tcPr>
-            <w:tcW w:w="1091" w:type="pct"/>
+            <w:tcW w:w="1086" w:type="pct"/>
             <w:vAlign w:val="center"/>
             <w:hideMark/>
           </w:tcPr>
@@ -2543,7 +2543,7 @@
         </w:tc>
         <w:tc>
           <w:tcPr>
-            <w:tcW w:w="900" w:type="pct"/>
+            <w:tcW w:w="896" w:type="pct"/>
             <w:vAlign w:val="center"/>
             <w:hideMark/>
           </w:tcPr>
@@ -2572,7 +2572,7 @@
         </w:tc>
         <w:tc>
           <w:tcPr>
-            <w:tcW w:w="759" w:type="pct"/>
+            <w:tcW w:w="755" w:type="pct"/>
           </w:tcPr>
           <w:p>
             <w:pPr>
@@ -2599,7 +2599,7 @@
         </w:tc>
         <w:tc>
           <w:tcPr>
-            <w:tcW w:w="1061" w:type="pct"/>
+            <w:tcW w:w="1076" w:type="pct"/>
             <w:vAlign w:val="center"/>
           </w:tcPr>
           <w:p>
@@ -2632,7 +2632,7 @@
         </w:trPr>
         <w:tc>
           <w:tcPr>
-            <w:tcW w:w="222" w:type="pct"/>
+            <w:tcW w:w="221" w:type="pct"/>
             <w:vAlign w:val="center"/>
             <w:hideMark/>
           </w:tcPr>
@@ -2692,7 +2692,7 @@
         </w:tc>
         <w:tc>
           <w:tcPr>
-            <w:tcW w:w="1091" w:type="pct"/>
+            <w:tcW w:w="1086" w:type="pct"/>
             <w:vAlign w:val="center"/>
             <w:hideMark/>
           </w:tcPr>
@@ -2761,7 +2761,7 @@
         </w:tc>
         <w:tc>
           <w:tcPr>
-            <w:tcW w:w="900" w:type="pct"/>
+            <w:tcW w:w="896" w:type="pct"/>
             <w:vAlign w:val="center"/>
             <w:hideMark/>
           </w:tcPr>
@@ -2820,7 +2820,7 @@
         </w:tc>
         <w:tc>
           <w:tcPr>
-            <w:tcW w:w="759" w:type="pct"/>
+            <w:tcW w:w="755" w:type="pct"/>
           </w:tcPr>
           <w:p>
             <w:pPr>
@@ -2847,7 +2847,7 @@
         </w:tc>
         <w:tc>
           <w:tcPr>
-            <w:tcW w:w="1061" w:type="pct"/>
+            <w:tcW w:w="1076" w:type="pct"/>
           </w:tcPr>
           <w:p>
             <w:pPr>
@@ -2890,7 +2890,7 @@
         </w:trPr>
         <w:tc>
           <w:tcPr>
-            <w:tcW w:w="222" w:type="pct"/>
+            <w:tcW w:w="221" w:type="pct"/>
             <w:vMerge w:val="restart"/>
             <w:vAlign w:val="center"/>
             <w:hideMark/>
@@ -2952,7 +2952,7 @@
         </w:tc>
         <w:tc>
           <w:tcPr>
-            <w:tcW w:w="1091" w:type="pct"/>
+            <w:tcW w:w="1086" w:type="pct"/>
             <w:vMerge w:val="restart"/>
             <w:vAlign w:val="center"/>
             <w:hideMark/>
@@ -3022,7 +3022,7 @@
         </w:tc>
         <w:tc>
           <w:tcPr>
-            <w:tcW w:w="900" w:type="pct"/>
+            <w:tcW w:w="896" w:type="pct"/>
             <w:vMerge w:val="restart"/>
             <w:vAlign w:val="center"/>
             <w:hideMark/>
@@ -3082,7 +3082,7 @@
         </w:tc>
         <w:tc>
           <w:tcPr>
-            <w:tcW w:w="759" w:type="pct"/>
+            <w:tcW w:w="755" w:type="pct"/>
           </w:tcPr>
           <w:p>
             <w:pPr>
@@ -3109,7 +3109,7 @@
         </w:tc>
         <w:tc>
           <w:tcPr>
-            <w:tcW w:w="1061" w:type="pct"/>
+            <w:tcW w:w="1076" w:type="pct"/>
           </w:tcPr>
           <w:p>
             <w:pPr>
@@ -3142,7 +3142,7 @@
         </w:trPr>
         <w:tc>
           <w:tcPr>
-            <w:tcW w:w="222" w:type="pct"/>
+            <w:tcW w:w="221" w:type="pct"/>
             <w:vMerge/>
             <w:vAlign w:val="center"/>
           </w:tcPr>
@@ -3182,7 +3182,7 @@
         </w:tc>
         <w:tc>
           <w:tcPr>
-            <w:tcW w:w="1091" w:type="pct"/>
+            <w:tcW w:w="1086" w:type="pct"/>
             <w:vMerge/>
             <w:vAlign w:val="center"/>
           </w:tcPr>
@@ -3201,7 +3201,7 @@
         </w:tc>
         <w:tc>
           <w:tcPr>
-            <w:tcW w:w="900" w:type="pct"/>
+            <w:tcW w:w="896" w:type="pct"/>
             <w:vMerge/>
             <w:vAlign w:val="center"/>
           </w:tcPr>
@@ -3220,7 +3220,7 @@
         </w:tc>
         <w:tc>
           <w:tcPr>
-            <w:tcW w:w="759" w:type="pct"/>
+            <w:tcW w:w="755" w:type="pct"/>
           </w:tcPr>
           <w:p>
             <w:pPr>
@@ -3247,7 +3247,7 @@
         </w:tc>
         <w:tc>
           <w:tcPr>
-            <w:tcW w:w="1061" w:type="pct"/>
+            <w:tcW w:w="1076" w:type="pct"/>
           </w:tcPr>
           <w:p>
             <w:pPr>
@@ -3280,7 +3280,7 @@
         </w:trPr>
         <w:tc>
           <w:tcPr>
-            <w:tcW w:w="222" w:type="pct"/>
+            <w:tcW w:w="221" w:type="pct"/>
             <w:vMerge/>
             <w:vAlign w:val="center"/>
           </w:tcPr>
@@ -3320,7 +3320,7 @@
         </w:tc>
         <w:tc>
           <w:tcPr>
-            <w:tcW w:w="1091" w:type="pct"/>
+            <w:tcW w:w="1086" w:type="pct"/>
             <w:vMerge/>
             <w:vAlign w:val="center"/>
           </w:tcPr>
@@ -3339,7 +3339,7 @@
         </w:tc>
         <w:tc>
           <w:tcPr>
-            <w:tcW w:w="900" w:type="pct"/>
+            <w:tcW w:w="896" w:type="pct"/>
             <w:vMerge/>
             <w:vAlign w:val="center"/>
           </w:tcPr>
@@ -3358,7 +3358,7 @@
         </w:tc>
         <w:tc>
           <w:tcPr>
-            <w:tcW w:w="759" w:type="pct"/>
+            <w:tcW w:w="755" w:type="pct"/>
           </w:tcPr>
           <w:p>
             <w:pPr>
@@ -3385,7 +3385,7 @@
         </w:tc>
         <w:tc>
           <w:tcPr>
-            <w:tcW w:w="1061" w:type="pct"/>
+            <w:tcW w:w="1076" w:type="pct"/>
           </w:tcPr>
           <w:p>
             <w:pPr>
@@ -3418,7 +3418,7 @@
         </w:trPr>
         <w:tc>
           <w:tcPr>
-            <w:tcW w:w="222" w:type="pct"/>
+            <w:tcW w:w="221" w:type="pct"/>
             <w:vMerge/>
             <w:vAlign w:val="center"/>
           </w:tcPr>
@@ -3458,7 +3458,7 @@
         </w:tc>
         <w:tc>
           <w:tcPr>
-            <w:tcW w:w="1091" w:type="pct"/>
+            <w:tcW w:w="1086" w:type="pct"/>
             <w:vMerge/>
             <w:vAlign w:val="center"/>
           </w:tcPr>
@@ -3477,7 +3477,7 @@
         </w:tc>
         <w:tc>
           <w:tcPr>
-            <w:tcW w:w="900" w:type="pct"/>
+            <w:tcW w:w="896" w:type="pct"/>
             <w:vMerge/>
             <w:vAlign w:val="center"/>
           </w:tcPr>
@@ -3496,7 +3496,7 @@
         </w:tc>
         <w:tc>
           <w:tcPr>
-            <w:tcW w:w="759" w:type="pct"/>
+            <w:tcW w:w="755" w:type="pct"/>
           </w:tcPr>
           <w:p>
             <w:pPr>
@@ -3523,7 +3523,7 @@
         </w:tc>
         <w:tc>
           <w:tcPr>
-            <w:tcW w:w="1061" w:type="pct"/>
+            <w:tcW w:w="1076" w:type="pct"/>
           </w:tcPr>
           <w:p>
             <w:pPr>
@@ -3545,6 +3545,1673 @@
                 <w:szCs w:val="21"/>
               </w:rPr>
               <w:t>大愛亮起來</w:t>
+            </w:r>
+          </w:p>
+        </w:tc>
+      </w:tr>
+      <w:tr>
+        <w:trPr>
+          <w:trHeight w:val="60"/>
+          <w:tblCellSpacing w:w="15" w:type="dxa"/>
+        </w:trPr>
+        <w:tc>
+          <w:tcPr>
+            <w:tcW w:w="221" w:type="pct"/>
+            <w:vMerge w:val="restart"/>
+            <w:vAlign w:val="center"/>
+          </w:tcPr>
+          <w:p>
+            <w:pPr>
+              <w:rPr>
+                <w:rFonts w:ascii="Arial" w:hAnsi="Arial" w:cs="新細明體"/>
+                <w:color w:val="101010"/>
+                <w:kern w:val="0"/>
+                <w:sz w:val="21"/>
+                <w:szCs w:val="21"/>
+              </w:rPr>
+            </w:pPr>
+            <w:r>
+              <w:rPr>
+                <w:rFonts w:ascii="Arial" w:hAnsi="Arial" w:cs="新細明體"/>
+                <w:color w:val="101010"/>
+                <w:kern w:val="0"/>
+                <w:sz w:val="21"/>
+                <w:szCs w:val="21"/>
+              </w:rPr>
+              <w:t>15</w:t>
+            </w:r>
+          </w:p>
+        </w:tc>
+        <w:tc>
+          <w:tcPr>
+            <w:tcW w:w="840" w:type="pct"/>
+            <w:vMerge w:val="restart"/>
+            <w:vAlign w:val="center"/>
+          </w:tcPr>
+          <w:p>
+            <w:pPr>
+              <w:widowControl/>
+              <w:rPr>
+                <w:rFonts w:ascii="Arial" w:hAnsi="Arial" w:cs="新細明體"/>
+                <w:color w:val="101010"/>
+                <w:kern w:val="0"/>
+                <w:sz w:val="21"/>
+                <w:szCs w:val="21"/>
+              </w:rPr>
+            </w:pPr>
+          </w:p>
+        </w:tc>
+        <w:tc>
+          <w:tcPr>
+            <w:tcW w:w="1086" w:type="pct"/>
+            <w:vMerge w:val="restart"/>
+            <w:vAlign w:val="center"/>
+          </w:tcPr>
+          <w:p>
+            <w:pPr>
+              <w:widowControl/>
+              <w:rPr>
+                <w:rFonts w:ascii="Menlo" w:hAnsi="Menlo" w:cs="Menlo"/>
+                <w:color w:val="A31515"/>
+                <w:sz w:val="19"/>
+                <w:szCs w:val="19"/>
+              </w:rPr>
+            </w:pPr>
+            <w:r>
+              <w:rPr>
+                <w:rFonts w:ascii="Menlo" w:hAnsi="Menlo" w:cs="Menlo"/>
+                <w:color w:val="A31515"/>
+                <w:sz w:val="19"/>
+                <w:szCs w:val="19"/>
+              </w:rPr>
+              <w:t>10-1</w:t>
+            </w:r>
+            <w:r>
+              <w:rPr>
+                <w:rFonts w:ascii="Menlo" w:hAnsi="Menlo" w:cs="Menlo"/>
+                <w:color w:val="A31515"/>
+                <w:sz w:val="19"/>
+                <w:szCs w:val="19"/>
+              </w:rPr>
+              <w:t>五大洲</w:t>
+            </w:r>
+            <w:r>
+              <w:rPr>
+                <w:rFonts w:ascii="Menlo" w:hAnsi="Menlo" w:cs="Menlo"/>
+                <w:color w:val="A31515"/>
+                <w:sz w:val="19"/>
+                <w:szCs w:val="19"/>
+              </w:rPr>
+              <w:t>(</w:t>
+            </w:r>
+            <w:r>
+              <w:rPr>
+                <w:rFonts w:ascii="Menlo" w:hAnsi="Menlo" w:cs="Menlo" w:hint="eastAsia"/>
+                <w:color w:val="A31515"/>
+                <w:sz w:val="19"/>
+                <w:szCs w:val="19"/>
+              </w:rPr>
+              <w:t>台灣</w:t>
+            </w:r>
+            <w:r>
+              <w:rPr>
+                <w:rFonts w:ascii="Menlo" w:hAnsi="Menlo" w:cs="Menlo"/>
+                <w:color w:val="A31515"/>
+                <w:sz w:val="19"/>
+                <w:szCs w:val="19"/>
+              </w:rPr>
+              <w:t>)</w:t>
+            </w:r>
+          </w:p>
+        </w:tc>
+        <w:tc>
+          <w:tcPr>
+            <w:tcW w:w="896" w:type="pct"/>
+            <w:vMerge w:val="restart"/>
+            <w:vAlign w:val="center"/>
+          </w:tcPr>
+          <w:p>
+            <w:pPr>
+              <w:widowControl/>
+              <w:rPr>
+                <w:rFonts w:ascii="Arial" w:hAnsi="Arial" w:cs="新細明體"/>
+                <w:color w:val="101010"/>
+                <w:kern w:val="0"/>
+                <w:sz w:val="21"/>
+                <w:szCs w:val="21"/>
+              </w:rPr>
+            </w:pPr>
+            <w:r>
+              <w:rPr>
+                <w:rFonts w:ascii="Arial" w:hAnsi="Arial" w:cs="新細明體"/>
+                <w:color w:val="101010"/>
+                <w:kern w:val="0"/>
+                <w:sz w:val="21"/>
+                <w:szCs w:val="21"/>
+              </w:rPr>
+              <w:t>五大洲</w:t>
+            </w:r>
+            <w:r>
+              <w:rPr>
+                <w:rFonts w:ascii="Menlo" w:hAnsi="Menlo" w:cs="Menlo"/>
+                <w:color w:val="A31515"/>
+                <w:sz w:val="19"/>
+                <w:szCs w:val="19"/>
+              </w:rPr>
+              <w:t>(</w:t>
+            </w:r>
+            <w:r>
+              <w:rPr>
+                <w:rFonts w:ascii="Menlo" w:hAnsi="Menlo" w:cs="Menlo" w:hint="eastAsia"/>
+                <w:color w:val="A31515"/>
+                <w:sz w:val="19"/>
+                <w:szCs w:val="19"/>
+              </w:rPr>
+              <w:t>台灣</w:t>
+            </w:r>
+            <w:r>
+              <w:rPr>
+                <w:rFonts w:ascii="Menlo" w:hAnsi="Menlo" w:cs="Menlo"/>
+                <w:color w:val="A31515"/>
+                <w:sz w:val="19"/>
+                <w:szCs w:val="19"/>
+              </w:rPr>
+              <w:t>)</w:t>
+            </w:r>
+          </w:p>
+        </w:tc>
+        <w:tc>
+          <w:tcPr>
+            <w:tcW w:w="755" w:type="pct"/>
+          </w:tcPr>
+          <w:p>
+            <w:pPr>
+              <w:widowControl/>
+              <w:rPr>
+                <w:rFonts w:ascii="Arial" w:hAnsi="Arial" w:cs="新細明體"/>
+                <w:color w:val="101010"/>
+                <w:kern w:val="0"/>
+                <w:sz w:val="21"/>
+                <w:szCs w:val="21"/>
+              </w:rPr>
+            </w:pPr>
+            <w:r>
+              <w:rPr>
+                <w:rFonts w:ascii="Arial" w:hAnsi="Arial" w:cs="新細明體"/>
+                <w:color w:val="101010"/>
+                <w:kern w:val="0"/>
+                <w:sz w:val="21"/>
+                <w:szCs w:val="21"/>
+              </w:rPr>
+              <w:t>11/12:</w:t>
+            </w:r>
+          </w:p>
+          <w:p>
+            <w:pPr>
+              <w:widowControl/>
+              <w:rPr>
+                <w:rFonts w:ascii="Arial" w:hAnsi="Arial" w:cs="新細明體"/>
+                <w:color w:val="101010"/>
+                <w:kern w:val="0"/>
+                <w:sz w:val="21"/>
+                <w:szCs w:val="21"/>
+              </w:rPr>
+            </w:pPr>
+            <w:r>
+              <w:rPr>
+                <w:rFonts w:ascii="Arial" w:hAnsi="Arial" w:cs="新細明體"/>
+                <w:color w:val="101010"/>
+                <w:kern w:val="0"/>
+                <w:sz w:val="21"/>
+                <w:szCs w:val="21"/>
+              </w:rPr>
+              <w:t>11/13:</w:t>
+            </w:r>
+          </w:p>
+          <w:p>
+            <w:pPr>
+              <w:widowControl/>
+              <w:rPr>
+                <w:rFonts w:ascii="Arial" w:hAnsi="Arial" w:cs="新細明體"/>
+                <w:color w:val="101010"/>
+                <w:kern w:val="0"/>
+                <w:sz w:val="21"/>
+                <w:szCs w:val="21"/>
+              </w:rPr>
+            </w:pPr>
+            <w:r>
+              <w:rPr>
+                <w:rFonts w:ascii="Arial" w:hAnsi="Arial" w:cs="新細明體"/>
+                <w:color w:val="101010"/>
+                <w:kern w:val="0"/>
+                <w:sz w:val="21"/>
+                <w:szCs w:val="21"/>
+              </w:rPr>
+              <w:t>11/14:</w:t>
+            </w:r>
+          </w:p>
+          <w:p>
+            <w:pPr>
+              <w:widowControl/>
+              <w:rPr>
+                <w:rFonts w:ascii="Arial" w:hAnsi="Arial" w:cs="新細明體"/>
+                <w:color w:val="101010"/>
+                <w:kern w:val="0"/>
+                <w:sz w:val="21"/>
+                <w:szCs w:val="21"/>
+              </w:rPr>
+            </w:pPr>
+            <w:r>
+              <w:rPr>
+                <w:rFonts w:ascii="Arial" w:hAnsi="Arial" w:cs="新細明體"/>
+                <w:color w:val="101010"/>
+                <w:kern w:val="0"/>
+                <w:sz w:val="21"/>
+                <w:szCs w:val="21"/>
+              </w:rPr>
+              <w:t>11/15:</w:t>
+            </w:r>
+          </w:p>
+        </w:tc>
+        <w:tc>
+          <w:tcPr>
+            <w:tcW w:w="1076" w:type="pct"/>
+          </w:tcPr>
+          <w:p>
+            <w:pPr>
+              <w:widowControl/>
+              <w:rPr>
+                <w:rFonts w:ascii="Arial" w:hAnsi="Arial" w:cs="新細明體"/>
+                <w:color w:val="101010"/>
+                <w:kern w:val="0"/>
+                <w:sz w:val="21"/>
+                <w:szCs w:val="21"/>
+              </w:rPr>
+            </w:pPr>
+            <w:r>
+              <w:rPr>
+                <w:rFonts w:ascii="Arial" w:hAnsi="Arial" w:cs="新細明體"/>
+                <w:color w:val="101010"/>
+                <w:kern w:val="0"/>
+                <w:sz w:val="21"/>
+                <w:szCs w:val="21"/>
+              </w:rPr>
+              <w:t>五</w:t>
+            </w:r>
+            <w:r>
+              <w:rPr>
+                <w:rFonts w:ascii="Arial" w:hAnsi="Arial" w:cs="新細明體"/>
+                <w:color w:val="101010"/>
+                <w:kern w:val="0"/>
+                <w:sz w:val="21"/>
+                <w:szCs w:val="21"/>
+              </w:rPr>
+              <w:t xml:space="preserve"> (</w:t>
+            </w:r>
+            <w:r>
+              <w:rPr>
+                <w:rFonts w:ascii="Arial" w:hAnsi="Arial" w:cs="新細明體" w:hint="eastAsia"/>
+                <w:color w:val="101010"/>
+                <w:kern w:val="0"/>
+                <w:sz w:val="21"/>
+                <w:szCs w:val="21"/>
+              </w:rPr>
+              <w:t>台灣</w:t>
+            </w:r>
+            <w:r>
+              <w:rPr>
+                <w:rFonts w:ascii="Arial" w:hAnsi="Arial" w:cs="新細明體"/>
+                <w:color w:val="101010"/>
+                <w:kern w:val="0"/>
+                <w:sz w:val="21"/>
+                <w:szCs w:val="21"/>
+              </w:rPr>
+              <w:t>)</w:t>
+            </w:r>
+          </w:p>
+          <w:p>
+            <w:pPr>
+              <w:widowControl/>
+              <w:rPr>
+                <w:rFonts w:ascii="Arial" w:hAnsi="Arial" w:cs="新細明體"/>
+                <w:color w:val="101010"/>
+                <w:kern w:val="0"/>
+                <w:sz w:val="21"/>
+                <w:szCs w:val="21"/>
+              </w:rPr>
+            </w:pPr>
+            <w:r>
+              <w:rPr>
+                <w:rFonts w:ascii="Arial" w:hAnsi="Arial" w:cs="新細明體"/>
+                <w:color w:val="101010"/>
+                <w:kern w:val="0"/>
+                <w:sz w:val="21"/>
+                <w:szCs w:val="21"/>
+              </w:rPr>
+              <w:t>11/12:</w:t>
+            </w:r>
+            <w:r>
+              <w:rPr>
+                <w:rFonts w:ascii="Arial" w:hAnsi="Arial" w:cs="新細明體" w:hint="eastAsia"/>
+                <w:color w:val="101010"/>
+                <w:kern w:val="0"/>
+                <w:sz w:val="21"/>
+                <w:szCs w:val="21"/>
+              </w:rPr>
+              <w:t>樂生</w:t>
+            </w:r>
+          </w:p>
+          <w:p>
+            <w:pPr>
+              <w:widowControl/>
+              <w:rPr>
+                <w:rFonts w:ascii="Arial" w:hAnsi="Arial" w:cs="新細明體"/>
+                <w:color w:val="101010"/>
+                <w:kern w:val="0"/>
+                <w:sz w:val="21"/>
+                <w:szCs w:val="21"/>
+              </w:rPr>
+            </w:pPr>
+            <w:r>
+              <w:rPr>
+                <w:rFonts w:ascii="Arial" w:hAnsi="Arial" w:cs="新細明體"/>
+                <w:color w:val="101010"/>
+                <w:kern w:val="0"/>
+                <w:sz w:val="21"/>
+                <w:szCs w:val="21"/>
+              </w:rPr>
+              <w:t>11/13:</w:t>
+            </w:r>
+            <w:r>
+              <w:rPr>
+                <w:rFonts w:ascii="Arial" w:hAnsi="Arial" w:cs="新細明體" w:hint="eastAsia"/>
+                <w:color w:val="101010"/>
+                <w:kern w:val="0"/>
+                <w:sz w:val="21"/>
+                <w:szCs w:val="21"/>
+              </w:rPr>
+              <w:t xml:space="preserve"> </w:t>
+            </w:r>
+            <w:r>
+              <w:rPr>
+                <w:rFonts w:ascii="Arial" w:hAnsi="Arial" w:cs="新細明體" w:hint="eastAsia"/>
+                <w:color w:val="101010"/>
+                <w:kern w:val="0"/>
+                <w:sz w:val="21"/>
+                <w:szCs w:val="21"/>
+              </w:rPr>
+              <w:t>貧婆</w:t>
+            </w:r>
+            <w:r>
+              <w:rPr>
+                <w:rFonts w:ascii="Arial" w:hAnsi="Arial" w:cs="新細明體"/>
+                <w:color w:val="101010"/>
+                <w:kern w:val="0"/>
+                <w:sz w:val="21"/>
+                <w:szCs w:val="21"/>
+              </w:rPr>
+              <w:t>(</w:t>
+            </w:r>
+            <w:r>
+              <w:rPr>
+                <w:rFonts w:ascii="Arial" w:hAnsi="Arial" w:cs="新細明體" w:hint="eastAsia"/>
+                <w:color w:val="101010"/>
+                <w:kern w:val="0"/>
+                <w:sz w:val="21"/>
+                <w:szCs w:val="21"/>
+              </w:rPr>
+              <w:t>煎包</w:t>
+            </w:r>
+            <w:r>
+              <w:rPr>
+                <w:rFonts w:ascii="Arial" w:hAnsi="Arial" w:cs="新細明體"/>
+                <w:color w:val="101010"/>
+                <w:kern w:val="0"/>
+                <w:sz w:val="21"/>
+                <w:szCs w:val="21"/>
+              </w:rPr>
+              <w:t>)</w:t>
+            </w:r>
+          </w:p>
+          <w:p>
+            <w:pPr>
+              <w:widowControl/>
+              <w:rPr>
+                <w:rFonts w:ascii="Arial" w:hAnsi="Arial" w:cs="新細明體"/>
+                <w:color w:val="101010"/>
+                <w:kern w:val="0"/>
+                <w:sz w:val="21"/>
+                <w:szCs w:val="21"/>
+              </w:rPr>
+            </w:pPr>
+            <w:r>
+              <w:rPr>
+                <w:rFonts w:ascii="Arial" w:hAnsi="Arial" w:cs="新細明體"/>
+                <w:color w:val="101010"/>
+                <w:kern w:val="0"/>
+                <w:sz w:val="21"/>
+                <w:szCs w:val="21"/>
+              </w:rPr>
+              <w:t>11/14:</w:t>
+            </w:r>
+            <w:r>
+              <w:rPr>
+                <w:rFonts w:ascii="Arial" w:hAnsi="Arial" w:cs="新細明體" w:hint="eastAsia"/>
+                <w:color w:val="101010"/>
+                <w:kern w:val="0"/>
+                <w:sz w:val="21"/>
+                <w:szCs w:val="21"/>
+              </w:rPr>
+              <w:t xml:space="preserve"> </w:t>
+            </w:r>
+            <w:r>
+              <w:rPr>
+                <w:rFonts w:ascii="Arial" w:hAnsi="Arial" w:cs="新細明體" w:hint="eastAsia"/>
+                <w:color w:val="101010"/>
+                <w:kern w:val="0"/>
+                <w:sz w:val="21"/>
+                <w:szCs w:val="21"/>
+              </w:rPr>
+              <w:t>貧婆</w:t>
+            </w:r>
+            <w:r>
+              <w:rPr>
+                <w:rFonts w:ascii="Arial" w:hAnsi="Arial" w:cs="新細明體"/>
+                <w:color w:val="101010"/>
+                <w:kern w:val="0"/>
+                <w:sz w:val="21"/>
+                <w:szCs w:val="21"/>
+              </w:rPr>
+              <w:t>(</w:t>
+            </w:r>
+            <w:r>
+              <w:rPr>
+                <w:rFonts w:ascii="Arial" w:hAnsi="Arial" w:cs="新細明體" w:hint="eastAsia"/>
+                <w:color w:val="101010"/>
+                <w:kern w:val="0"/>
+                <w:sz w:val="21"/>
+                <w:szCs w:val="21"/>
+              </w:rPr>
+              <w:t>米目</w:t>
+            </w:r>
+            <w:r>
+              <w:rPr>
+                <w:rFonts w:ascii="Arial" w:hAnsi="Arial" w:cs="新細明體"/>
+                <w:color w:val="101010"/>
+                <w:kern w:val="0"/>
+                <w:sz w:val="21"/>
+                <w:szCs w:val="21"/>
+              </w:rPr>
+              <w:t>)</w:t>
+            </w:r>
+          </w:p>
+          <w:p>
+            <w:pPr>
+              <w:widowControl/>
+              <w:rPr>
+                <w:rFonts w:ascii="Arial" w:hAnsi="Arial" w:cs="新細明體"/>
+                <w:color w:val="101010"/>
+                <w:kern w:val="0"/>
+                <w:sz w:val="21"/>
+                <w:szCs w:val="21"/>
+              </w:rPr>
+            </w:pPr>
+            <w:r>
+              <w:rPr>
+                <w:rFonts w:ascii="Arial" w:hAnsi="Arial" w:cs="新細明體"/>
+                <w:color w:val="101010"/>
+                <w:kern w:val="0"/>
+                <w:sz w:val="21"/>
+                <w:szCs w:val="21"/>
+              </w:rPr>
+              <w:t>11/15:</w:t>
+            </w:r>
+            <w:r>
+              <w:rPr>
+                <w:rFonts w:ascii="Arial" w:hAnsi="Arial" w:cs="新細明體" w:hint="eastAsia"/>
+                <w:color w:val="101010"/>
+                <w:kern w:val="0"/>
+                <w:sz w:val="21"/>
+                <w:szCs w:val="21"/>
+              </w:rPr>
+              <w:t xml:space="preserve"> </w:t>
+            </w:r>
+            <w:r>
+              <w:rPr>
+                <w:rFonts w:ascii="Arial" w:hAnsi="Arial" w:cs="新細明體" w:hint="eastAsia"/>
+                <w:color w:val="101010"/>
+                <w:kern w:val="0"/>
+                <w:sz w:val="21"/>
+                <w:szCs w:val="21"/>
+              </w:rPr>
+              <w:t>樂生</w:t>
+            </w:r>
+          </w:p>
+        </w:tc>
+      </w:tr>
+      <w:tr>
+        <w:trPr>
+          <w:trHeight w:val="60"/>
+          <w:tblCellSpacing w:w="15" w:type="dxa"/>
+        </w:trPr>
+        <w:tc>
+          <w:tcPr>
+            <w:tcW w:w="221" w:type="pct"/>
+            <w:vMerge/>
+            <w:vAlign w:val="center"/>
+          </w:tcPr>
+          <w:p>
+            <w:pPr>
+              <w:rPr>
+                <w:rFonts w:ascii="Arial" w:hAnsi="Arial" w:cs="新細明體"/>
+                <w:color w:val="101010"/>
+                <w:kern w:val="0"/>
+                <w:sz w:val="21"/>
+                <w:szCs w:val="21"/>
+              </w:rPr>
+            </w:pPr>
+          </w:p>
+        </w:tc>
+        <w:tc>
+          <w:tcPr>
+            <w:tcW w:w="840" w:type="pct"/>
+            <w:vMerge/>
+            <w:vAlign w:val="center"/>
+          </w:tcPr>
+          <w:p>
+            <w:pPr>
+              <w:widowControl/>
+              <w:rPr>
+                <w:rFonts w:ascii="Arial" w:hAnsi="Arial" w:cs="新細明體"/>
+                <w:color w:val="101010"/>
+                <w:kern w:val="0"/>
+                <w:sz w:val="21"/>
+                <w:szCs w:val="21"/>
+              </w:rPr>
+            </w:pPr>
+          </w:p>
+        </w:tc>
+        <w:tc>
+          <w:tcPr>
+            <w:tcW w:w="1086" w:type="pct"/>
+            <w:vMerge/>
+            <w:vAlign w:val="center"/>
+          </w:tcPr>
+          <w:p>
+            <w:pPr>
+              <w:widowControl/>
+              <w:rPr>
+                <w:rFonts w:ascii="Menlo" w:hAnsi="Menlo" w:cs="Menlo"/>
+                <w:color w:val="A31515"/>
+                <w:sz w:val="19"/>
+                <w:szCs w:val="19"/>
+              </w:rPr>
+            </w:pPr>
+          </w:p>
+        </w:tc>
+        <w:tc>
+          <w:tcPr>
+            <w:tcW w:w="896" w:type="pct"/>
+            <w:vMerge/>
+            <w:vAlign w:val="center"/>
+          </w:tcPr>
+          <w:p>
+            <w:pPr>
+              <w:widowControl/>
+              <w:rPr>
+                <w:rFonts w:ascii="Arial" w:hAnsi="Arial" w:cs="新細明體"/>
+                <w:color w:val="101010"/>
+                <w:kern w:val="0"/>
+                <w:sz w:val="21"/>
+                <w:szCs w:val="21"/>
+              </w:rPr>
+            </w:pPr>
+          </w:p>
+        </w:tc>
+        <w:tc>
+          <w:tcPr>
+            <w:tcW w:w="755" w:type="pct"/>
+          </w:tcPr>
+          <w:p>
+            <w:pPr>
+              <w:widowControl/>
+              <w:rPr>
+                <w:rFonts w:ascii="Arial" w:hAnsi="Arial" w:cs="新細明體"/>
+                <w:color w:val="101010"/>
+                <w:kern w:val="0"/>
+                <w:sz w:val="21"/>
+                <w:szCs w:val="21"/>
+              </w:rPr>
+            </w:pPr>
+            <w:r>
+              <w:rPr>
+                <w:rFonts w:ascii="Arial" w:hAnsi="Arial" w:cs="新細明體"/>
+                <w:color w:val="101010"/>
+                <w:kern w:val="0"/>
+                <w:sz w:val="21"/>
+                <w:szCs w:val="21"/>
+              </w:rPr>
+              <w:t>11/12:</w:t>
+            </w:r>
+            <w:r>
+              <w:rPr>
+                <w:rFonts w:ascii="Arial" w:hAnsi="Arial" w:cs="新細明體" w:hint="eastAsia"/>
+                <w:color w:val="101010"/>
+                <w:kern w:val="0"/>
+                <w:sz w:val="21"/>
+                <w:szCs w:val="21"/>
+              </w:rPr>
+              <w:t>綠</w:t>
+            </w:r>
+          </w:p>
+          <w:p>
+            <w:pPr>
+              <w:widowControl/>
+              <w:rPr>
+                <w:rFonts w:ascii="Arial" w:hAnsi="Arial" w:cs="新細明體"/>
+                <w:color w:val="101010"/>
+                <w:kern w:val="0"/>
+                <w:sz w:val="21"/>
+                <w:szCs w:val="21"/>
+              </w:rPr>
+            </w:pPr>
+            <w:r>
+              <w:rPr>
+                <w:rFonts w:ascii="Arial" w:hAnsi="Arial" w:cs="新細明體"/>
+                <w:color w:val="101010"/>
+                <w:kern w:val="0"/>
+                <w:sz w:val="21"/>
+                <w:szCs w:val="21"/>
+              </w:rPr>
+              <w:t>11/13:</w:t>
+            </w:r>
+            <w:r>
+              <w:rPr>
+                <w:rFonts w:ascii="Arial" w:hAnsi="Arial" w:cs="新細明體" w:hint="eastAsia"/>
+                <w:color w:val="101010"/>
+                <w:kern w:val="0"/>
+                <w:sz w:val="21"/>
+                <w:szCs w:val="21"/>
+              </w:rPr>
+              <w:t>綠</w:t>
+            </w:r>
+          </w:p>
+          <w:p>
+            <w:pPr>
+              <w:widowControl/>
+              <w:rPr>
+                <w:rFonts w:ascii="Arial" w:hAnsi="Arial" w:cs="新細明體"/>
+                <w:color w:val="101010"/>
+                <w:kern w:val="0"/>
+                <w:sz w:val="21"/>
+                <w:szCs w:val="21"/>
+              </w:rPr>
+            </w:pPr>
+            <w:r>
+              <w:rPr>
+                <w:rFonts w:ascii="Arial" w:hAnsi="Arial" w:cs="新細明體"/>
+                <w:color w:val="101010"/>
+                <w:kern w:val="0"/>
+                <w:sz w:val="21"/>
+                <w:szCs w:val="21"/>
+              </w:rPr>
+              <w:t>11/14:</w:t>
+            </w:r>
+            <w:r>
+              <w:rPr>
+                <w:rFonts w:ascii="Arial" w:hAnsi="Arial" w:cs="新細明體" w:hint="eastAsia"/>
+                <w:color w:val="101010"/>
+                <w:kern w:val="0"/>
+                <w:sz w:val="21"/>
+                <w:szCs w:val="21"/>
+              </w:rPr>
+              <w:t>綠</w:t>
+            </w:r>
+          </w:p>
+          <w:p>
+            <w:pPr>
+              <w:widowControl/>
+              <w:rPr>
+                <w:rFonts w:ascii="Arial" w:hAnsi="Arial" w:cs="新細明體"/>
+                <w:color w:val="101010"/>
+                <w:kern w:val="0"/>
+                <w:sz w:val="21"/>
+                <w:szCs w:val="21"/>
+              </w:rPr>
+            </w:pPr>
+            <w:r>
+              <w:rPr>
+                <w:rFonts w:ascii="Arial" w:hAnsi="Arial" w:cs="新細明體"/>
+                <w:color w:val="101010"/>
+                <w:kern w:val="0"/>
+                <w:sz w:val="21"/>
+                <w:szCs w:val="21"/>
+              </w:rPr>
+              <w:t>11/15:</w:t>
+            </w:r>
+            <w:r>
+              <w:rPr>
+                <w:rFonts w:ascii="Arial" w:hAnsi="Arial" w:cs="新細明體" w:hint="eastAsia"/>
+                <w:color w:val="101010"/>
+                <w:kern w:val="0"/>
+                <w:sz w:val="21"/>
+                <w:szCs w:val="21"/>
+              </w:rPr>
+              <w:t>綠</w:t>
+            </w:r>
+          </w:p>
+        </w:tc>
+        <w:tc>
+          <w:tcPr>
+            <w:tcW w:w="1076" w:type="pct"/>
+          </w:tcPr>
+          <w:p>
+            <w:pPr>
+              <w:widowControl/>
+              <w:rPr>
+                <w:rFonts w:ascii="Arial" w:hAnsi="Arial" w:cs="新細明體"/>
+                <w:color w:val="101010"/>
+                <w:kern w:val="0"/>
+                <w:sz w:val="21"/>
+                <w:szCs w:val="21"/>
+              </w:rPr>
+            </w:pPr>
+            <w:r>
+              <w:rPr>
+                <w:rFonts w:ascii="Arial" w:hAnsi="Arial" w:cs="新細明體" w:hint="eastAsia"/>
+                <w:color w:val="101010"/>
+                <w:sz w:val="21"/>
+                <w:szCs w:val="21"/>
+              </w:rPr>
+              <w:t>第一功德</w:t>
+            </w:r>
+          </w:p>
+        </w:tc>
+      </w:tr>
+      <w:tr>
+        <w:trPr>
+          <w:trHeight w:val="60"/>
+          <w:tblCellSpacing w:w="15" w:type="dxa"/>
+        </w:trPr>
+        <w:tc>
+          <w:tcPr>
+            <w:tcW w:w="221" w:type="pct"/>
+            <w:vMerge/>
+            <w:vAlign w:val="center"/>
+          </w:tcPr>
+          <w:p>
+            <w:pPr>
+              <w:rPr>
+                <w:rFonts w:ascii="Arial" w:hAnsi="Arial" w:cs="新細明體"/>
+                <w:color w:val="101010"/>
+                <w:kern w:val="0"/>
+                <w:sz w:val="21"/>
+                <w:szCs w:val="21"/>
+              </w:rPr>
+            </w:pPr>
+          </w:p>
+        </w:tc>
+        <w:tc>
+          <w:tcPr>
+            <w:tcW w:w="840" w:type="pct"/>
+            <w:vMerge/>
+            <w:vAlign w:val="center"/>
+          </w:tcPr>
+          <w:p>
+            <w:pPr>
+              <w:widowControl/>
+              <w:rPr>
+                <w:rFonts w:ascii="Arial" w:hAnsi="Arial" w:cs="新細明體"/>
+                <w:color w:val="101010"/>
+                <w:kern w:val="0"/>
+                <w:sz w:val="21"/>
+                <w:szCs w:val="21"/>
+              </w:rPr>
+            </w:pPr>
+          </w:p>
+        </w:tc>
+        <w:tc>
+          <w:tcPr>
+            <w:tcW w:w="1086" w:type="pct"/>
+            <w:vMerge/>
+            <w:vAlign w:val="center"/>
+          </w:tcPr>
+          <w:p>
+            <w:pPr>
+              <w:widowControl/>
+              <w:rPr>
+                <w:rFonts w:ascii="Menlo" w:hAnsi="Menlo" w:cs="Menlo"/>
+                <w:color w:val="A31515"/>
+                <w:sz w:val="19"/>
+                <w:szCs w:val="19"/>
+              </w:rPr>
+            </w:pPr>
+          </w:p>
+        </w:tc>
+        <w:tc>
+          <w:tcPr>
+            <w:tcW w:w="896" w:type="pct"/>
+            <w:vMerge/>
+            <w:vAlign w:val="center"/>
+          </w:tcPr>
+          <w:p>
+            <w:pPr>
+              <w:widowControl/>
+              <w:rPr>
+                <w:rFonts w:ascii="Arial" w:hAnsi="Arial" w:cs="新細明體"/>
+                <w:color w:val="101010"/>
+                <w:kern w:val="0"/>
+                <w:sz w:val="21"/>
+                <w:szCs w:val="21"/>
+              </w:rPr>
+            </w:pPr>
+          </w:p>
+        </w:tc>
+        <w:tc>
+          <w:tcPr>
+            <w:tcW w:w="755" w:type="pct"/>
+          </w:tcPr>
+          <w:p>
+            <w:pPr>
+              <w:widowControl/>
+              <w:rPr>
+                <w:rFonts w:ascii="Arial" w:hAnsi="Arial" w:cs="新細明體"/>
+                <w:color w:val="101010"/>
+                <w:kern w:val="0"/>
+                <w:sz w:val="21"/>
+                <w:szCs w:val="21"/>
+              </w:rPr>
+            </w:pPr>
+            <w:r>
+              <w:rPr>
+                <w:rFonts w:ascii="Arial" w:hAnsi="Arial" w:cs="新細明體"/>
+                <w:color w:val="101010"/>
+                <w:kern w:val="0"/>
+                <w:sz w:val="21"/>
+                <w:szCs w:val="21"/>
+              </w:rPr>
+              <w:t>11/12:</w:t>
+            </w:r>
+            <w:r>
+              <w:rPr>
+                <w:rFonts w:ascii="Arial" w:hAnsi="Arial" w:cs="新細明體" w:hint="eastAsia"/>
+                <w:color w:val="101010"/>
+                <w:kern w:val="0"/>
+                <w:sz w:val="21"/>
+                <w:szCs w:val="21"/>
+              </w:rPr>
+              <w:t>綠</w:t>
+            </w:r>
+          </w:p>
+          <w:p>
+            <w:pPr>
+              <w:widowControl/>
+              <w:rPr>
+                <w:rFonts w:ascii="Arial" w:hAnsi="Arial" w:cs="新細明體"/>
+                <w:color w:val="101010"/>
+                <w:kern w:val="0"/>
+                <w:sz w:val="21"/>
+                <w:szCs w:val="21"/>
+              </w:rPr>
+            </w:pPr>
+            <w:r>
+              <w:rPr>
+                <w:rFonts w:ascii="Arial" w:hAnsi="Arial" w:cs="新細明體"/>
+                <w:color w:val="101010"/>
+                <w:kern w:val="0"/>
+                <w:sz w:val="21"/>
+                <w:szCs w:val="21"/>
+              </w:rPr>
+              <w:lastRenderedPageBreak/>
+              <w:t>11/13:</w:t>
+            </w:r>
+            <w:r>
+              <w:rPr>
+                <w:rFonts w:ascii="Arial" w:hAnsi="Arial" w:cs="新細明體" w:hint="eastAsia"/>
+                <w:color w:val="101010"/>
+                <w:kern w:val="0"/>
+                <w:sz w:val="21"/>
+                <w:szCs w:val="21"/>
+              </w:rPr>
+              <w:t>綠</w:t>
+            </w:r>
+          </w:p>
+          <w:p>
+            <w:pPr>
+              <w:widowControl/>
+              <w:rPr>
+                <w:rFonts w:ascii="Arial" w:hAnsi="Arial" w:cs="新細明體"/>
+                <w:color w:val="101010"/>
+                <w:kern w:val="0"/>
+                <w:sz w:val="21"/>
+                <w:szCs w:val="21"/>
+              </w:rPr>
+            </w:pPr>
+            <w:r>
+              <w:rPr>
+                <w:rFonts w:ascii="Arial" w:hAnsi="Arial" w:cs="新細明體"/>
+                <w:color w:val="101010"/>
+                <w:kern w:val="0"/>
+                <w:sz w:val="21"/>
+                <w:szCs w:val="21"/>
+              </w:rPr>
+              <w:t>11/14:</w:t>
+            </w:r>
+            <w:r>
+              <w:rPr>
+                <w:rFonts w:ascii="Arial" w:hAnsi="Arial" w:cs="新細明體" w:hint="eastAsia"/>
+                <w:color w:val="101010"/>
+                <w:kern w:val="0"/>
+                <w:sz w:val="21"/>
+                <w:szCs w:val="21"/>
+              </w:rPr>
+              <w:t>綠</w:t>
+            </w:r>
+          </w:p>
+          <w:p>
+            <w:pPr>
+              <w:widowControl/>
+              <w:rPr>
+                <w:rFonts w:ascii="Arial" w:hAnsi="Arial" w:cs="新細明體"/>
+                <w:color w:val="101010"/>
+                <w:kern w:val="0"/>
+                <w:sz w:val="21"/>
+                <w:szCs w:val="21"/>
+              </w:rPr>
+            </w:pPr>
+            <w:r>
+              <w:rPr>
+                <w:rFonts w:ascii="Arial" w:hAnsi="Arial" w:cs="新細明體"/>
+                <w:color w:val="101010"/>
+                <w:kern w:val="0"/>
+                <w:sz w:val="21"/>
+                <w:szCs w:val="21"/>
+              </w:rPr>
+              <w:t>11/15:</w:t>
+            </w:r>
+            <w:r>
+              <w:rPr>
+                <w:rFonts w:ascii="Arial" w:hAnsi="Arial" w:cs="新細明體" w:hint="eastAsia"/>
+                <w:color w:val="101010"/>
+                <w:kern w:val="0"/>
+                <w:sz w:val="21"/>
+                <w:szCs w:val="21"/>
+              </w:rPr>
+              <w:t>綠</w:t>
+            </w:r>
+          </w:p>
+        </w:tc>
+        <w:tc>
+          <w:tcPr>
+            <w:tcW w:w="1076" w:type="pct"/>
+          </w:tcPr>
+          <w:p>
+            <w:pPr>
+              <w:widowControl/>
+              <w:rPr>
+                <w:rFonts w:ascii="Menlo" w:hAnsi="Menlo" w:cs="Menlo"/>
+                <w:color w:val="A31515"/>
+                <w:sz w:val="19"/>
+                <w:szCs w:val="19"/>
+              </w:rPr>
+            </w:pPr>
+            <w:r>
+              <w:rPr>
+                <w:rFonts w:ascii="Arial" w:hAnsi="Arial" w:cs="新細明體"/>
+                <w:color w:val="101010"/>
+                <w:kern w:val="0"/>
+                <w:sz w:val="21"/>
+                <w:szCs w:val="21"/>
+              </w:rPr>
+              <w:lastRenderedPageBreak/>
+              <w:t>11/12:</w:t>
+            </w:r>
+            <w:r>
+              <w:rPr>
+                <w:rFonts w:ascii="Menlo" w:hAnsi="Menlo" w:cs="Menlo" w:hint="eastAsia"/>
+                <w:color w:val="A31515"/>
+                <w:sz w:val="19"/>
+                <w:szCs w:val="19"/>
+              </w:rPr>
+              <w:t>富中之富</w:t>
+            </w:r>
+            <w:r>
+              <w:rPr>
+                <w:rFonts w:ascii="Menlo" w:hAnsi="Menlo" w:cs="Menlo" w:hint="eastAsia"/>
+                <w:color w:val="A31515"/>
+                <w:sz w:val="19"/>
+                <w:szCs w:val="19"/>
+              </w:rPr>
+              <w:t>Ａ</w:t>
+            </w:r>
+          </w:p>
+          <w:p>
+            <w:pPr>
+              <w:widowControl/>
+              <w:rPr>
+                <w:rFonts w:ascii="Menlo" w:hAnsi="Menlo" w:cs="Menlo"/>
+                <w:color w:val="A31515"/>
+                <w:sz w:val="19"/>
+                <w:szCs w:val="19"/>
+              </w:rPr>
+            </w:pPr>
+            <w:r>
+              <w:rPr>
+                <w:rFonts w:ascii="Arial" w:hAnsi="Arial" w:cs="新細明體"/>
+                <w:color w:val="101010"/>
+                <w:kern w:val="0"/>
+                <w:sz w:val="21"/>
+                <w:szCs w:val="21"/>
+              </w:rPr>
+              <w:lastRenderedPageBreak/>
+              <w:t>11/13:</w:t>
+            </w:r>
+            <w:r>
+              <w:rPr>
+                <w:rFonts w:ascii="Menlo" w:hAnsi="Menlo" w:cs="Menlo" w:hint="eastAsia"/>
+                <w:color w:val="A31515"/>
+                <w:sz w:val="19"/>
+                <w:szCs w:val="19"/>
+              </w:rPr>
+              <w:t xml:space="preserve"> </w:t>
+            </w:r>
+            <w:r>
+              <w:rPr>
+                <w:rFonts w:ascii="Menlo" w:hAnsi="Menlo" w:cs="Menlo" w:hint="eastAsia"/>
+                <w:color w:val="A31515"/>
+                <w:sz w:val="19"/>
+                <w:szCs w:val="19"/>
+              </w:rPr>
+              <w:t>富中之富</w:t>
+            </w:r>
+            <w:r>
+              <w:rPr>
+                <w:rFonts w:ascii="Menlo" w:hAnsi="Menlo" w:cs="Menlo"/>
+                <w:color w:val="A31515"/>
+                <w:sz w:val="19"/>
+                <w:szCs w:val="19"/>
+              </w:rPr>
+              <w:t>B</w:t>
+            </w:r>
+          </w:p>
+          <w:p>
+            <w:pPr>
+              <w:widowControl/>
+              <w:rPr>
+                <w:rFonts w:ascii="Menlo" w:hAnsi="Menlo" w:cs="Menlo"/>
+                <w:color w:val="A31515"/>
+                <w:sz w:val="19"/>
+                <w:szCs w:val="19"/>
+              </w:rPr>
+            </w:pPr>
+            <w:r>
+              <w:rPr>
+                <w:rFonts w:ascii="Arial" w:hAnsi="Arial" w:cs="新細明體"/>
+                <w:color w:val="101010"/>
+                <w:kern w:val="0"/>
+                <w:sz w:val="21"/>
+                <w:szCs w:val="21"/>
+              </w:rPr>
+              <w:t>11/14:</w:t>
+            </w:r>
+            <w:r>
+              <w:rPr>
+                <w:rFonts w:ascii="Menlo" w:hAnsi="Menlo" w:cs="Menlo" w:hint="eastAsia"/>
+                <w:color w:val="A31515"/>
+                <w:sz w:val="19"/>
+                <w:szCs w:val="19"/>
+              </w:rPr>
+              <w:t xml:space="preserve"> </w:t>
+            </w:r>
+            <w:r>
+              <w:rPr>
+                <w:rFonts w:ascii="Menlo" w:hAnsi="Menlo" w:cs="Menlo" w:hint="eastAsia"/>
+                <w:color w:val="A31515"/>
+                <w:sz w:val="19"/>
+                <w:szCs w:val="19"/>
+              </w:rPr>
+              <w:t>富中之富</w:t>
+            </w:r>
+            <w:r>
+              <w:rPr>
+                <w:rFonts w:ascii="Menlo" w:hAnsi="Menlo" w:cs="Menlo"/>
+                <w:color w:val="A31515"/>
+                <w:sz w:val="19"/>
+                <w:szCs w:val="19"/>
+              </w:rPr>
+              <w:t>A</w:t>
+            </w:r>
+          </w:p>
+          <w:p>
+            <w:pPr>
+              <w:widowControl/>
+              <w:rPr>
+                <w:rFonts w:ascii="Arial" w:hAnsi="Arial" w:cs="新細明體"/>
+                <w:color w:val="101010"/>
+                <w:kern w:val="0"/>
+                <w:sz w:val="21"/>
+                <w:szCs w:val="21"/>
+              </w:rPr>
+            </w:pPr>
+            <w:r>
+              <w:rPr>
+                <w:rFonts w:ascii="Arial" w:hAnsi="Arial" w:cs="新細明體"/>
+                <w:color w:val="101010"/>
+                <w:kern w:val="0"/>
+                <w:sz w:val="21"/>
+                <w:szCs w:val="21"/>
+              </w:rPr>
+              <w:t>11/15:</w:t>
+            </w:r>
+            <w:r>
+              <w:rPr>
+                <w:rFonts w:ascii="Menlo" w:hAnsi="Menlo" w:cs="Menlo" w:hint="eastAsia"/>
+                <w:color w:val="A31515"/>
+                <w:sz w:val="19"/>
+                <w:szCs w:val="19"/>
+              </w:rPr>
+              <w:t xml:space="preserve"> </w:t>
+            </w:r>
+            <w:r>
+              <w:rPr>
+                <w:rFonts w:ascii="Menlo" w:hAnsi="Menlo" w:cs="Menlo" w:hint="eastAsia"/>
+                <w:color w:val="A31515"/>
+                <w:sz w:val="19"/>
+                <w:szCs w:val="19"/>
+              </w:rPr>
+              <w:t>富中之富</w:t>
+            </w:r>
+            <w:r>
+              <w:rPr>
+                <w:rFonts w:ascii="Menlo" w:hAnsi="Menlo" w:cs="Menlo"/>
+                <w:color w:val="A31515"/>
+                <w:sz w:val="19"/>
+                <w:szCs w:val="19"/>
+              </w:rPr>
+              <w:t>B</w:t>
+            </w:r>
+          </w:p>
+        </w:tc>
+      </w:tr>
+      <w:tr>
+        <w:trPr>
+          <w:trHeight w:val="3040"/>
+          <w:tblCellSpacing w:w="15" w:type="dxa"/>
+        </w:trPr>
+        <w:tc>
+          <w:tcPr>
+            <w:tcW w:w="221" w:type="pct"/>
+            <w:vMerge w:val="restart"/>
+            <w:vAlign w:val="center"/>
+            <w:hideMark/>
+          </w:tcPr>
+          <w:p>
+            <w:pPr>
+              <w:rPr>
+                <w:rFonts w:ascii="Arial" w:hAnsi="Arial" w:cs="新細明體"/>
+                <w:color w:val="101010"/>
+                <w:kern w:val="0"/>
+                <w:sz w:val="21"/>
+                <w:szCs w:val="21"/>
+              </w:rPr>
+            </w:pPr>
+            <w:r>
+              <w:rPr>
+                <w:rFonts w:ascii="Arial" w:hAnsi="Arial" w:cs="新細明體"/>
+                <w:color w:val="101010"/>
+                <w:kern w:val="0"/>
+                <w:sz w:val="21"/>
+                <w:szCs w:val="21"/>
+              </w:rPr>
+              <w:lastRenderedPageBreak/>
+              <w:t>15</w:t>
+            </w:r>
+          </w:p>
+        </w:tc>
+        <w:tc>
+          <w:tcPr>
+            <w:tcW w:w="840" w:type="pct"/>
+            <w:vMerge w:val="restart"/>
+            <w:vAlign w:val="center"/>
+          </w:tcPr>
+          <w:p>
+            <w:pPr>
+              <w:widowControl/>
+              <w:rPr>
+                <w:rFonts w:ascii="Arial" w:hAnsi="Arial" w:cs="新細明體"/>
+                <w:color w:val="101010"/>
+                <w:kern w:val="0"/>
+                <w:sz w:val="21"/>
+                <w:szCs w:val="21"/>
+              </w:rPr>
+            </w:pPr>
+          </w:p>
+        </w:tc>
+        <w:tc>
+          <w:tcPr>
+            <w:tcW w:w="1086" w:type="pct"/>
+            <w:vMerge w:val="restart"/>
+            <w:vAlign w:val="center"/>
+            <w:hideMark/>
+          </w:tcPr>
+          <w:p>
+            <w:pPr>
+              <w:widowControl/>
+              <w:rPr>
+                <w:rFonts w:ascii="Arial" w:hAnsi="Arial" w:cs="新細明體"/>
+                <w:color w:val="101010"/>
+                <w:kern w:val="0"/>
+                <w:sz w:val="21"/>
+                <w:szCs w:val="21"/>
+              </w:rPr>
+            </w:pPr>
+            <w:r>
+              <w:rPr>
+                <w:rFonts w:ascii="Menlo" w:hAnsi="Menlo" w:cs="Menlo"/>
+                <w:color w:val="A31515"/>
+                <w:sz w:val="19"/>
+                <w:szCs w:val="19"/>
+              </w:rPr>
+              <w:t>10-2</w:t>
+            </w:r>
+            <w:r>
+              <w:rPr>
+                <w:rFonts w:ascii="Menlo" w:hAnsi="Menlo" w:cs="Menlo"/>
+                <w:color w:val="A31515"/>
+                <w:sz w:val="19"/>
+                <w:szCs w:val="19"/>
+              </w:rPr>
+              <w:t>五大洲</w:t>
+            </w:r>
+          </w:p>
+        </w:tc>
+        <w:tc>
+          <w:tcPr>
+            <w:tcW w:w="896" w:type="pct"/>
+            <w:vMerge w:val="restart"/>
+            <w:vAlign w:val="center"/>
+            <w:hideMark/>
+          </w:tcPr>
+          <w:p>
+            <w:pPr>
+              <w:widowControl/>
+              <w:rPr>
+                <w:rFonts w:ascii="Arial" w:hAnsi="Arial" w:cs="新細明體"/>
+                <w:color w:val="101010"/>
+                <w:kern w:val="0"/>
+                <w:sz w:val="21"/>
+                <w:szCs w:val="21"/>
+              </w:rPr>
+            </w:pPr>
+            <w:r>
+              <w:rPr>
+                <w:rFonts w:ascii="Arial" w:hAnsi="Arial" w:cs="新細明體"/>
+                <w:color w:val="101010"/>
+                <w:kern w:val="0"/>
+                <w:sz w:val="21"/>
+                <w:szCs w:val="21"/>
+              </w:rPr>
+              <w:t>五大洲</w:t>
+            </w:r>
+          </w:p>
+          <w:p>
+            <w:pPr>
+              <w:rPr>
+                <w:rFonts w:ascii="Arial" w:hAnsi="Arial" w:cs="新細明體"/>
+                <w:color w:val="101010"/>
+                <w:kern w:val="0"/>
+                <w:sz w:val="21"/>
+                <w:szCs w:val="21"/>
+              </w:rPr>
+            </w:pPr>
+          </w:p>
+        </w:tc>
+        <w:tc>
+          <w:tcPr>
+            <w:tcW w:w="755" w:type="pct"/>
+          </w:tcPr>
+          <w:p>
+            <w:pPr>
+              <w:widowControl/>
+              <w:rPr>
+                <w:rFonts w:ascii="Arial" w:hAnsi="Arial" w:cs="新細明體"/>
+                <w:color w:val="101010"/>
+                <w:kern w:val="0"/>
+                <w:sz w:val="21"/>
+                <w:szCs w:val="21"/>
+              </w:rPr>
+            </w:pPr>
+            <w:r>
+              <w:rPr>
+                <w:rFonts w:ascii="Arial" w:hAnsi="Arial" w:cs="新細明體"/>
+                <w:color w:val="101010"/>
+                <w:kern w:val="0"/>
+                <w:sz w:val="21"/>
+                <w:szCs w:val="21"/>
+              </w:rPr>
+              <w:t>11/12:</w:t>
+            </w:r>
+            <w:r>
+              <w:rPr>
+                <w:rFonts w:ascii="Arial" w:hAnsi="Arial" w:cs="新細明體" w:hint="eastAsia"/>
+                <w:color w:val="101010"/>
+                <w:kern w:val="0"/>
+                <w:sz w:val="21"/>
+                <w:szCs w:val="21"/>
+              </w:rPr>
+              <w:t>綠</w:t>
+            </w:r>
+          </w:p>
+          <w:p>
+            <w:pPr>
+              <w:widowControl/>
+              <w:rPr>
+                <w:rFonts w:ascii="Arial" w:hAnsi="Arial" w:cs="新細明體"/>
+                <w:color w:val="101010"/>
+                <w:kern w:val="0"/>
+                <w:sz w:val="21"/>
+                <w:szCs w:val="21"/>
+              </w:rPr>
+            </w:pPr>
+            <w:r>
+              <w:rPr>
+                <w:rFonts w:ascii="Arial" w:hAnsi="Arial" w:cs="新細明體"/>
+                <w:color w:val="101010"/>
+                <w:kern w:val="0"/>
+                <w:sz w:val="21"/>
+                <w:szCs w:val="21"/>
+              </w:rPr>
+              <w:t>11/13:</w:t>
+            </w:r>
+            <w:r>
+              <w:rPr>
+                <w:rFonts w:ascii="Arial" w:hAnsi="Arial" w:cs="新細明體" w:hint="eastAsia"/>
+                <w:color w:val="101010"/>
+                <w:kern w:val="0"/>
+                <w:sz w:val="21"/>
+                <w:szCs w:val="21"/>
+              </w:rPr>
+              <w:t>綠</w:t>
+            </w:r>
+          </w:p>
+          <w:p>
+            <w:pPr>
+              <w:widowControl/>
+              <w:rPr>
+                <w:rFonts w:ascii="Arial" w:hAnsi="Arial" w:cs="新細明體"/>
+                <w:color w:val="101010"/>
+                <w:kern w:val="0"/>
+                <w:sz w:val="21"/>
+                <w:szCs w:val="21"/>
+              </w:rPr>
+            </w:pPr>
+            <w:r>
+              <w:rPr>
+                <w:rFonts w:ascii="Arial" w:hAnsi="Arial" w:cs="新細明體"/>
+                <w:color w:val="101010"/>
+                <w:kern w:val="0"/>
+                <w:sz w:val="21"/>
+                <w:szCs w:val="21"/>
+              </w:rPr>
+              <w:t>11/14:</w:t>
+            </w:r>
+            <w:r>
+              <w:rPr>
+                <w:rFonts w:ascii="Arial" w:hAnsi="Arial" w:cs="新細明體" w:hint="eastAsia"/>
+                <w:color w:val="101010"/>
+                <w:kern w:val="0"/>
+                <w:sz w:val="21"/>
+                <w:szCs w:val="21"/>
+              </w:rPr>
+              <w:t>綠</w:t>
+            </w:r>
+          </w:p>
+          <w:p>
+            <w:pPr>
+              <w:rPr>
+                <w:rFonts w:ascii="Arial" w:hAnsi="Arial" w:cs="新細明體"/>
+                <w:color w:val="101010"/>
+                <w:kern w:val="0"/>
+                <w:sz w:val="21"/>
+                <w:szCs w:val="21"/>
+              </w:rPr>
+            </w:pPr>
+            <w:r>
+              <w:rPr>
+                <w:rFonts w:ascii="Arial" w:hAnsi="Arial" w:cs="新細明體"/>
+                <w:color w:val="101010"/>
+                <w:kern w:val="0"/>
+                <w:sz w:val="21"/>
+                <w:szCs w:val="21"/>
+              </w:rPr>
+              <w:t>11/15:</w:t>
+            </w:r>
+            <w:r>
+              <w:rPr>
+                <w:rFonts w:ascii="Arial" w:hAnsi="Arial" w:cs="新細明體" w:hint="eastAsia"/>
+                <w:color w:val="101010"/>
+                <w:kern w:val="0"/>
+                <w:sz w:val="21"/>
+                <w:szCs w:val="21"/>
+              </w:rPr>
+              <w:t>綠</w:t>
+            </w:r>
+          </w:p>
+        </w:tc>
+        <w:tc>
+          <w:tcPr>
+            <w:tcW w:w="1076" w:type="pct"/>
+          </w:tcPr>
+          <w:p>
+            <w:pPr>
+              <w:widowControl/>
+              <w:rPr>
+                <w:rFonts w:ascii="Arial" w:hAnsi="Arial" w:cs="新細明體"/>
+                <w:color w:val="101010"/>
+                <w:kern w:val="0"/>
+                <w:sz w:val="21"/>
+                <w:szCs w:val="21"/>
+              </w:rPr>
+            </w:pPr>
+            <w:r>
+              <w:rPr>
+                <w:rFonts w:ascii="Arial" w:hAnsi="Arial" w:cs="新細明體"/>
+                <w:color w:val="101010"/>
+                <w:kern w:val="0"/>
+                <w:sz w:val="21"/>
+                <w:szCs w:val="21"/>
+              </w:rPr>
+              <w:t>11/12:</w:t>
+            </w:r>
+            <w:r>
+              <w:rPr>
+                <w:rFonts w:ascii="Arial" w:hAnsi="Arial" w:cs="新細明體" w:hint="eastAsia"/>
+                <w:color w:val="101010"/>
+                <w:kern w:val="0"/>
+                <w:sz w:val="21"/>
+                <w:szCs w:val="21"/>
+              </w:rPr>
+              <w:t>功</w:t>
+            </w:r>
+            <w:r>
+              <w:rPr>
+                <w:rFonts w:ascii="Arial" w:hAnsi="Arial" w:cs="新細明體"/>
+                <w:color w:val="101010"/>
+                <w:kern w:val="0"/>
+                <w:sz w:val="21"/>
+                <w:szCs w:val="21"/>
+              </w:rPr>
+              <w:t>3</w:t>
+            </w:r>
+            <w:r>
+              <w:rPr>
+                <w:rFonts w:hint="eastAsia"/>
+              </w:rPr>
+              <w:t>約</w:t>
+            </w:r>
+            <w:r>
+              <w:t>旦</w:t>
+            </w:r>
+          </w:p>
+          <w:p>
+            <w:pPr>
+              <w:widowControl/>
+              <w:rPr>
+                <w:rFonts w:ascii="Arial" w:hAnsi="Arial" w:cs="新細明體"/>
+                <w:color w:val="101010"/>
+                <w:kern w:val="0"/>
+                <w:sz w:val="21"/>
+                <w:szCs w:val="21"/>
+              </w:rPr>
+            </w:pPr>
+            <w:r>
+              <w:rPr>
+                <w:rFonts w:ascii="Arial" w:hAnsi="Arial" w:cs="新細明體"/>
+                <w:color w:val="101010"/>
+                <w:kern w:val="0"/>
+                <w:sz w:val="21"/>
+                <w:szCs w:val="21"/>
+              </w:rPr>
+              <w:t>11/13:</w:t>
+            </w:r>
+            <w:r>
+              <w:rPr>
+                <w:rFonts w:ascii="Arial" w:hAnsi="Arial" w:cs="新細明體" w:hint="eastAsia"/>
+                <w:color w:val="101010"/>
+                <w:kern w:val="0"/>
+                <w:sz w:val="21"/>
+                <w:szCs w:val="21"/>
+              </w:rPr>
+              <w:t xml:space="preserve"> </w:t>
+            </w:r>
+            <w:r>
+              <w:rPr>
+                <w:rFonts w:ascii="Arial" w:hAnsi="Arial" w:cs="新細明體" w:hint="eastAsia"/>
+                <w:color w:val="101010"/>
+                <w:kern w:val="0"/>
+                <w:sz w:val="21"/>
+                <w:szCs w:val="21"/>
+              </w:rPr>
+              <w:t>功</w:t>
+            </w:r>
+            <w:r>
+              <w:rPr>
+                <w:rFonts w:ascii="Arial" w:hAnsi="Arial" w:cs="新細明體"/>
+                <w:color w:val="101010"/>
+                <w:kern w:val="0"/>
+                <w:sz w:val="21"/>
+                <w:szCs w:val="21"/>
+              </w:rPr>
+              <w:t>3</w:t>
+            </w:r>
+            <w:r>
+              <w:t>土耳其</w:t>
+            </w:r>
+          </w:p>
+          <w:p>
+            <w:pPr>
+              <w:widowControl/>
+              <w:rPr>
+                <w:rFonts w:ascii="Arial" w:hAnsi="Arial" w:cs="新細明體"/>
+                <w:color w:val="101010"/>
+                <w:kern w:val="0"/>
+                <w:sz w:val="21"/>
+                <w:szCs w:val="21"/>
+              </w:rPr>
+            </w:pPr>
+            <w:r>
+              <w:rPr>
+                <w:rFonts w:ascii="Arial" w:hAnsi="Arial" w:cs="新細明體"/>
+                <w:color w:val="101010"/>
+                <w:kern w:val="0"/>
+                <w:sz w:val="21"/>
+                <w:szCs w:val="21"/>
+              </w:rPr>
+              <w:t>11/14:</w:t>
+            </w:r>
+            <w:r>
+              <w:rPr>
+                <w:rFonts w:ascii="Arial" w:hAnsi="Arial" w:cs="新細明體" w:hint="eastAsia"/>
+                <w:color w:val="101010"/>
+                <w:kern w:val="0"/>
+                <w:sz w:val="21"/>
+                <w:szCs w:val="21"/>
+              </w:rPr>
+              <w:t xml:space="preserve"> </w:t>
+            </w:r>
+            <w:r>
+              <w:rPr>
+                <w:rFonts w:ascii="Arial" w:hAnsi="Arial" w:cs="新細明體" w:hint="eastAsia"/>
+                <w:color w:val="101010"/>
+                <w:kern w:val="0"/>
+                <w:sz w:val="21"/>
+                <w:szCs w:val="21"/>
+              </w:rPr>
+              <w:t>功</w:t>
+            </w:r>
+            <w:r>
+              <w:rPr>
+                <w:rFonts w:ascii="Arial" w:hAnsi="Arial" w:cs="新細明體"/>
+                <w:color w:val="101010"/>
+                <w:kern w:val="0"/>
+                <w:sz w:val="21"/>
+                <w:szCs w:val="21"/>
+              </w:rPr>
+              <w:t>2</w:t>
+            </w:r>
+            <w:r>
+              <w:t>緬甸</w:t>
+            </w:r>
+          </w:p>
+          <w:p>
+            <w:pPr>
+              <w:rPr>
+                <w:rFonts w:ascii="Arial" w:hAnsi="Arial" w:cs="新細明體"/>
+                <w:color w:val="101010"/>
+                <w:kern w:val="0"/>
+                <w:sz w:val="21"/>
+                <w:szCs w:val="21"/>
+              </w:rPr>
+            </w:pPr>
+            <w:r>
+              <w:rPr>
+                <w:rFonts w:ascii="Arial" w:hAnsi="Arial" w:cs="新細明體"/>
+                <w:color w:val="101010"/>
+                <w:kern w:val="0"/>
+                <w:sz w:val="21"/>
+                <w:szCs w:val="21"/>
+              </w:rPr>
+              <w:t>11/15:</w:t>
+            </w:r>
+            <w:r>
+              <w:rPr>
+                <w:rFonts w:ascii="Arial" w:hAnsi="Arial" w:cs="新細明體" w:hint="eastAsia"/>
+                <w:color w:val="101010"/>
+                <w:kern w:val="0"/>
+                <w:sz w:val="21"/>
+                <w:szCs w:val="21"/>
+              </w:rPr>
+              <w:t xml:space="preserve"> </w:t>
+            </w:r>
+            <w:r>
+              <w:rPr>
+                <w:rFonts w:ascii="Arial" w:hAnsi="Arial" w:cs="新細明體" w:hint="eastAsia"/>
+                <w:color w:val="101010"/>
+                <w:kern w:val="0"/>
+                <w:sz w:val="21"/>
+                <w:szCs w:val="21"/>
+              </w:rPr>
+              <w:t>功</w:t>
+            </w:r>
+            <w:r>
+              <w:rPr>
+                <w:rFonts w:ascii="Arial" w:hAnsi="Arial" w:cs="新細明體"/>
+                <w:color w:val="101010"/>
+                <w:kern w:val="0"/>
+                <w:sz w:val="21"/>
+                <w:szCs w:val="21"/>
+              </w:rPr>
+              <w:t>9 921</w:t>
             </w:r>
           </w:p>
         </w:tc>
@@ -3555,134 +5222,83 @@
         </w:trPr>
         <w:tc>
           <w:tcPr>
-            <w:tcW w:w="222" w:type="pct"/>
-            <w:vMerge w:val="restart"/>
-            <w:vAlign w:val="center"/>
-            <w:hideMark/>
-          </w:tcPr>
-          <w:p>
-            <w:pPr>
-              <w:rPr>
-                <w:rFonts w:ascii="Arial" w:hAnsi="Arial" w:cs="新細明體"/>
-                <w:color w:val="101010"/>
-                <w:kern w:val="0"/>
-                <w:sz w:val="21"/>
-                <w:szCs w:val="21"/>
-              </w:rPr>
-            </w:pPr>
-            <w:r>
-              <w:rPr>
-                <w:rFonts w:ascii="Arial" w:hAnsi="Arial" w:cs="新細明體"/>
-                <w:color w:val="101010"/>
-                <w:kern w:val="0"/>
-                <w:sz w:val="21"/>
-                <w:szCs w:val="21"/>
-              </w:rPr>
-              <w:t>15</w:t>
-            </w:r>
+            <w:tcW w:w="221" w:type="pct"/>
+            <w:vMerge/>
+            <w:vAlign w:val="center"/>
+          </w:tcPr>
+          <w:p>
+            <w:pPr>
+              <w:rPr>
+                <w:rFonts w:ascii="Arial" w:hAnsi="Arial" w:cs="新細明體"/>
+                <w:b/>
+                <w:bCs/>
+                <w:color w:val="101010"/>
+                <w:kern w:val="0"/>
+                <w:sz w:val="21"/>
+                <w:szCs w:val="21"/>
+              </w:rPr>
+            </w:pPr>
           </w:p>
         </w:tc>
         <w:tc>
           <w:tcPr>
             <w:tcW w:w="840" w:type="pct"/>
-            <w:vMerge w:val="restart"/>
-            <w:vAlign w:val="center"/>
-          </w:tcPr>
-          <w:p>
-            <w:pPr>
-              <w:widowControl/>
-              <w:rPr>
-                <w:rFonts w:ascii="Arial" w:hAnsi="Arial" w:cs="新細明體"/>
-                <w:color w:val="101010"/>
-                <w:kern w:val="0"/>
-                <w:sz w:val="21"/>
-                <w:szCs w:val="21"/>
-              </w:rPr>
-            </w:pPr>
-          </w:p>
-        </w:tc>
-        <w:tc>
-          <w:tcPr>
-            <w:tcW w:w="1091" w:type="pct"/>
-            <w:vMerge w:val="restart"/>
-            <w:vAlign w:val="center"/>
-            <w:hideMark/>
-          </w:tcPr>
-          <w:p>
-            <w:pPr>
-              <w:widowControl/>
-              <w:rPr>
-                <w:rFonts w:ascii="Arial" w:hAnsi="Arial" w:cs="新細明體"/>
-                <w:color w:val="101010"/>
-                <w:kern w:val="0"/>
-                <w:sz w:val="21"/>
-                <w:szCs w:val="21"/>
-              </w:rPr>
-            </w:pPr>
-            <w:r>
-              <w:rPr>
-                <w:rFonts w:ascii="Menlo" w:hAnsi="Menlo" w:cs="Menlo"/>
+            <w:vMerge/>
+            <w:vAlign w:val="center"/>
+          </w:tcPr>
+          <w:p>
+            <w:pPr>
+              <w:widowControl/>
+              <w:rPr>
+                <w:rFonts w:ascii="Menlo" w:eastAsia="細明體" w:hAnsi="Menlo" w:cs="Menlo"/>
                 <w:color w:val="A31515"/>
+                <w:kern w:val="0"/>
                 <w:sz w:val="19"/>
                 <w:szCs w:val="19"/>
               </w:rPr>
-              <w:t>10-1</w:t>
-            </w:r>
-            <w:r>
-              <w:rPr>
-                <w:rFonts w:ascii="Menlo" w:hAnsi="Menlo" w:cs="Menlo"/>
-                <w:color w:val="A31515"/>
-                <w:sz w:val="19"/>
-                <w:szCs w:val="19"/>
-              </w:rPr>
-              <w:t>五大洲</w:t>
-            </w:r>
-          </w:p>
-        </w:tc>
-        <w:tc>
-          <w:tcPr>
-            <w:tcW w:w="900" w:type="pct"/>
-            <w:vMerge w:val="restart"/>
-            <w:vAlign w:val="center"/>
-            <w:hideMark/>
-          </w:tcPr>
-          <w:p>
-            <w:pPr>
-              <w:widowControl/>
-              <w:rPr>
-                <w:rFonts w:ascii="Arial" w:hAnsi="Arial" w:cs="新細明體"/>
-                <w:color w:val="101010"/>
-                <w:kern w:val="0"/>
-                <w:sz w:val="21"/>
-                <w:szCs w:val="21"/>
-              </w:rPr>
-            </w:pPr>
-            <w:r>
-              <w:rPr>
-                <w:rFonts w:ascii="Arial" w:hAnsi="Arial" w:cs="新細明體"/>
-                <w:color w:val="101010"/>
-                <w:kern w:val="0"/>
-                <w:sz w:val="21"/>
-                <w:szCs w:val="21"/>
-              </w:rPr>
-              <w:t>五大洲</w:t>
-            </w:r>
-          </w:p>
-          <w:p>
-            <w:pPr>
-              <w:rPr>
-                <w:rFonts w:ascii="Arial" w:hAnsi="Arial" w:cs="新細明體"/>
-                <w:color w:val="101010"/>
-                <w:kern w:val="0"/>
-                <w:sz w:val="21"/>
-                <w:szCs w:val="21"/>
-              </w:rPr>
-            </w:pPr>
-          </w:p>
-        </w:tc>
-        <w:tc>
-          <w:tcPr>
-            <w:tcW w:w="759" w:type="pct"/>
+            </w:pPr>
+          </w:p>
+        </w:tc>
+        <w:tc>
+          <w:tcPr>
+            <w:tcW w:w="1086" w:type="pct"/>
+            <w:vMerge/>
+            <w:vAlign w:val="center"/>
+          </w:tcPr>
+          <w:p>
+            <w:pPr>
+              <w:widowControl/>
+              <w:rPr>
+                <w:rFonts w:ascii="Arial" w:hAnsi="Arial" w:cs="新細明體"/>
+                <w:color w:val="101010"/>
+                <w:kern w:val="0"/>
+                <w:sz w:val="21"/>
+                <w:szCs w:val="21"/>
+              </w:rPr>
+            </w:pPr>
+          </w:p>
+        </w:tc>
+        <w:tc>
+          <w:tcPr>
+            <w:tcW w:w="896" w:type="pct"/>
+            <w:vMerge/>
+            <w:vAlign w:val="center"/>
+          </w:tcPr>
+          <w:p>
+            <w:pPr>
+              <w:rPr>
+                <w:rFonts w:ascii="Arial" w:hAnsi="Arial" w:cs="新細明體"/>
+                <w:color w:val="101010"/>
+                <w:kern w:val="0"/>
+                <w:sz w:val="21"/>
+                <w:szCs w:val="21"/>
+              </w:rPr>
+            </w:pPr>
+          </w:p>
+        </w:tc>
+        <w:tc>
+          <w:tcPr>
+            <w:tcW w:w="755" w:type="pct"/>
           </w:tcPr>
           <w:p>
             <w:pPr>
@@ -3705,6 +5321,16 @@
               </w:rPr>
               <w:t>11/12:</w:t>
             </w:r>
+            <w:r>
+              <w:rPr>
+                <w:rFonts w:ascii="Arial" w:hAnsi="Arial" w:cs="新細明體" w:hint="eastAsia"/>
+                <w:color w:val="101010"/>
+                <w:kern w:val="0"/>
+                <w:sz w:val="21"/>
+                <w:szCs w:val="21"/>
+              </w:rPr>
+              <w:t>綠</w:t>
+            </w:r>
           </w:p>
           <w:p>
             <w:pPr>
@@ -3727,6 +5353,16 @@
               </w:rPr>
               <w:t>11/13:</w:t>
             </w:r>
+            <w:r>
+              <w:rPr>
+                <w:rFonts w:ascii="Arial" w:hAnsi="Arial" w:cs="新細明體" w:hint="eastAsia"/>
+                <w:color w:val="101010"/>
+                <w:kern w:val="0"/>
+                <w:sz w:val="21"/>
+                <w:szCs w:val="21"/>
+              </w:rPr>
+              <w:t>綠</w:t>
+            </w:r>
           </w:p>
           <w:p>
             <w:pPr>
@@ -3749,6 +5385,16 @@
               </w:rPr>
               <w:t>11/14:</w:t>
             </w:r>
+            <w:r>
+              <w:rPr>
+                <w:rFonts w:ascii="Arial" w:hAnsi="Arial" w:cs="新細明體" w:hint="eastAsia"/>
+                <w:color w:val="101010"/>
+                <w:kern w:val="0"/>
+                <w:sz w:val="21"/>
+                <w:szCs w:val="21"/>
+              </w:rPr>
+              <w:t>綠</w:t>
+            </w:r>
           </w:p>
           <w:p>
             <w:pPr>
@@ -3771,64 +5417,22 @@
               </w:rPr>
               <w:t>11/15:</w:t>
             </w:r>
-          </w:p>
-        </w:tc>
-        <w:tc>
-          <w:tcPr>
-            <w:tcW w:w="1061" w:type="pct"/>
-          </w:tcPr>
-          <w:p>
-            <w:pPr>
-              <w:widowControl/>
-              <w:rPr>
-                <w:rFonts w:ascii="Arial" w:hAnsi="Arial" w:cs="新細明體"/>
-                <w:color w:val="101010"/>
-                <w:kern w:val="0"/>
-                <w:sz w:val="21"/>
-                <w:szCs w:val="21"/>
-              </w:rPr>
-            </w:pPr>
-            <w:r>
-              <w:rPr>
-                <w:rFonts w:ascii="Arial" w:hAnsi="Arial" w:cs="新細明體"/>
-                <w:color w:val="101010"/>
-                <w:kern w:val="0"/>
-                <w:sz w:val="21"/>
-                <w:szCs w:val="21"/>
-              </w:rPr>
-              <w:t>五</w:t>
-            </w:r>
-            <w:r>
-              <w:rPr>
-                <w:rFonts w:ascii="Arial" w:hAnsi="Arial" w:cs="新細明體"/>
-                <w:color w:val="101010"/>
-                <w:kern w:val="0"/>
-                <w:sz w:val="21"/>
-                <w:szCs w:val="21"/>
-              </w:rPr>
-              <w:t xml:space="preserve"> (</w:t>
-            </w:r>
-            <w:r>
-              <w:rPr>
-                <w:rFonts w:ascii="Arial" w:hAnsi="Arial" w:cs="新細明體" w:hint="eastAsia"/>
-                <w:color w:val="101010"/>
-                <w:kern w:val="0"/>
-                <w:sz w:val="21"/>
-                <w:szCs w:val="21"/>
-              </w:rPr>
-              <w:t>台灣</w:t>
-            </w:r>
-            <w:r>
-              <w:rPr>
-                <w:rFonts w:ascii="Arial" w:hAnsi="Arial" w:cs="新細明體"/>
-                <w:color w:val="101010"/>
-                <w:kern w:val="0"/>
-                <w:sz w:val="21"/>
-                <w:szCs w:val="21"/>
-              </w:rPr>
-              <w:t>)</w:t>
-            </w:r>
-          </w:p>
+            <w:r>
+              <w:rPr>
+                <w:rFonts w:ascii="Arial" w:hAnsi="Arial" w:cs="新細明體" w:hint="eastAsia"/>
+                <w:color w:val="101010"/>
+                <w:kern w:val="0"/>
+                <w:sz w:val="21"/>
+                <w:szCs w:val="21"/>
+              </w:rPr>
+              <w:t>綠</w:t>
+            </w:r>
+          </w:p>
+        </w:tc>
+        <w:tc>
+          <w:tcPr>
+            <w:tcW w:w="1076" w:type="pct"/>
+          </w:tcPr>
           <w:p>
             <w:pPr>
               <w:widowControl/>
@@ -3858,27 +5462,30 @@
                 <w:sz w:val="21"/>
                 <w:szCs w:val="21"/>
               </w:rPr>
-              <w:t>五洲</w:t>
-            </w:r>
-            <w:r>
-              <w:rPr>
-                <w:rFonts w:ascii="Arial" w:hAnsi="Arial" w:cs="新細明體"/>
-                <w:color w:val="101010"/>
-                <w:kern w:val="0"/>
-                <w:sz w:val="21"/>
-                <w:szCs w:val="21"/>
-              </w:rPr>
-              <w:t>-</w:t>
-            </w:r>
-            <w:r>
-              <w:rPr>
-                <w:rFonts w:ascii="Arial" w:hAnsi="Arial" w:cs="新細明體" w:hint="eastAsia"/>
-                <w:color w:val="101010"/>
-                <w:kern w:val="0"/>
-                <w:sz w:val="21"/>
-                <w:szCs w:val="21"/>
-              </w:rPr>
-              <w:t>樂生</w:t>
+              <w:t xml:space="preserve"> </w:t>
+            </w:r>
+            <w:r>
+              <w:rPr>
+                <w:rFonts w:ascii="Arial" w:hAnsi="Arial" w:cs="新細明體" w:hint="eastAsia"/>
+                <w:color w:val="101010"/>
+                <w:kern w:val="0"/>
+                <w:sz w:val="21"/>
+                <w:szCs w:val="21"/>
+              </w:rPr>
+              <w:t>功</w:t>
+            </w:r>
+            <w:r>
+              <w:rPr>
+                <w:rFonts w:ascii="Arial" w:hAnsi="Arial" w:cs="新細明體"/>
+                <w:color w:val="101010"/>
+                <w:kern w:val="0"/>
+                <w:sz w:val="21"/>
+                <w:szCs w:val="21"/>
+              </w:rPr>
+              <w:t>6</w:t>
+            </w:r>
+            <w:r>
+              <w:t>黑亮區</w:t>
             </w:r>
           </w:p>
           <w:p>
@@ -3920,27 +5527,27 @@
                 <w:sz w:val="21"/>
                 <w:szCs w:val="21"/>
               </w:rPr>
-              <w:t>五洲</w:t>
-            </w:r>
-            <w:r>
-              <w:rPr>
-                <w:rFonts w:ascii="Arial" w:hAnsi="Arial" w:cs="新細明體"/>
-                <w:color w:val="101010"/>
-                <w:kern w:val="0"/>
-                <w:sz w:val="21"/>
-                <w:szCs w:val="21"/>
-              </w:rPr>
-              <w:t>-</w:t>
-            </w:r>
-            <w:r>
-              <w:rPr>
-                <w:rFonts w:ascii="Arial" w:hAnsi="Arial" w:cs="新細明體" w:hint="eastAsia"/>
-                <w:color w:val="101010"/>
-                <w:kern w:val="0"/>
-                <w:sz w:val="21"/>
-                <w:szCs w:val="21"/>
-              </w:rPr>
-              <w:t>土地公</w:t>
+              <w:t>功</w:t>
+            </w:r>
+            <w:r>
+              <w:rPr>
+                <w:rFonts w:ascii="Arial" w:hAnsi="Arial" w:cs="新細明體"/>
+                <w:color w:val="101010"/>
+                <w:kern w:val="0"/>
+                <w:sz w:val="21"/>
+                <w:szCs w:val="21"/>
+              </w:rPr>
+              <w:t>8</w:t>
+            </w:r>
+            <w:r>
+              <w:rPr>
+                <w:rFonts w:ascii="Arial" w:hAnsi="Arial" w:cs="新細明體" w:hint="eastAsia"/>
+                <w:color w:val="101010"/>
+                <w:kern w:val="0"/>
+                <w:sz w:val="21"/>
+                <w:szCs w:val="21"/>
+              </w:rPr>
+              <w:t>南非</w:t>
             </w:r>
           </w:p>
           <w:p>
@@ -3982,27 +5589,27 @@
                 <w:sz w:val="21"/>
                 <w:szCs w:val="21"/>
               </w:rPr>
-              <w:t>五洲</w:t>
-            </w:r>
-            <w:r>
-              <w:rPr>
-                <w:rFonts w:ascii="Arial" w:hAnsi="Arial" w:cs="新細明體"/>
-                <w:color w:val="101010"/>
-                <w:kern w:val="0"/>
-                <w:sz w:val="21"/>
-                <w:szCs w:val="21"/>
-              </w:rPr>
-              <w:t>-</w:t>
-            </w:r>
-            <w:r>
-              <w:rPr>
-                <w:rFonts w:ascii="Arial" w:hAnsi="Arial" w:cs="新細明體" w:hint="eastAsia"/>
-                <w:color w:val="101010"/>
-                <w:kern w:val="0"/>
-                <w:sz w:val="21"/>
-                <w:szCs w:val="21"/>
-              </w:rPr>
-              <w:t>撿石</w:t>
+              <w:t>功</w:t>
+            </w:r>
+            <w:r>
+              <w:rPr>
+                <w:rFonts w:ascii="Arial" w:hAnsi="Arial" w:cs="新細明體"/>
+                <w:color w:val="101010"/>
+                <w:kern w:val="0"/>
+                <w:sz w:val="21"/>
+                <w:szCs w:val="21"/>
+              </w:rPr>
+              <w:t>7</w:t>
+            </w:r>
+            <w:r>
+              <w:rPr>
+                <w:rFonts w:ascii="Arial" w:hAnsi="Arial" w:cs="新細明體" w:hint="eastAsia"/>
+                <w:color w:val="101010"/>
+                <w:kern w:val="0"/>
+                <w:sz w:val="21"/>
+                <w:szCs w:val="21"/>
+              </w:rPr>
+              <w:t>八八風災</w:t>
             </w:r>
           </w:p>
           <w:p>
@@ -4034,37 +5641,7 @@
                 <w:sz w:val="21"/>
                 <w:szCs w:val="21"/>
               </w:rPr>
-              <w:t xml:space="preserve"> </w:t>
-            </w:r>
-            <w:r>
-              <w:rPr>
-                <w:rFonts w:ascii="Arial" w:hAnsi="Arial" w:cs="新細明體" w:hint="eastAsia"/>
-                <w:color w:val="101010"/>
-                <w:kern w:val="0"/>
-                <w:sz w:val="21"/>
-                <w:szCs w:val="21"/>
-              </w:rPr>
-              <w:t>五洲</w:t>
-            </w:r>
-            <w:r>
-              <w:rPr>
-                <w:rFonts w:ascii="Arial" w:hAnsi="Arial" w:cs="新細明體"/>
-                <w:color w:val="101010"/>
-                <w:kern w:val="0"/>
-                <w:sz w:val="21"/>
-                <w:szCs w:val="21"/>
-              </w:rPr>
-              <w:t>-</w:t>
-            </w:r>
-            <w:r>
-              <w:rPr>
-                <w:rFonts w:ascii="Arial" w:hAnsi="Arial" w:cs="新細明體" w:hint="eastAsia"/>
-                <w:color w:val="101010"/>
-                <w:kern w:val="0"/>
-                <w:sz w:val="21"/>
-                <w:szCs w:val="21"/>
-              </w:rPr>
-              <w:t>樂生</w:t>
+              <w:t>減災工程</w:t>
             </w:r>
           </w:p>
         </w:tc>
@@ -4075,15 +5652,16 @@
         </w:trPr>
         <w:tc>
           <w:tcPr>
-            <w:tcW w:w="222" w:type="pct"/>
+            <w:tcW w:w="221" w:type="pct"/>
             <w:vMerge/>
             <w:vAlign w:val="center"/>
-            <w:hideMark/>
-          </w:tcPr>
-          <w:p>
-            <w:pPr>
-              <w:rPr>
-                <w:rFonts w:ascii="Arial" w:hAnsi="Arial" w:cs="新細明體"/>
+          </w:tcPr>
+          <w:p>
+            <w:pPr>
+              <w:rPr>
+                <w:rFonts w:ascii="Arial" w:hAnsi="Arial" w:cs="新細明體"/>
+                <w:b/>
+                <w:bCs/>
                 <w:color w:val="101010"/>
                 <w:kern w:val="0"/>
                 <w:sz w:val="21"/>
@@ -4102,18 +5680,18 @@
             <w:pPr>
               <w:widowControl/>
               <w:rPr>
-                <w:rFonts w:ascii="Arial" w:hAnsi="Arial" w:cs="新細明體"/>
-                <w:color w:val="101010"/>
-                <w:kern w:val="0"/>
-                <w:sz w:val="21"/>
-                <w:szCs w:val="21"/>
-              </w:rPr>
-            </w:pPr>
-          </w:p>
-        </w:tc>
-        <w:tc>
-          <w:tcPr>
-            <w:tcW w:w="1091" w:type="pct"/>
+                <w:rFonts w:ascii="Menlo" w:eastAsia="細明體" w:hAnsi="Menlo" w:cs="Menlo"/>
+                <w:color w:val="A31515"/>
+                <w:kern w:val="0"/>
+                <w:sz w:val="19"/>
+                <w:szCs w:val="19"/>
+              </w:rPr>
+            </w:pPr>
+          </w:p>
+        </w:tc>
+        <w:tc>
+          <w:tcPr>
+            <w:tcW w:w="1086" w:type="pct"/>
             <w:vMerge/>
             <w:vAlign w:val="center"/>
           </w:tcPr>
@@ -4132,26 +5710,24 @@
         </w:tc>
         <w:tc>
           <w:tcPr>
-            <w:tcW w:w="900" w:type="pct"/>
+            <w:tcW w:w="896" w:type="pct"/>
             <w:vMerge/>
-            <w:vAlign w:val="center"/>
-            <w:hideMark/>
-          </w:tcPr>
-          <w:p>
-            <w:pPr>
-              <w:rPr>
-                <w:rFonts w:ascii="Arial" w:hAnsi="Arial" w:cs="新細明體"/>
-                <w:color w:val="101010"/>
-                <w:kern w:val="0"/>
-                <w:sz w:val="21"/>
-                <w:szCs w:val="21"/>
-              </w:rPr>
-            </w:pPr>
-          </w:p>
-        </w:tc>
-        <w:tc>
-          <w:tcPr>
-            <w:tcW w:w="759" w:type="pct"/>
+          </w:tcPr>
+          <w:p>
+            <w:pPr>
+              <w:rPr>
+                <w:rFonts w:ascii="Arial" w:hAnsi="Arial" w:cs="新細明體"/>
+                <w:color w:val="101010"/>
+                <w:kern w:val="0"/>
+                <w:sz w:val="21"/>
+                <w:szCs w:val="21"/>
+              </w:rPr>
+            </w:pPr>
+          </w:p>
+        </w:tc>
+        <w:tc>
+          <w:tcPr>
+            <w:tcW w:w="755" w:type="pct"/>
           </w:tcPr>
           <w:p>
             <w:pPr>
@@ -4182,7 +5758,7 @@
                 <w:sz w:val="21"/>
                 <w:szCs w:val="21"/>
               </w:rPr>
-              <w:t>綠</w:t>
+              <w:t>黃</w:t>
             </w:r>
           </w:p>
           <w:p>
@@ -4214,7 +5790,7 @@
                 <w:sz w:val="21"/>
                 <w:szCs w:val="21"/>
               </w:rPr>
-              <w:t>綠</w:t>
+              <w:t>黃</w:t>
             </w:r>
           </w:p>
           <w:p>
@@ -4246,7 +5822,7 @@
                 <w:sz w:val="21"/>
                 <w:szCs w:val="21"/>
               </w:rPr>
-              <w:t>綠</w:t>
+              <w:t>黃</w:t>
             </w:r>
           </w:p>
           <w:p>
@@ -4278,33 +5854,220 @@
                 <w:sz w:val="21"/>
                 <w:szCs w:val="21"/>
               </w:rPr>
-              <w:t>綠</w:t>
-            </w:r>
-          </w:p>
-        </w:tc>
-        <w:tc>
-          <w:tcPr>
-            <w:tcW w:w="1061" w:type="pct"/>
-          </w:tcPr>
-          <w:p>
-            <w:pPr>
-              <w:widowControl/>
-              <w:rPr>
-                <w:rFonts w:ascii="Arial" w:hAnsi="Arial" w:cs="新細明體"/>
-                <w:color w:val="101010"/>
-                <w:kern w:val="0"/>
-                <w:sz w:val="21"/>
-                <w:szCs w:val="21"/>
-              </w:rPr>
-            </w:pPr>
-            <w:r>
-              <w:rPr>
-                <w:rFonts w:ascii="Arial" w:hAnsi="Arial" w:cs="新細明體" w:hint="eastAsia"/>
-                <w:color w:val="101010"/>
-                <w:sz w:val="21"/>
-                <w:szCs w:val="21"/>
-              </w:rPr>
-              <w:t>第一功德</w:t>
+              <w:t>黃</w:t>
+            </w:r>
+          </w:p>
+        </w:tc>
+        <w:tc>
+          <w:tcPr>
+            <w:tcW w:w="1076" w:type="pct"/>
+          </w:tcPr>
+          <w:p>
+            <w:pPr>
+              <w:widowControl/>
+              <w:rPr>
+                <w:rFonts w:ascii="Arial" w:hAnsi="Arial" w:cs="新細明體"/>
+                <w:color w:val="101010"/>
+                <w:kern w:val="0"/>
+                <w:sz w:val="21"/>
+                <w:szCs w:val="21"/>
+              </w:rPr>
+            </w:pPr>
+            <w:r>
+              <w:rPr>
+                <w:rFonts w:ascii="Arial" w:hAnsi="Arial" w:cs="新細明體"/>
+                <w:color w:val="101010"/>
+                <w:kern w:val="0"/>
+                <w:sz w:val="21"/>
+                <w:szCs w:val="21"/>
+              </w:rPr>
+              <w:t>11/12:</w:t>
+            </w:r>
+            <w:r>
+              <w:rPr>
+                <w:rFonts w:ascii="Arial" w:hAnsi="Arial" w:cs="新細明體" w:hint="eastAsia"/>
+                <w:color w:val="101010"/>
+                <w:kern w:val="0"/>
+                <w:sz w:val="21"/>
+                <w:szCs w:val="21"/>
+              </w:rPr>
+              <w:t xml:space="preserve"> </w:t>
+            </w:r>
+            <w:r>
+              <w:rPr>
+                <w:rFonts w:ascii="Arial" w:hAnsi="Arial" w:cs="新細明體" w:hint="eastAsia"/>
+                <w:color w:val="101010"/>
+                <w:kern w:val="0"/>
+                <w:sz w:val="21"/>
+                <w:szCs w:val="21"/>
+              </w:rPr>
+              <w:t>功</w:t>
+            </w:r>
+            <w:r>
+              <w:rPr>
+                <w:rFonts w:ascii="Arial" w:hAnsi="Arial" w:cs="新細明體"/>
+                <w:color w:val="101010"/>
+                <w:kern w:val="0"/>
+                <w:sz w:val="21"/>
+                <w:szCs w:val="21"/>
+              </w:rPr>
+              <w:t>8</w:t>
+            </w:r>
+            <w:r>
+              <w:rPr>
+                <w:rFonts w:ascii="Arial" w:hAnsi="Arial" w:cs="新細明體" w:hint="eastAsia"/>
+                <w:color w:val="101010"/>
+                <w:kern w:val="0"/>
+                <w:sz w:val="21"/>
+                <w:szCs w:val="21"/>
+              </w:rPr>
+              <w:t>莫三比克</w:t>
+            </w:r>
+          </w:p>
+          <w:p>
+            <w:pPr>
+              <w:widowControl/>
+              <w:rPr>
+                <w:rFonts w:ascii="Arial" w:hAnsi="Arial" w:cs="新細明體"/>
+                <w:color w:val="101010"/>
+                <w:kern w:val="0"/>
+                <w:sz w:val="21"/>
+                <w:szCs w:val="21"/>
+              </w:rPr>
+            </w:pPr>
+            <w:r>
+              <w:rPr>
+                <w:rFonts w:ascii="Arial" w:hAnsi="Arial" w:cs="新細明體"/>
+                <w:color w:val="101010"/>
+                <w:kern w:val="0"/>
+                <w:sz w:val="21"/>
+                <w:szCs w:val="21"/>
+              </w:rPr>
+              <w:t>11/13:</w:t>
+            </w:r>
+            <w:r>
+              <w:rPr>
+                <w:rFonts w:ascii="Arial" w:hAnsi="Arial" w:cs="新細明體" w:hint="eastAsia"/>
+                <w:color w:val="101010"/>
+                <w:kern w:val="0"/>
+                <w:sz w:val="21"/>
+                <w:szCs w:val="21"/>
+              </w:rPr>
+              <w:t xml:space="preserve"> </w:t>
+            </w:r>
+            <w:r>
+              <w:rPr>
+                <w:rFonts w:ascii="Arial" w:hAnsi="Arial" w:cs="新細明體" w:hint="eastAsia"/>
+                <w:color w:val="101010"/>
+                <w:kern w:val="0"/>
+                <w:sz w:val="21"/>
+                <w:szCs w:val="21"/>
+              </w:rPr>
+              <w:t>功</w:t>
+            </w:r>
+            <w:r>
+              <w:rPr>
+                <w:rFonts w:ascii="Arial" w:hAnsi="Arial" w:cs="新細明體"/>
+                <w:color w:val="101010"/>
+                <w:kern w:val="0"/>
+                <w:sz w:val="21"/>
+                <w:szCs w:val="21"/>
+              </w:rPr>
+              <w:t>9</w:t>
+            </w:r>
+            <w:r>
+              <w:rPr>
+                <w:rFonts w:ascii="Arial" w:hAnsi="Arial" w:cs="新細明體" w:hint="eastAsia"/>
+                <w:color w:val="101010"/>
+                <w:kern w:val="0"/>
+                <w:sz w:val="21"/>
+                <w:szCs w:val="21"/>
+              </w:rPr>
+              <w:t>印尼</w:t>
+            </w:r>
+          </w:p>
+          <w:p>
+            <w:pPr>
+              <w:widowControl/>
+              <w:rPr>
+                <w:rFonts w:ascii="Arial" w:hAnsi="Arial" w:cs="新細明體"/>
+                <w:color w:val="101010"/>
+                <w:kern w:val="0"/>
+                <w:sz w:val="21"/>
+                <w:szCs w:val="21"/>
+              </w:rPr>
+            </w:pPr>
+            <w:r>
+              <w:rPr>
+                <w:rFonts w:ascii="Arial" w:hAnsi="Arial" w:cs="新細明體"/>
+                <w:color w:val="101010"/>
+                <w:kern w:val="0"/>
+                <w:sz w:val="21"/>
+                <w:szCs w:val="21"/>
+              </w:rPr>
+              <w:t>11/14:</w:t>
+            </w:r>
+            <w:r>
+              <w:rPr>
+                <w:rFonts w:ascii="Arial" w:hAnsi="Arial" w:cs="新細明體" w:hint="eastAsia"/>
+                <w:color w:val="101010"/>
+                <w:kern w:val="0"/>
+                <w:sz w:val="21"/>
+                <w:szCs w:val="21"/>
+              </w:rPr>
+              <w:t xml:space="preserve"> </w:t>
+            </w:r>
+            <w:r>
+              <w:rPr>
+                <w:rFonts w:ascii="Arial" w:hAnsi="Arial" w:cs="新細明體" w:hint="eastAsia"/>
+                <w:color w:val="101010"/>
+                <w:kern w:val="0"/>
+                <w:sz w:val="21"/>
+                <w:szCs w:val="21"/>
+              </w:rPr>
+              <w:t>功</w:t>
+            </w:r>
+            <w:r>
+              <w:rPr>
+                <w:rFonts w:ascii="Arial" w:hAnsi="Arial" w:cs="新細明體"/>
+                <w:color w:val="101010"/>
+                <w:kern w:val="0"/>
+                <w:sz w:val="21"/>
+                <w:szCs w:val="21"/>
+              </w:rPr>
+              <w:t>4</w:t>
+            </w:r>
+            <w:r>
+              <w:rPr>
+                <w:rFonts w:ascii="Arial" w:hAnsi="Arial" w:cs="新細明體" w:hint="eastAsia"/>
+                <w:color w:val="101010"/>
+                <w:kern w:val="0"/>
+                <w:sz w:val="21"/>
+                <w:szCs w:val="21"/>
+              </w:rPr>
+              <w:t>泰北</w:t>
+            </w:r>
+          </w:p>
+          <w:p>
+            <w:pPr>
+              <w:widowControl/>
+              <w:rPr>
+                <w:rFonts w:ascii="Arial" w:hAnsi="Arial" w:cs="新細明體"/>
+                <w:color w:val="101010"/>
+                <w:kern w:val="0"/>
+                <w:sz w:val="21"/>
+                <w:szCs w:val="21"/>
+              </w:rPr>
+            </w:pPr>
+            <w:r>
+              <w:rPr>
+                <w:rFonts w:ascii="Arial" w:hAnsi="Arial" w:cs="新細明體"/>
+                <w:color w:val="101010"/>
+                <w:kern w:val="0"/>
+                <w:sz w:val="21"/>
+                <w:szCs w:val="21"/>
+              </w:rPr>
+              <w:t>11/15:</w:t>
             </w:r>
           </w:p>
         </w:tc>
@@ -4315,7 +6078,7 @@
         </w:trPr>
         <w:tc>
           <w:tcPr>
-            <w:tcW w:w="222" w:type="pct"/>
+            <w:tcW w:w="221" w:type="pct"/>
             <w:vMerge/>
             <w:vAlign w:val="center"/>
           </w:tcPr>
@@ -4354,7 +6117,7 @@
         </w:tc>
         <w:tc>
           <w:tcPr>
-            <w:tcW w:w="1091" w:type="pct"/>
+            <w:tcW w:w="1086" w:type="pct"/>
             <w:vMerge/>
             <w:vAlign w:val="center"/>
           </w:tcPr>
@@ -4373,25 +6136,24 @@
         </w:tc>
         <w:tc>
           <w:tcPr>
-            <w:tcW w:w="900" w:type="pct"/>
+            <w:tcW w:w="896" w:type="pct"/>
             <w:vMerge/>
-            <w:vAlign w:val="center"/>
-          </w:tcPr>
-          <w:p>
-            <w:pPr>
-              <w:rPr>
-                <w:rFonts w:ascii="Arial" w:hAnsi="Arial" w:cs="新細明體"/>
-                <w:color w:val="101010"/>
-                <w:kern w:val="0"/>
-                <w:sz w:val="21"/>
-                <w:szCs w:val="21"/>
-              </w:rPr>
-            </w:pPr>
-          </w:p>
-        </w:tc>
-        <w:tc>
-          <w:tcPr>
-            <w:tcW w:w="759" w:type="pct"/>
+          </w:tcPr>
+          <w:p>
+            <w:pPr>
+              <w:rPr>
+                <w:rFonts w:ascii="Arial" w:hAnsi="Arial" w:cs="新細明體"/>
+                <w:color w:val="101010"/>
+                <w:kern w:val="0"/>
+                <w:sz w:val="21"/>
+                <w:szCs w:val="21"/>
+              </w:rPr>
+            </w:pPr>
+          </w:p>
+        </w:tc>
+        <w:tc>
+          <w:tcPr>
+            <w:tcW w:w="755" w:type="pct"/>
           </w:tcPr>
           <w:p>
             <w:pPr>
@@ -4524,27 +6286,204 @@
         </w:tc>
         <w:tc>
           <w:tcPr>
-            <w:tcW w:w="1061" w:type="pct"/>
-          </w:tcPr>
-          <w:p>
-            <w:pPr>
-              <w:widowControl/>
-              <w:rPr>
-                <w:rFonts w:ascii="Arial" w:hAnsi="Arial" w:cs="新細明體"/>
-                <w:color w:val="101010"/>
-                <w:kern w:val="0"/>
-                <w:sz w:val="21"/>
-                <w:szCs w:val="21"/>
-              </w:rPr>
-            </w:pPr>
-            <w:r>
-              <w:rPr>
-                <w:rFonts w:ascii="Menlo" w:hAnsi="Menlo" w:cs="Menlo" w:hint="eastAsia"/>
-                <w:color w:val="A31515"/>
-                <w:sz w:val="19"/>
-                <w:szCs w:val="19"/>
-              </w:rPr>
-              <w:t>富中之富</w:t>
+            <w:tcW w:w="1076" w:type="pct"/>
+          </w:tcPr>
+          <w:p>
+            <w:pPr>
+              <w:widowControl/>
+              <w:rPr>
+                <w:rFonts w:ascii="Arial" w:hAnsi="Arial" w:cs="新細明體"/>
+                <w:color w:val="101010"/>
+                <w:kern w:val="0"/>
+                <w:sz w:val="21"/>
+                <w:szCs w:val="21"/>
+              </w:rPr>
+            </w:pPr>
+            <w:r>
+              <w:rPr>
+                <w:rFonts w:ascii="Arial" w:hAnsi="Arial" w:cs="新細明體"/>
+                <w:color w:val="101010"/>
+                <w:kern w:val="0"/>
+                <w:sz w:val="21"/>
+                <w:szCs w:val="21"/>
+              </w:rPr>
+              <w:t>11/12:</w:t>
+            </w:r>
+            <w:r>
+              <w:rPr>
+                <w:rFonts w:ascii="Arial" w:hAnsi="Arial" w:cs="新細明體" w:hint="eastAsia"/>
+                <w:color w:val="101010"/>
+                <w:kern w:val="0"/>
+                <w:sz w:val="21"/>
+                <w:szCs w:val="21"/>
+              </w:rPr>
+              <w:t>功</w:t>
+            </w:r>
+            <w:r>
+              <w:rPr>
+                <w:rFonts w:ascii="Arial" w:hAnsi="Arial" w:cs="新細明體"/>
+                <w:color w:val="101010"/>
+                <w:kern w:val="0"/>
+                <w:sz w:val="21"/>
+                <w:szCs w:val="21"/>
+              </w:rPr>
+              <w:t>2</w:t>
+            </w:r>
+            <w:r>
+              <w:rPr>
+                <w:rFonts w:ascii="Arial" w:hAnsi="Arial" w:cs="新細明體" w:hint="eastAsia"/>
+                <w:color w:val="101010"/>
+                <w:kern w:val="0"/>
+                <w:sz w:val="21"/>
+                <w:szCs w:val="21"/>
+              </w:rPr>
+              <w:t>台灣</w:t>
+            </w:r>
+            <w:r>
+              <w:rPr>
+                <w:rFonts w:ascii="Arial" w:hAnsi="Arial" w:cs="新細明體" w:hint="eastAsia"/>
+                <w:color w:val="101010"/>
+                <w:kern w:val="0"/>
+                <w:sz w:val="21"/>
+                <w:szCs w:val="21"/>
+              </w:rPr>
+              <w:t>救災</w:t>
+            </w:r>
+          </w:p>
+          <w:p>
+            <w:pPr>
+              <w:widowControl/>
+              <w:rPr>
+                <w:rFonts w:ascii="Arial" w:hAnsi="Arial" w:cs="新細明體"/>
+                <w:color w:val="101010"/>
+                <w:kern w:val="0"/>
+                <w:sz w:val="21"/>
+                <w:szCs w:val="21"/>
+              </w:rPr>
+            </w:pPr>
+            <w:r>
+              <w:rPr>
+                <w:rFonts w:ascii="Arial" w:hAnsi="Arial" w:cs="新細明體"/>
+                <w:color w:val="101010"/>
+                <w:kern w:val="0"/>
+                <w:sz w:val="21"/>
+                <w:szCs w:val="21"/>
+              </w:rPr>
+              <w:t>11/13:</w:t>
+            </w:r>
+          </w:p>
+          <w:p>
+            <w:pPr>
+              <w:widowControl/>
+              <w:rPr>
+                <w:rFonts w:ascii="Arial" w:hAnsi="Arial" w:cs="新細明體"/>
+                <w:color w:val="101010"/>
+                <w:kern w:val="0"/>
+                <w:sz w:val="21"/>
+                <w:szCs w:val="21"/>
+              </w:rPr>
+            </w:pPr>
+            <w:r>
+              <w:rPr>
+                <w:rFonts w:ascii="Arial" w:hAnsi="Arial" w:cs="新細明體"/>
+                <w:color w:val="101010"/>
+                <w:kern w:val="0"/>
+                <w:sz w:val="21"/>
+                <w:szCs w:val="21"/>
+              </w:rPr>
+              <w:t>11/14:</w:t>
+            </w:r>
+            <w:r>
+              <w:rPr>
+                <w:rFonts w:ascii="Arial" w:hAnsi="Arial" w:cs="新細明體" w:hint="eastAsia"/>
+                <w:color w:val="101010"/>
+                <w:kern w:val="0"/>
+                <w:sz w:val="21"/>
+                <w:szCs w:val="21"/>
+              </w:rPr>
+              <w:t xml:space="preserve"> </w:t>
+            </w:r>
+            <w:r>
+              <w:rPr>
+                <w:rFonts w:ascii="Arial" w:hAnsi="Arial" w:cs="新細明體" w:hint="eastAsia"/>
+                <w:color w:val="101010"/>
+                <w:kern w:val="0"/>
+                <w:sz w:val="21"/>
+                <w:szCs w:val="21"/>
+              </w:rPr>
+              <w:t>功</w:t>
+            </w:r>
+            <w:r>
+              <w:rPr>
+                <w:rFonts w:ascii="Arial" w:hAnsi="Arial" w:cs="新細明體"/>
+                <w:color w:val="101010"/>
+                <w:kern w:val="0"/>
+                <w:sz w:val="21"/>
+                <w:szCs w:val="21"/>
+              </w:rPr>
+              <w:t>8</w:t>
+            </w:r>
+            <w:r>
+              <w:rPr>
+                <w:rFonts w:ascii="Arial" w:hAnsi="Arial" w:cs="新細明體" w:hint="eastAsia"/>
+                <w:color w:val="101010"/>
+                <w:kern w:val="0"/>
+                <w:sz w:val="21"/>
+                <w:szCs w:val="21"/>
+              </w:rPr>
+              <w:t>辛巴威</w:t>
+            </w:r>
+            <w:r>
+              <w:rPr>
+                <w:rFonts w:ascii="Arial" w:hAnsi="Arial" w:cs="新細明體"/>
+                <w:color w:val="101010"/>
+                <w:kern w:val="0"/>
+                <w:sz w:val="21"/>
+                <w:szCs w:val="21"/>
+              </w:rPr>
+              <w:t>/</w:t>
+            </w:r>
+            <w:r>
+              <w:rPr>
+                <w:rFonts w:ascii="Arial" w:hAnsi="Arial" w:cs="新細明體" w:hint="eastAsia"/>
+                <w:color w:val="101010"/>
+                <w:kern w:val="0"/>
+                <w:sz w:val="21"/>
+                <w:szCs w:val="21"/>
+              </w:rPr>
+              <w:t>髻珠喻</w:t>
+            </w:r>
+          </w:p>
+          <w:p>
+            <w:pPr>
+              <w:widowControl/>
+              <w:rPr>
+                <w:rFonts w:ascii="Arial" w:hAnsi="Arial" w:cs="新細明體"/>
+                <w:color w:val="101010"/>
+                <w:kern w:val="0"/>
+                <w:sz w:val="21"/>
+                <w:szCs w:val="21"/>
+              </w:rPr>
+            </w:pPr>
+            <w:r>
+              <w:rPr>
+                <w:rFonts w:ascii="Arial" w:hAnsi="Arial" w:cs="新細明體"/>
+                <w:color w:val="101010"/>
+                <w:kern w:val="0"/>
+                <w:sz w:val="21"/>
+                <w:szCs w:val="21"/>
+              </w:rPr>
+              <w:t>11/15:</w:t>
+            </w:r>
+            <w:r>
+              <w:rPr>
+                <w:rFonts w:ascii="Arial" w:hAnsi="Arial" w:cs="新細明體" w:hint="eastAsia"/>
+                <w:color w:val="101010"/>
+                <w:kern w:val="0"/>
+                <w:sz w:val="21"/>
+                <w:szCs w:val="21"/>
+              </w:rPr>
+              <w:t>報佛恩</w:t>
             </w:r>
           </w:p>
         </w:tc>
@@ -4555,1682 +6494,7 @@
         </w:trPr>
         <w:tc>
           <w:tcPr>
-            <w:tcW w:w="222" w:type="pct"/>
-            <w:vMerge/>
-            <w:vAlign w:val="center"/>
-            <w:hideMark/>
-          </w:tcPr>
-          <w:p>
-            <w:pPr>
-              <w:rPr>
-                <w:rFonts w:ascii="Arial" w:hAnsi="Arial" w:cs="新細明體"/>
-                <w:color w:val="101010"/>
-                <w:kern w:val="0"/>
-                <w:sz w:val="21"/>
-                <w:szCs w:val="21"/>
-              </w:rPr>
-            </w:pPr>
-          </w:p>
-        </w:tc>
-        <w:tc>
-          <w:tcPr>
-            <w:tcW w:w="840" w:type="pct"/>
-            <w:vMerge/>
-            <w:vAlign w:val="center"/>
-            <w:hideMark/>
-          </w:tcPr>
-          <w:p>
-            <w:pPr>
-              <w:widowControl/>
-              <w:rPr>
-                <w:rFonts w:ascii="Arial" w:hAnsi="Arial" w:cs="新細明體"/>
-                <w:color w:val="101010"/>
-                <w:kern w:val="0"/>
-                <w:sz w:val="21"/>
-                <w:szCs w:val="21"/>
-              </w:rPr>
-            </w:pPr>
-          </w:p>
-        </w:tc>
-        <w:tc>
-          <w:tcPr>
-            <w:tcW w:w="1091" w:type="pct"/>
-            <w:vMerge/>
-            <w:vAlign w:val="center"/>
-          </w:tcPr>
-          <w:p>
-            <w:pPr>
-              <w:widowControl/>
-              <w:rPr>
-                <w:rFonts w:ascii="Arial" w:hAnsi="Arial" w:cs="新細明體"/>
-                <w:color w:val="101010"/>
-                <w:kern w:val="0"/>
-                <w:sz w:val="21"/>
-                <w:szCs w:val="21"/>
-              </w:rPr>
-            </w:pPr>
-          </w:p>
-        </w:tc>
-        <w:tc>
-          <w:tcPr>
-            <w:tcW w:w="900" w:type="pct"/>
-            <w:vMerge/>
-            <w:vAlign w:val="center"/>
-            <w:hideMark/>
-          </w:tcPr>
-          <w:p>
-            <w:pPr>
-              <w:rPr>
-                <w:rFonts w:ascii="Arial" w:hAnsi="Arial" w:cs="新細明體"/>
-                <w:color w:val="101010"/>
-                <w:kern w:val="0"/>
-                <w:sz w:val="21"/>
-                <w:szCs w:val="21"/>
-              </w:rPr>
-            </w:pPr>
-          </w:p>
-        </w:tc>
-        <w:tc>
-          <w:tcPr>
-            <w:tcW w:w="759" w:type="pct"/>
-          </w:tcPr>
-          <w:p>
-            <w:pPr>
-              <w:widowControl/>
-              <w:rPr>
-                <w:rFonts w:ascii="Arial" w:hAnsi="Arial" w:cs="新細明體"/>
-                <w:color w:val="101010"/>
-                <w:kern w:val="0"/>
-                <w:sz w:val="21"/>
-                <w:szCs w:val="21"/>
-              </w:rPr>
-            </w:pPr>
-            <w:r>
-              <w:rPr>
-                <w:rFonts w:ascii="Arial" w:hAnsi="Arial" w:cs="新細明體"/>
-                <w:color w:val="101010"/>
-                <w:kern w:val="0"/>
-                <w:sz w:val="21"/>
-                <w:szCs w:val="21"/>
-              </w:rPr>
-              <w:t>11/12:</w:t>
-            </w:r>
-            <w:r>
-              <w:rPr>
-                <w:rFonts w:ascii="Arial" w:hAnsi="Arial" w:cs="新細明體" w:hint="eastAsia"/>
-                <w:color w:val="101010"/>
-                <w:kern w:val="0"/>
-                <w:sz w:val="21"/>
-                <w:szCs w:val="21"/>
-              </w:rPr>
-              <w:t>綠</w:t>
-            </w:r>
-          </w:p>
-          <w:p>
-            <w:pPr>
-              <w:widowControl/>
-              <w:rPr>
-                <w:rFonts w:ascii="Arial" w:hAnsi="Arial" w:cs="新細明體"/>
-                <w:color w:val="101010"/>
-                <w:kern w:val="0"/>
-                <w:sz w:val="21"/>
-                <w:szCs w:val="21"/>
-              </w:rPr>
-            </w:pPr>
-            <w:r>
-              <w:rPr>
-                <w:rFonts w:ascii="Arial" w:hAnsi="Arial" w:cs="新細明體"/>
-                <w:color w:val="101010"/>
-                <w:kern w:val="0"/>
-                <w:sz w:val="21"/>
-                <w:szCs w:val="21"/>
-              </w:rPr>
-              <w:t>11/13:</w:t>
-            </w:r>
-            <w:r>
-              <w:rPr>
-                <w:rFonts w:ascii="Arial" w:hAnsi="Arial" w:cs="新細明體" w:hint="eastAsia"/>
-                <w:color w:val="101010"/>
-                <w:kern w:val="0"/>
-                <w:sz w:val="21"/>
-                <w:szCs w:val="21"/>
-              </w:rPr>
-              <w:t>綠</w:t>
-            </w:r>
-          </w:p>
-          <w:p>
-            <w:pPr>
-              <w:widowControl/>
-              <w:rPr>
-                <w:rFonts w:ascii="Arial" w:hAnsi="Arial" w:cs="新細明體"/>
-                <w:color w:val="101010"/>
-                <w:kern w:val="0"/>
-                <w:sz w:val="21"/>
-                <w:szCs w:val="21"/>
-              </w:rPr>
-            </w:pPr>
-            <w:r>
-              <w:rPr>
-                <w:rFonts w:ascii="Arial" w:hAnsi="Arial" w:cs="新細明體"/>
-                <w:color w:val="101010"/>
-                <w:kern w:val="0"/>
-                <w:sz w:val="21"/>
-                <w:szCs w:val="21"/>
-              </w:rPr>
-              <w:t>11/14:</w:t>
-            </w:r>
-            <w:r>
-              <w:rPr>
-                <w:rFonts w:ascii="Arial" w:hAnsi="Arial" w:cs="新細明體" w:hint="eastAsia"/>
-                <w:color w:val="101010"/>
-                <w:kern w:val="0"/>
-                <w:sz w:val="21"/>
-                <w:szCs w:val="21"/>
-              </w:rPr>
-              <w:t>綠</w:t>
-            </w:r>
-          </w:p>
-          <w:p>
-            <w:pPr>
-              <w:widowControl/>
-              <w:rPr>
-                <w:rFonts w:ascii="Arial" w:hAnsi="Arial" w:cs="新細明體"/>
-                <w:color w:val="101010"/>
-                <w:kern w:val="0"/>
-                <w:sz w:val="21"/>
-                <w:szCs w:val="21"/>
-              </w:rPr>
-            </w:pPr>
-            <w:r>
-              <w:rPr>
-                <w:rFonts w:ascii="Arial" w:hAnsi="Arial" w:cs="新細明體"/>
-                <w:color w:val="101010"/>
-                <w:kern w:val="0"/>
-                <w:sz w:val="21"/>
-                <w:szCs w:val="21"/>
-              </w:rPr>
-              <w:t>11/15:</w:t>
-            </w:r>
-            <w:r>
-              <w:rPr>
-                <w:rFonts w:ascii="Arial" w:hAnsi="Arial" w:cs="新細明體" w:hint="eastAsia"/>
-                <w:color w:val="101010"/>
-                <w:kern w:val="0"/>
-                <w:sz w:val="21"/>
-                <w:szCs w:val="21"/>
-              </w:rPr>
-              <w:t>綠</w:t>
-            </w:r>
-          </w:p>
-        </w:tc>
-        <w:tc>
-          <w:tcPr>
-            <w:tcW w:w="1061" w:type="pct"/>
-          </w:tcPr>
-          <w:p>
-            <w:pPr>
-              <w:widowControl/>
-              <w:rPr>
-                <w:rFonts w:ascii="Arial" w:hAnsi="Arial" w:cs="新細明體"/>
-                <w:color w:val="101010"/>
-                <w:kern w:val="0"/>
-                <w:sz w:val="21"/>
-                <w:szCs w:val="21"/>
-              </w:rPr>
-            </w:pPr>
-            <w:r>
-              <w:rPr>
-                <w:rFonts w:ascii="Arial" w:hAnsi="Arial" w:cs="新細明體"/>
-                <w:color w:val="101010"/>
-                <w:kern w:val="0"/>
-                <w:sz w:val="21"/>
-                <w:szCs w:val="21"/>
-              </w:rPr>
-              <w:t>11/12:</w:t>
-            </w:r>
-            <w:r>
-              <w:rPr>
-                <w:rFonts w:ascii="Arial" w:hAnsi="Arial" w:cs="新細明體" w:hint="eastAsia"/>
-                <w:color w:val="101010"/>
-                <w:kern w:val="0"/>
-                <w:sz w:val="21"/>
-                <w:szCs w:val="21"/>
-              </w:rPr>
-              <w:t>功</w:t>
-            </w:r>
-            <w:r>
-              <w:rPr>
-                <w:rFonts w:ascii="Arial" w:hAnsi="Arial" w:cs="新細明體"/>
-                <w:color w:val="101010"/>
-                <w:kern w:val="0"/>
-                <w:sz w:val="21"/>
-                <w:szCs w:val="21"/>
-              </w:rPr>
-              <w:t>3</w:t>
-            </w:r>
-            <w:r>
-              <w:rPr>
-                <w:rFonts w:hint="eastAsia"/>
-              </w:rPr>
-              <w:t>約</w:t>
-            </w:r>
-            <w:r>
-              <w:t>旦</w:t>
-            </w:r>
-          </w:p>
-          <w:p>
-            <w:pPr>
-              <w:widowControl/>
-              <w:rPr>
-                <w:rFonts w:ascii="Arial" w:hAnsi="Arial" w:cs="新細明體"/>
-                <w:color w:val="101010"/>
-                <w:kern w:val="0"/>
-                <w:sz w:val="21"/>
-                <w:szCs w:val="21"/>
-              </w:rPr>
-            </w:pPr>
-            <w:r>
-              <w:rPr>
-                <w:rFonts w:ascii="Arial" w:hAnsi="Arial" w:cs="新細明體"/>
-                <w:color w:val="101010"/>
-                <w:kern w:val="0"/>
-                <w:sz w:val="21"/>
-                <w:szCs w:val="21"/>
-              </w:rPr>
-              <w:t>11/13:</w:t>
-            </w:r>
-            <w:r>
-              <w:rPr>
-                <w:rFonts w:ascii="Arial" w:hAnsi="Arial" w:cs="新細明體" w:hint="eastAsia"/>
-                <w:color w:val="101010"/>
-                <w:kern w:val="0"/>
-                <w:sz w:val="21"/>
-                <w:szCs w:val="21"/>
-              </w:rPr>
-              <w:t xml:space="preserve"> </w:t>
-            </w:r>
-            <w:r>
-              <w:rPr>
-                <w:rFonts w:ascii="Arial" w:hAnsi="Arial" w:cs="新細明體" w:hint="eastAsia"/>
-                <w:color w:val="101010"/>
-                <w:kern w:val="0"/>
-                <w:sz w:val="21"/>
-                <w:szCs w:val="21"/>
-              </w:rPr>
-              <w:t>功</w:t>
-            </w:r>
-            <w:r>
-              <w:rPr>
-                <w:rFonts w:ascii="Arial" w:hAnsi="Arial" w:cs="新細明體"/>
-                <w:color w:val="101010"/>
-                <w:kern w:val="0"/>
-                <w:sz w:val="21"/>
-                <w:szCs w:val="21"/>
-              </w:rPr>
-              <w:t>3</w:t>
-            </w:r>
-            <w:r>
-              <w:t>土耳其</w:t>
-            </w:r>
-          </w:p>
-          <w:p>
-            <w:pPr>
-              <w:widowControl/>
-              <w:rPr>
-                <w:rFonts w:ascii="Arial" w:hAnsi="Arial" w:cs="新細明體"/>
-                <w:color w:val="101010"/>
-                <w:kern w:val="0"/>
-                <w:sz w:val="21"/>
-                <w:szCs w:val="21"/>
-              </w:rPr>
-            </w:pPr>
-            <w:r>
-              <w:rPr>
-                <w:rFonts w:ascii="Arial" w:hAnsi="Arial" w:cs="新細明體"/>
-                <w:color w:val="101010"/>
-                <w:kern w:val="0"/>
-                <w:sz w:val="21"/>
-                <w:szCs w:val="21"/>
-              </w:rPr>
-              <w:t>11/14:</w:t>
-            </w:r>
-            <w:r>
-              <w:rPr>
-                <w:rFonts w:ascii="Arial" w:hAnsi="Arial" w:cs="新細明體" w:hint="eastAsia"/>
-                <w:color w:val="101010"/>
-                <w:kern w:val="0"/>
-                <w:sz w:val="21"/>
-                <w:szCs w:val="21"/>
-              </w:rPr>
-              <w:t xml:space="preserve"> </w:t>
-            </w:r>
-            <w:r>
-              <w:rPr>
-                <w:rFonts w:ascii="Arial" w:hAnsi="Arial" w:cs="新細明體" w:hint="eastAsia"/>
-                <w:color w:val="101010"/>
-                <w:kern w:val="0"/>
-                <w:sz w:val="21"/>
-                <w:szCs w:val="21"/>
-              </w:rPr>
-              <w:t>功</w:t>
-            </w:r>
-            <w:r>
-              <w:rPr>
-                <w:rFonts w:ascii="Arial" w:hAnsi="Arial" w:cs="新細明體"/>
-                <w:color w:val="101010"/>
-                <w:kern w:val="0"/>
-                <w:sz w:val="21"/>
-                <w:szCs w:val="21"/>
-              </w:rPr>
-              <w:t>2</w:t>
-            </w:r>
-            <w:r>
-              <w:t>緬甸</w:t>
-            </w:r>
-          </w:p>
-          <w:p>
-            <w:pPr>
-              <w:widowControl/>
-              <w:rPr>
-                <w:rFonts w:ascii="Arial" w:hAnsi="Arial" w:cs="新細明體"/>
-                <w:color w:val="101010"/>
-                <w:kern w:val="0"/>
-                <w:sz w:val="21"/>
-                <w:szCs w:val="21"/>
-              </w:rPr>
-            </w:pPr>
-            <w:r>
-              <w:rPr>
-                <w:rFonts w:ascii="Arial" w:hAnsi="Arial" w:cs="新細明體"/>
-                <w:color w:val="101010"/>
-                <w:kern w:val="0"/>
-                <w:sz w:val="21"/>
-                <w:szCs w:val="21"/>
-              </w:rPr>
-              <w:t>11/15:</w:t>
-            </w:r>
-            <w:r>
-              <w:rPr>
-                <w:rFonts w:ascii="Arial" w:hAnsi="Arial" w:cs="新細明體" w:hint="eastAsia"/>
-                <w:color w:val="101010"/>
-                <w:kern w:val="0"/>
-                <w:sz w:val="21"/>
-                <w:szCs w:val="21"/>
-              </w:rPr>
-              <w:t xml:space="preserve"> </w:t>
-            </w:r>
-            <w:r>
-              <w:rPr>
-                <w:rFonts w:ascii="Arial" w:hAnsi="Arial" w:cs="新細明體" w:hint="eastAsia"/>
-                <w:color w:val="101010"/>
-                <w:kern w:val="0"/>
-                <w:sz w:val="21"/>
-                <w:szCs w:val="21"/>
-              </w:rPr>
-              <w:t>功</w:t>
-            </w:r>
-            <w:r>
-              <w:rPr>
-                <w:rFonts w:ascii="Arial" w:hAnsi="Arial" w:cs="新細明體"/>
-                <w:color w:val="101010"/>
-                <w:kern w:val="0"/>
-                <w:sz w:val="21"/>
-                <w:szCs w:val="21"/>
-              </w:rPr>
-              <w:t>9 921</w:t>
-            </w:r>
-          </w:p>
-        </w:tc>
-      </w:tr>
-      <w:tr>
-        <w:trPr>
-          <w:tblCellSpacing w:w="15" w:type="dxa"/>
-        </w:trPr>
-        <w:tc>
-          <w:tcPr>
-            <w:tcW w:w="222" w:type="pct"/>
-            <w:vMerge/>
-            <w:vAlign w:val="center"/>
-          </w:tcPr>
-          <w:p>
-            <w:pPr>
-              <w:rPr>
-                <w:rFonts w:ascii="Arial" w:hAnsi="Arial" w:cs="新細明體"/>
-                <w:b/>
-                <w:bCs/>
-                <w:color w:val="101010"/>
-                <w:kern w:val="0"/>
-                <w:sz w:val="21"/>
-                <w:szCs w:val="21"/>
-              </w:rPr>
-            </w:pPr>
-          </w:p>
-        </w:tc>
-        <w:tc>
-          <w:tcPr>
-            <w:tcW w:w="840" w:type="pct"/>
-            <w:vMerge/>
-            <w:vAlign w:val="center"/>
-          </w:tcPr>
-          <w:p>
-            <w:pPr>
-              <w:widowControl/>
-              <w:rPr>
-                <w:rFonts w:ascii="Menlo" w:eastAsia="細明體" w:hAnsi="Menlo" w:cs="Menlo"/>
-                <w:color w:val="A31515"/>
-                <w:kern w:val="0"/>
-                <w:sz w:val="19"/>
-                <w:szCs w:val="19"/>
-              </w:rPr>
-            </w:pPr>
-          </w:p>
-        </w:tc>
-        <w:tc>
-          <w:tcPr>
-            <w:tcW w:w="1091" w:type="pct"/>
-            <w:vMerge/>
-            <w:vAlign w:val="center"/>
-          </w:tcPr>
-          <w:p>
-            <w:pPr>
-              <w:widowControl/>
-              <w:rPr>
-                <w:rFonts w:ascii="Arial" w:hAnsi="Arial" w:cs="新細明體"/>
-                <w:color w:val="101010"/>
-                <w:kern w:val="0"/>
-                <w:sz w:val="21"/>
-                <w:szCs w:val="21"/>
-              </w:rPr>
-            </w:pPr>
-          </w:p>
-        </w:tc>
-        <w:tc>
-          <w:tcPr>
-            <w:tcW w:w="900" w:type="pct"/>
-            <w:vMerge/>
-            <w:vAlign w:val="center"/>
-          </w:tcPr>
-          <w:p>
-            <w:pPr>
-              <w:rPr>
-                <w:rFonts w:ascii="Arial" w:hAnsi="Arial" w:cs="新細明體"/>
-                <w:color w:val="101010"/>
-                <w:kern w:val="0"/>
-                <w:sz w:val="21"/>
-                <w:szCs w:val="21"/>
-              </w:rPr>
-            </w:pPr>
-          </w:p>
-        </w:tc>
-        <w:tc>
-          <w:tcPr>
-            <w:tcW w:w="759" w:type="pct"/>
-          </w:tcPr>
-          <w:p>
-            <w:pPr>
-              <w:widowControl/>
-              <w:rPr>
-                <w:rFonts w:ascii="Arial" w:hAnsi="Arial" w:cs="新細明體"/>
-                <w:color w:val="101010"/>
-                <w:kern w:val="0"/>
-                <w:sz w:val="21"/>
-                <w:szCs w:val="21"/>
-              </w:rPr>
-            </w:pPr>
-            <w:r>
-              <w:rPr>
-                <w:rFonts w:ascii="Arial" w:hAnsi="Arial" w:cs="新細明體"/>
-                <w:color w:val="101010"/>
-                <w:kern w:val="0"/>
-                <w:sz w:val="21"/>
-                <w:szCs w:val="21"/>
-              </w:rPr>
-              <w:t>11/12:</w:t>
-            </w:r>
-            <w:r>
-              <w:rPr>
-                <w:rFonts w:ascii="Arial" w:hAnsi="Arial" w:cs="新細明體" w:hint="eastAsia"/>
-                <w:color w:val="101010"/>
-                <w:kern w:val="0"/>
-                <w:sz w:val="21"/>
-                <w:szCs w:val="21"/>
-              </w:rPr>
-              <w:t>綠</w:t>
-            </w:r>
-          </w:p>
-          <w:p>
-            <w:pPr>
-              <w:widowControl/>
-              <w:rPr>
-                <w:rFonts w:ascii="Arial" w:hAnsi="Arial" w:cs="新細明體"/>
-                <w:color w:val="101010"/>
-                <w:kern w:val="0"/>
-                <w:sz w:val="21"/>
-                <w:szCs w:val="21"/>
-              </w:rPr>
-            </w:pPr>
-            <w:r>
-              <w:rPr>
-                <w:rFonts w:ascii="Arial" w:hAnsi="Arial" w:cs="新細明體"/>
-                <w:color w:val="101010"/>
-                <w:kern w:val="0"/>
-                <w:sz w:val="21"/>
-                <w:szCs w:val="21"/>
-              </w:rPr>
-              <w:t>11/13:</w:t>
-            </w:r>
-            <w:r>
-              <w:rPr>
-                <w:rFonts w:ascii="Arial" w:hAnsi="Arial" w:cs="新細明體" w:hint="eastAsia"/>
-                <w:color w:val="101010"/>
-                <w:kern w:val="0"/>
-                <w:sz w:val="21"/>
-                <w:szCs w:val="21"/>
-              </w:rPr>
-              <w:t>綠</w:t>
-            </w:r>
-          </w:p>
-          <w:p>
-            <w:pPr>
-              <w:widowControl/>
-              <w:rPr>
-                <w:rFonts w:ascii="Arial" w:hAnsi="Arial" w:cs="新細明體"/>
-                <w:color w:val="101010"/>
-                <w:kern w:val="0"/>
-                <w:sz w:val="21"/>
-                <w:szCs w:val="21"/>
-              </w:rPr>
-            </w:pPr>
-            <w:r>
-              <w:rPr>
-                <w:rFonts w:ascii="Arial" w:hAnsi="Arial" w:cs="新細明體"/>
-                <w:color w:val="101010"/>
-                <w:kern w:val="0"/>
-                <w:sz w:val="21"/>
-                <w:szCs w:val="21"/>
-              </w:rPr>
-              <w:t>11/14:</w:t>
-            </w:r>
-            <w:r>
-              <w:rPr>
-                <w:rFonts w:ascii="Arial" w:hAnsi="Arial" w:cs="新細明體" w:hint="eastAsia"/>
-                <w:color w:val="101010"/>
-                <w:kern w:val="0"/>
-                <w:sz w:val="21"/>
-                <w:szCs w:val="21"/>
-              </w:rPr>
-              <w:t>綠</w:t>
-            </w:r>
-          </w:p>
-          <w:p>
-            <w:pPr>
-              <w:widowControl/>
-              <w:rPr>
-                <w:rFonts w:ascii="Arial" w:hAnsi="Arial" w:cs="新細明體"/>
-                <w:color w:val="101010"/>
-                <w:kern w:val="0"/>
-                <w:sz w:val="21"/>
-                <w:szCs w:val="21"/>
-              </w:rPr>
-            </w:pPr>
-            <w:r>
-              <w:rPr>
-                <w:rFonts w:ascii="Arial" w:hAnsi="Arial" w:cs="新細明體"/>
-                <w:color w:val="101010"/>
-                <w:kern w:val="0"/>
-                <w:sz w:val="21"/>
-                <w:szCs w:val="21"/>
-              </w:rPr>
-              <w:t>11/15:</w:t>
-            </w:r>
-            <w:r>
-              <w:rPr>
-                <w:rFonts w:ascii="Arial" w:hAnsi="Arial" w:cs="新細明體" w:hint="eastAsia"/>
-                <w:color w:val="101010"/>
-                <w:kern w:val="0"/>
-                <w:sz w:val="21"/>
-                <w:szCs w:val="21"/>
-              </w:rPr>
-              <w:t>綠</w:t>
-            </w:r>
-          </w:p>
-        </w:tc>
-        <w:tc>
-          <w:tcPr>
-            <w:tcW w:w="1061" w:type="pct"/>
-          </w:tcPr>
-          <w:p>
-            <w:pPr>
-              <w:widowControl/>
-              <w:rPr>
-                <w:rFonts w:ascii="Arial" w:hAnsi="Arial" w:cs="新細明體"/>
-                <w:color w:val="101010"/>
-                <w:kern w:val="0"/>
-                <w:sz w:val="21"/>
-                <w:szCs w:val="21"/>
-              </w:rPr>
-            </w:pPr>
-            <w:r>
-              <w:rPr>
-                <w:rFonts w:ascii="Arial" w:hAnsi="Arial" w:cs="新細明體"/>
-                <w:color w:val="101010"/>
-                <w:kern w:val="0"/>
-                <w:sz w:val="21"/>
-                <w:szCs w:val="21"/>
-              </w:rPr>
-              <w:t>11/12:</w:t>
-            </w:r>
-            <w:r>
-              <w:rPr>
-                <w:rFonts w:ascii="Arial" w:hAnsi="Arial" w:cs="新細明體" w:hint="eastAsia"/>
-                <w:color w:val="101010"/>
-                <w:kern w:val="0"/>
-                <w:sz w:val="21"/>
-                <w:szCs w:val="21"/>
-              </w:rPr>
-              <w:t xml:space="preserve"> </w:t>
-            </w:r>
-            <w:r>
-              <w:rPr>
-                <w:rFonts w:ascii="Arial" w:hAnsi="Arial" w:cs="新細明體" w:hint="eastAsia"/>
-                <w:color w:val="101010"/>
-                <w:kern w:val="0"/>
-                <w:sz w:val="21"/>
-                <w:szCs w:val="21"/>
-              </w:rPr>
-              <w:t>功</w:t>
-            </w:r>
-            <w:r>
-              <w:rPr>
-                <w:rFonts w:ascii="Arial" w:hAnsi="Arial" w:cs="新細明體"/>
-                <w:color w:val="101010"/>
-                <w:kern w:val="0"/>
-                <w:sz w:val="21"/>
-                <w:szCs w:val="21"/>
-              </w:rPr>
-              <w:t>6</w:t>
-            </w:r>
-            <w:r>
-              <w:t>黑亮區</w:t>
-            </w:r>
-          </w:p>
-          <w:p>
-            <w:pPr>
-              <w:widowControl/>
-              <w:rPr>
-                <w:rFonts w:ascii="Arial" w:hAnsi="Arial" w:cs="新細明體"/>
-                <w:color w:val="101010"/>
-                <w:kern w:val="0"/>
-                <w:sz w:val="21"/>
-                <w:szCs w:val="21"/>
-              </w:rPr>
-            </w:pPr>
-            <w:r>
-              <w:rPr>
-                <w:rFonts w:ascii="Arial" w:hAnsi="Arial" w:cs="新細明體"/>
-                <w:color w:val="101010"/>
-                <w:kern w:val="0"/>
-                <w:sz w:val="21"/>
-                <w:szCs w:val="21"/>
-              </w:rPr>
-              <w:t>11/13:</w:t>
-            </w:r>
-            <w:r>
-              <w:rPr>
-                <w:rFonts w:ascii="Arial" w:hAnsi="Arial" w:cs="新細明體" w:hint="eastAsia"/>
-                <w:color w:val="101010"/>
-                <w:kern w:val="0"/>
-                <w:sz w:val="21"/>
-                <w:szCs w:val="21"/>
-              </w:rPr>
-              <w:t xml:space="preserve"> </w:t>
-            </w:r>
-            <w:r>
-              <w:rPr>
-                <w:rFonts w:ascii="Arial" w:hAnsi="Arial" w:cs="新細明體" w:hint="eastAsia"/>
-                <w:color w:val="101010"/>
-                <w:kern w:val="0"/>
-                <w:sz w:val="21"/>
-                <w:szCs w:val="21"/>
-              </w:rPr>
-              <w:t>功</w:t>
-            </w:r>
-            <w:r>
-              <w:rPr>
-                <w:rFonts w:ascii="Arial" w:hAnsi="Arial" w:cs="新細明體"/>
-                <w:color w:val="101010"/>
-                <w:kern w:val="0"/>
-                <w:sz w:val="21"/>
-                <w:szCs w:val="21"/>
-              </w:rPr>
-              <w:t>8</w:t>
-            </w:r>
-            <w:r>
-              <w:rPr>
-                <w:rFonts w:ascii="Arial" w:hAnsi="Arial" w:cs="新細明體" w:hint="eastAsia"/>
-                <w:color w:val="101010"/>
-                <w:kern w:val="0"/>
-                <w:sz w:val="21"/>
-                <w:szCs w:val="21"/>
-              </w:rPr>
-              <w:t>南非</w:t>
-            </w:r>
-          </w:p>
-          <w:p>
-            <w:pPr>
-              <w:widowControl/>
-              <w:rPr>
-                <w:rFonts w:ascii="Arial" w:hAnsi="Arial" w:cs="新細明體"/>
-                <w:color w:val="101010"/>
-                <w:kern w:val="0"/>
-                <w:sz w:val="21"/>
-                <w:szCs w:val="21"/>
-              </w:rPr>
-            </w:pPr>
-            <w:r>
-              <w:rPr>
-                <w:rFonts w:ascii="Arial" w:hAnsi="Arial" w:cs="新細明體"/>
-                <w:color w:val="101010"/>
-                <w:kern w:val="0"/>
-                <w:sz w:val="21"/>
-                <w:szCs w:val="21"/>
-              </w:rPr>
-              <w:t>11/14:</w:t>
-            </w:r>
-            <w:r>
-              <w:rPr>
-                <w:rFonts w:ascii="Arial" w:hAnsi="Arial" w:cs="新細明體" w:hint="eastAsia"/>
-                <w:color w:val="101010"/>
-                <w:kern w:val="0"/>
-                <w:sz w:val="21"/>
-                <w:szCs w:val="21"/>
-              </w:rPr>
-              <w:t xml:space="preserve"> </w:t>
-            </w:r>
-            <w:r>
-              <w:rPr>
-                <w:rFonts w:ascii="Arial" w:hAnsi="Arial" w:cs="新細明體" w:hint="eastAsia"/>
-                <w:color w:val="101010"/>
-                <w:kern w:val="0"/>
-                <w:sz w:val="21"/>
-                <w:szCs w:val="21"/>
-              </w:rPr>
-              <w:t>功</w:t>
-            </w:r>
-            <w:r>
-              <w:rPr>
-                <w:rFonts w:ascii="Arial" w:hAnsi="Arial" w:cs="新細明體"/>
-                <w:color w:val="101010"/>
-                <w:kern w:val="0"/>
-                <w:sz w:val="21"/>
-                <w:szCs w:val="21"/>
-              </w:rPr>
-              <w:t>7</w:t>
-            </w:r>
-            <w:r>
-              <w:rPr>
-                <w:rFonts w:ascii="Arial" w:hAnsi="Arial" w:cs="新細明體" w:hint="eastAsia"/>
-                <w:color w:val="101010"/>
-                <w:kern w:val="0"/>
-                <w:sz w:val="21"/>
-                <w:szCs w:val="21"/>
-              </w:rPr>
-              <w:t>八八風災</w:t>
-            </w:r>
-          </w:p>
-          <w:p>
-            <w:pPr>
-              <w:widowControl/>
-              <w:rPr>
-                <w:rFonts w:ascii="Arial" w:hAnsi="Arial" w:cs="新細明體"/>
-                <w:color w:val="101010"/>
-                <w:kern w:val="0"/>
-                <w:sz w:val="21"/>
-                <w:szCs w:val="21"/>
-              </w:rPr>
-            </w:pPr>
-            <w:r>
-              <w:rPr>
-                <w:rFonts w:ascii="Arial" w:hAnsi="Arial" w:cs="新細明體"/>
-                <w:color w:val="101010"/>
-                <w:kern w:val="0"/>
-                <w:sz w:val="21"/>
-                <w:szCs w:val="21"/>
-              </w:rPr>
-              <w:t>11/15:</w:t>
-            </w:r>
-            <w:r>
-              <w:rPr>
-                <w:rFonts w:ascii="Arial" w:hAnsi="Arial" w:cs="新細明體" w:hint="eastAsia"/>
-                <w:color w:val="101010"/>
-                <w:kern w:val="0"/>
-                <w:sz w:val="21"/>
-                <w:szCs w:val="21"/>
-              </w:rPr>
-              <w:t>減災工程</w:t>
-            </w:r>
-          </w:p>
-        </w:tc>
-      </w:tr>
-      <w:tr>
-        <w:trPr>
-          <w:tblCellSpacing w:w="15" w:type="dxa"/>
-        </w:trPr>
-        <w:tc>
-          <w:tcPr>
-            <w:tcW w:w="222" w:type="pct"/>
-            <w:vMerge/>
-            <w:vAlign w:val="center"/>
-          </w:tcPr>
-          <w:p>
-            <w:pPr>
-              <w:rPr>
-                <w:rFonts w:ascii="Arial" w:hAnsi="Arial" w:cs="新細明體"/>
-                <w:b/>
-                <w:bCs/>
-                <w:color w:val="101010"/>
-                <w:kern w:val="0"/>
-                <w:sz w:val="21"/>
-                <w:szCs w:val="21"/>
-              </w:rPr>
-            </w:pPr>
-          </w:p>
-        </w:tc>
-        <w:tc>
-          <w:tcPr>
-            <w:tcW w:w="840" w:type="pct"/>
-            <w:vMerge/>
-            <w:vAlign w:val="center"/>
-          </w:tcPr>
-          <w:p>
-            <w:pPr>
-              <w:widowControl/>
-              <w:rPr>
-                <w:rFonts w:ascii="Menlo" w:eastAsia="細明體" w:hAnsi="Menlo" w:cs="Menlo"/>
-                <w:color w:val="A31515"/>
-                <w:kern w:val="0"/>
-                <w:sz w:val="19"/>
-                <w:szCs w:val="19"/>
-              </w:rPr>
-            </w:pPr>
-          </w:p>
-        </w:tc>
-        <w:tc>
-          <w:tcPr>
-            <w:tcW w:w="1091" w:type="pct"/>
-            <w:vMerge/>
-            <w:vAlign w:val="center"/>
-          </w:tcPr>
-          <w:p>
-            <w:pPr>
-              <w:widowControl/>
-              <w:rPr>
-                <w:rFonts w:ascii="Arial" w:hAnsi="Arial" w:cs="新細明體"/>
-                <w:color w:val="101010"/>
-                <w:kern w:val="0"/>
-                <w:sz w:val="21"/>
-                <w:szCs w:val="21"/>
-              </w:rPr>
-            </w:pPr>
-          </w:p>
-        </w:tc>
-        <w:tc>
-          <w:tcPr>
-            <w:tcW w:w="900" w:type="pct"/>
-            <w:vMerge/>
-          </w:tcPr>
-          <w:p>
-            <w:pPr>
-              <w:rPr>
-                <w:rFonts w:ascii="Arial" w:hAnsi="Arial" w:cs="新細明體"/>
-                <w:color w:val="101010"/>
-                <w:kern w:val="0"/>
-                <w:sz w:val="21"/>
-                <w:szCs w:val="21"/>
-              </w:rPr>
-            </w:pPr>
-          </w:p>
-        </w:tc>
-        <w:tc>
-          <w:tcPr>
-            <w:tcW w:w="759" w:type="pct"/>
-          </w:tcPr>
-          <w:p>
-            <w:pPr>
-              <w:widowControl/>
-              <w:rPr>
-                <w:rFonts w:ascii="Arial" w:hAnsi="Arial" w:cs="新細明體"/>
-                <w:color w:val="101010"/>
-                <w:kern w:val="0"/>
-                <w:sz w:val="21"/>
-                <w:szCs w:val="21"/>
-              </w:rPr>
-            </w:pPr>
-            <w:r>
-              <w:rPr>
-                <w:rFonts w:ascii="Arial" w:hAnsi="Arial" w:cs="新細明體"/>
-                <w:color w:val="101010"/>
-                <w:kern w:val="0"/>
-                <w:sz w:val="21"/>
-                <w:szCs w:val="21"/>
-              </w:rPr>
-              <w:t>11/12:</w:t>
-            </w:r>
-            <w:r>
-              <w:rPr>
-                <w:rFonts w:ascii="Arial" w:hAnsi="Arial" w:cs="新細明體" w:hint="eastAsia"/>
-                <w:color w:val="101010"/>
-                <w:kern w:val="0"/>
-                <w:sz w:val="21"/>
-                <w:szCs w:val="21"/>
-              </w:rPr>
-              <w:t>黃</w:t>
-            </w:r>
-          </w:p>
-          <w:p>
-            <w:pPr>
-              <w:widowControl/>
-              <w:rPr>
-                <w:rFonts w:ascii="Arial" w:hAnsi="Arial" w:cs="新細明體"/>
-                <w:color w:val="101010"/>
-                <w:kern w:val="0"/>
-                <w:sz w:val="21"/>
-                <w:szCs w:val="21"/>
-              </w:rPr>
-            </w:pPr>
-            <w:r>
-              <w:rPr>
-                <w:rFonts w:ascii="Arial" w:hAnsi="Arial" w:cs="新細明體"/>
-                <w:color w:val="101010"/>
-                <w:kern w:val="0"/>
-                <w:sz w:val="21"/>
-                <w:szCs w:val="21"/>
-              </w:rPr>
-              <w:t>11/13:</w:t>
-            </w:r>
-            <w:r>
-              <w:rPr>
-                <w:rFonts w:ascii="Arial" w:hAnsi="Arial" w:cs="新細明體" w:hint="eastAsia"/>
-                <w:color w:val="101010"/>
-                <w:kern w:val="0"/>
-                <w:sz w:val="21"/>
-                <w:szCs w:val="21"/>
-              </w:rPr>
-              <w:t>黃</w:t>
-            </w:r>
-          </w:p>
-          <w:p>
-            <w:pPr>
-              <w:widowControl/>
-              <w:rPr>
-                <w:rFonts w:ascii="Arial" w:hAnsi="Arial" w:cs="新細明體"/>
-                <w:color w:val="101010"/>
-                <w:kern w:val="0"/>
-                <w:sz w:val="21"/>
-                <w:szCs w:val="21"/>
-              </w:rPr>
-            </w:pPr>
-            <w:r>
-              <w:rPr>
-                <w:rFonts w:ascii="Arial" w:hAnsi="Arial" w:cs="新細明體"/>
-                <w:color w:val="101010"/>
-                <w:kern w:val="0"/>
-                <w:sz w:val="21"/>
-                <w:szCs w:val="21"/>
-              </w:rPr>
-              <w:t>11/14:</w:t>
-            </w:r>
-            <w:r>
-              <w:rPr>
-                <w:rFonts w:ascii="Arial" w:hAnsi="Arial" w:cs="新細明體" w:hint="eastAsia"/>
-                <w:color w:val="101010"/>
-                <w:kern w:val="0"/>
-                <w:sz w:val="21"/>
-                <w:szCs w:val="21"/>
-              </w:rPr>
-              <w:t>黃</w:t>
-            </w:r>
-          </w:p>
-          <w:p>
-            <w:pPr>
-              <w:widowControl/>
-              <w:rPr>
-                <w:rFonts w:ascii="Arial" w:hAnsi="Arial" w:cs="新細明體"/>
-                <w:color w:val="101010"/>
-                <w:kern w:val="0"/>
-                <w:sz w:val="21"/>
-                <w:szCs w:val="21"/>
-              </w:rPr>
-            </w:pPr>
-            <w:r>
-              <w:rPr>
-                <w:rFonts w:ascii="Arial" w:hAnsi="Arial" w:cs="新細明體"/>
-                <w:color w:val="101010"/>
-                <w:kern w:val="0"/>
-                <w:sz w:val="21"/>
-                <w:szCs w:val="21"/>
-              </w:rPr>
-              <w:t>11/15:</w:t>
-            </w:r>
-            <w:r>
-              <w:rPr>
-                <w:rFonts w:ascii="Arial" w:hAnsi="Arial" w:cs="新細明體" w:hint="eastAsia"/>
-                <w:color w:val="101010"/>
-                <w:kern w:val="0"/>
-                <w:sz w:val="21"/>
-                <w:szCs w:val="21"/>
-              </w:rPr>
-              <w:t>黃</w:t>
-            </w:r>
-          </w:p>
-        </w:tc>
-        <w:tc>
-          <w:tcPr>
-            <w:tcW w:w="1061" w:type="pct"/>
-          </w:tcPr>
-          <w:p>
-            <w:pPr>
-              <w:widowControl/>
-              <w:rPr>
-                <w:rFonts w:ascii="Arial" w:hAnsi="Arial" w:cs="新細明體"/>
-                <w:color w:val="101010"/>
-                <w:kern w:val="0"/>
-                <w:sz w:val="21"/>
-                <w:szCs w:val="21"/>
-              </w:rPr>
-            </w:pPr>
-            <w:r>
-              <w:rPr>
-                <w:rFonts w:ascii="Arial" w:hAnsi="Arial" w:cs="新細明體"/>
-                <w:color w:val="101010"/>
-                <w:kern w:val="0"/>
-                <w:sz w:val="21"/>
-                <w:szCs w:val="21"/>
-              </w:rPr>
-              <w:t>11/12:</w:t>
-            </w:r>
-            <w:r>
-              <w:rPr>
-                <w:rFonts w:ascii="Arial" w:hAnsi="Arial" w:cs="新細明體" w:hint="eastAsia"/>
-                <w:color w:val="101010"/>
-                <w:kern w:val="0"/>
-                <w:sz w:val="21"/>
-                <w:szCs w:val="21"/>
-              </w:rPr>
-              <w:t xml:space="preserve"> </w:t>
-            </w:r>
-            <w:r>
-              <w:rPr>
-                <w:rFonts w:ascii="Arial" w:hAnsi="Arial" w:cs="新細明體" w:hint="eastAsia"/>
-                <w:color w:val="101010"/>
-                <w:kern w:val="0"/>
-                <w:sz w:val="21"/>
-                <w:szCs w:val="21"/>
-              </w:rPr>
-              <w:t>功</w:t>
-            </w:r>
-            <w:r>
-              <w:rPr>
-                <w:rFonts w:ascii="Arial" w:hAnsi="Arial" w:cs="新細明體"/>
-                <w:color w:val="101010"/>
-                <w:kern w:val="0"/>
-                <w:sz w:val="21"/>
-                <w:szCs w:val="21"/>
-              </w:rPr>
-              <w:t>8</w:t>
-            </w:r>
-            <w:r>
-              <w:rPr>
-                <w:rFonts w:ascii="Arial" w:hAnsi="Arial" w:cs="新細明體" w:hint="eastAsia"/>
-                <w:color w:val="101010"/>
-                <w:kern w:val="0"/>
-                <w:sz w:val="21"/>
-                <w:szCs w:val="21"/>
-              </w:rPr>
-              <w:t>莫三比克</w:t>
-            </w:r>
-          </w:p>
-          <w:p>
-            <w:pPr>
-              <w:widowControl/>
-              <w:rPr>
-                <w:rFonts w:ascii="Arial" w:hAnsi="Arial" w:cs="新細明體"/>
-                <w:color w:val="101010"/>
-                <w:kern w:val="0"/>
-                <w:sz w:val="21"/>
-                <w:szCs w:val="21"/>
-              </w:rPr>
-            </w:pPr>
-            <w:r>
-              <w:rPr>
-                <w:rFonts w:ascii="Arial" w:hAnsi="Arial" w:cs="新細明體"/>
-                <w:color w:val="101010"/>
-                <w:kern w:val="0"/>
-                <w:sz w:val="21"/>
-                <w:szCs w:val="21"/>
-              </w:rPr>
-              <w:t>11/13:</w:t>
-            </w:r>
-            <w:r>
-              <w:rPr>
-                <w:rFonts w:ascii="Arial" w:hAnsi="Arial" w:cs="新細明體" w:hint="eastAsia"/>
-                <w:color w:val="101010"/>
-                <w:kern w:val="0"/>
-                <w:sz w:val="21"/>
-                <w:szCs w:val="21"/>
-              </w:rPr>
-              <w:t xml:space="preserve"> </w:t>
-            </w:r>
-            <w:r>
-              <w:rPr>
-                <w:rFonts w:ascii="Arial" w:hAnsi="Arial" w:cs="新細明體" w:hint="eastAsia"/>
-                <w:color w:val="101010"/>
-                <w:kern w:val="0"/>
-                <w:sz w:val="21"/>
-                <w:szCs w:val="21"/>
-              </w:rPr>
-              <w:t>功</w:t>
-            </w:r>
-            <w:r>
-              <w:rPr>
-                <w:rFonts w:ascii="Arial" w:hAnsi="Arial" w:cs="新細明體"/>
-                <w:color w:val="101010"/>
-                <w:kern w:val="0"/>
-                <w:sz w:val="21"/>
-                <w:szCs w:val="21"/>
-              </w:rPr>
-              <w:t>9</w:t>
-            </w:r>
-            <w:r>
-              <w:rPr>
-                <w:rFonts w:ascii="Arial" w:hAnsi="Arial" w:cs="新細明體" w:hint="eastAsia"/>
-                <w:color w:val="101010"/>
-                <w:kern w:val="0"/>
-                <w:sz w:val="21"/>
-                <w:szCs w:val="21"/>
-              </w:rPr>
-              <w:t>印尼</w:t>
-            </w:r>
-          </w:p>
-          <w:p>
-            <w:pPr>
-              <w:widowControl/>
-              <w:rPr>
-                <w:rFonts w:ascii="Arial" w:hAnsi="Arial" w:cs="新細明體"/>
-                <w:color w:val="101010"/>
-                <w:kern w:val="0"/>
-                <w:sz w:val="21"/>
-                <w:szCs w:val="21"/>
-              </w:rPr>
-            </w:pPr>
-            <w:r>
-              <w:rPr>
-                <w:rFonts w:ascii="Arial" w:hAnsi="Arial" w:cs="新細明體"/>
-                <w:color w:val="101010"/>
-                <w:kern w:val="0"/>
-                <w:sz w:val="21"/>
-                <w:szCs w:val="21"/>
-              </w:rPr>
-              <w:t>11/14:</w:t>
-            </w:r>
-            <w:r>
-              <w:rPr>
-                <w:rFonts w:ascii="Arial" w:hAnsi="Arial" w:cs="新細明體" w:hint="eastAsia"/>
-                <w:color w:val="101010"/>
-                <w:kern w:val="0"/>
-                <w:sz w:val="21"/>
-                <w:szCs w:val="21"/>
-              </w:rPr>
-              <w:t xml:space="preserve"> </w:t>
-            </w:r>
-            <w:r>
-              <w:rPr>
-                <w:rFonts w:ascii="Arial" w:hAnsi="Arial" w:cs="新細明體" w:hint="eastAsia"/>
-                <w:color w:val="101010"/>
-                <w:kern w:val="0"/>
-                <w:sz w:val="21"/>
-                <w:szCs w:val="21"/>
-              </w:rPr>
-              <w:t>功</w:t>
-            </w:r>
-            <w:r>
-              <w:rPr>
-                <w:rFonts w:ascii="Arial" w:hAnsi="Arial" w:cs="新細明體"/>
-                <w:color w:val="101010"/>
-                <w:kern w:val="0"/>
-                <w:sz w:val="21"/>
-                <w:szCs w:val="21"/>
-              </w:rPr>
-              <w:t>4</w:t>
-            </w:r>
-            <w:r>
-              <w:rPr>
-                <w:rFonts w:ascii="Arial" w:hAnsi="Arial" w:cs="新細明體" w:hint="eastAsia"/>
-                <w:color w:val="101010"/>
-                <w:kern w:val="0"/>
-                <w:sz w:val="21"/>
-                <w:szCs w:val="21"/>
-              </w:rPr>
-              <w:t>泰北</w:t>
-            </w:r>
-          </w:p>
-          <w:p>
-            <w:pPr>
-              <w:widowControl/>
-              <w:rPr>
-                <w:rFonts w:ascii="Arial" w:hAnsi="Arial" w:cs="新細明體"/>
-                <w:color w:val="101010"/>
-                <w:kern w:val="0"/>
-                <w:sz w:val="21"/>
-                <w:szCs w:val="21"/>
-              </w:rPr>
-            </w:pPr>
-            <w:r>
-              <w:rPr>
-                <w:rFonts w:ascii="Arial" w:hAnsi="Arial" w:cs="新細明體"/>
-                <w:color w:val="101010"/>
-                <w:kern w:val="0"/>
-                <w:sz w:val="21"/>
-                <w:szCs w:val="21"/>
-              </w:rPr>
-              <w:t>11/15:</w:t>
-            </w:r>
-          </w:p>
-        </w:tc>
-      </w:tr>
-      <w:tr>
-        <w:trPr>
-          <w:tblCellSpacing w:w="15" w:type="dxa"/>
-        </w:trPr>
-        <w:tc>
-          <w:tcPr>
-            <w:tcW w:w="222" w:type="pct"/>
-            <w:vMerge/>
-            <w:vAlign w:val="center"/>
-          </w:tcPr>
-          <w:p>
-            <w:pPr>
-              <w:rPr>
-                <w:rFonts w:ascii="Arial" w:hAnsi="Arial" w:cs="新細明體"/>
-                <w:b/>
-                <w:bCs/>
-                <w:color w:val="101010"/>
-                <w:kern w:val="0"/>
-                <w:sz w:val="21"/>
-                <w:szCs w:val="21"/>
-              </w:rPr>
-            </w:pPr>
-          </w:p>
-        </w:tc>
-        <w:tc>
-          <w:tcPr>
-            <w:tcW w:w="840" w:type="pct"/>
-            <w:vMerge/>
-            <w:vAlign w:val="center"/>
-          </w:tcPr>
-          <w:p>
-            <w:pPr>
-              <w:widowControl/>
-              <w:rPr>
-                <w:rFonts w:ascii="Menlo" w:eastAsia="細明體" w:hAnsi="Menlo" w:cs="Menlo"/>
-                <w:color w:val="A31515"/>
-                <w:kern w:val="0"/>
-                <w:sz w:val="19"/>
-                <w:szCs w:val="19"/>
-              </w:rPr>
-            </w:pPr>
-          </w:p>
-        </w:tc>
-        <w:tc>
-          <w:tcPr>
-            <w:tcW w:w="1091" w:type="pct"/>
-            <w:vMerge/>
-            <w:vAlign w:val="center"/>
-          </w:tcPr>
-          <w:p>
-            <w:pPr>
-              <w:widowControl/>
-              <w:rPr>
-                <w:rFonts w:ascii="Arial" w:hAnsi="Arial" w:cs="新細明體"/>
-                <w:color w:val="101010"/>
-                <w:kern w:val="0"/>
-                <w:sz w:val="21"/>
-                <w:szCs w:val="21"/>
-              </w:rPr>
-            </w:pPr>
-          </w:p>
-        </w:tc>
-        <w:tc>
-          <w:tcPr>
-            <w:tcW w:w="900" w:type="pct"/>
-            <w:vMerge/>
-          </w:tcPr>
-          <w:p>
-            <w:pPr>
-              <w:rPr>
-                <w:rFonts w:ascii="Arial" w:hAnsi="Arial" w:cs="新細明體"/>
-                <w:color w:val="101010"/>
-                <w:kern w:val="0"/>
-                <w:sz w:val="21"/>
-                <w:szCs w:val="21"/>
-              </w:rPr>
-            </w:pPr>
-          </w:p>
-        </w:tc>
-        <w:tc>
-          <w:tcPr>
-            <w:tcW w:w="759" w:type="pct"/>
-          </w:tcPr>
-          <w:p>
-            <w:pPr>
-              <w:widowControl/>
-              <w:rPr>
-                <w:rFonts w:ascii="Arial" w:hAnsi="Arial" w:cs="新細明體"/>
-                <w:color w:val="101010"/>
-                <w:kern w:val="0"/>
-                <w:sz w:val="21"/>
-                <w:szCs w:val="21"/>
-              </w:rPr>
-            </w:pPr>
-            <w:r>
-              <w:rPr>
-                <w:rFonts w:ascii="Arial" w:hAnsi="Arial" w:cs="新細明體"/>
-                <w:color w:val="101010"/>
-                <w:kern w:val="0"/>
-                <w:sz w:val="21"/>
-                <w:szCs w:val="21"/>
-              </w:rPr>
-              <w:t>11/12:</w:t>
-            </w:r>
-            <w:r>
-              <w:rPr>
-                <w:rFonts w:ascii="Arial" w:hAnsi="Arial" w:cs="新細明體" w:hint="eastAsia"/>
-                <w:color w:val="101010"/>
-                <w:kern w:val="0"/>
-                <w:sz w:val="21"/>
-                <w:szCs w:val="21"/>
-              </w:rPr>
-              <w:t>綠</w:t>
-            </w:r>
-          </w:p>
-          <w:p>
-            <w:pPr>
-              <w:widowControl/>
-              <w:rPr>
-                <w:rFonts w:ascii="Arial" w:hAnsi="Arial" w:cs="新細明體"/>
-                <w:color w:val="101010"/>
-                <w:kern w:val="0"/>
-                <w:sz w:val="21"/>
-                <w:szCs w:val="21"/>
-              </w:rPr>
-            </w:pPr>
-            <w:r>
-              <w:rPr>
-                <w:rFonts w:ascii="Arial" w:hAnsi="Arial" w:cs="新細明體"/>
-                <w:color w:val="101010"/>
-                <w:kern w:val="0"/>
-                <w:sz w:val="21"/>
-                <w:szCs w:val="21"/>
-              </w:rPr>
-              <w:t>11/13:</w:t>
-            </w:r>
-            <w:r>
-              <w:rPr>
-                <w:rFonts w:ascii="Arial" w:hAnsi="Arial" w:cs="新細明體" w:hint="eastAsia"/>
-                <w:color w:val="101010"/>
-                <w:kern w:val="0"/>
-                <w:sz w:val="21"/>
-                <w:szCs w:val="21"/>
-              </w:rPr>
-              <w:t>綠</w:t>
-            </w:r>
-          </w:p>
-          <w:p>
-            <w:pPr>
-              <w:widowControl/>
-              <w:rPr>
-                <w:rFonts w:ascii="Arial" w:hAnsi="Arial" w:cs="新細明體"/>
-                <w:color w:val="101010"/>
-                <w:kern w:val="0"/>
-                <w:sz w:val="21"/>
-                <w:szCs w:val="21"/>
-              </w:rPr>
-            </w:pPr>
-            <w:r>
-              <w:rPr>
-                <w:rFonts w:ascii="Arial" w:hAnsi="Arial" w:cs="新細明體"/>
-                <w:color w:val="101010"/>
-                <w:kern w:val="0"/>
-                <w:sz w:val="21"/>
-                <w:szCs w:val="21"/>
-              </w:rPr>
-              <w:t>11/14:</w:t>
-            </w:r>
-            <w:r>
-              <w:rPr>
-                <w:rFonts w:ascii="Arial" w:hAnsi="Arial" w:cs="新細明體" w:hint="eastAsia"/>
-                <w:color w:val="101010"/>
-                <w:kern w:val="0"/>
-                <w:sz w:val="21"/>
-                <w:szCs w:val="21"/>
-              </w:rPr>
-              <w:t>綠</w:t>
-            </w:r>
-          </w:p>
-          <w:p>
-            <w:pPr>
-              <w:widowControl/>
-              <w:rPr>
-                <w:rFonts w:ascii="Arial" w:hAnsi="Arial" w:cs="新細明體"/>
-                <w:color w:val="101010"/>
-                <w:kern w:val="0"/>
-                <w:sz w:val="21"/>
-                <w:szCs w:val="21"/>
-              </w:rPr>
-            </w:pPr>
-            <w:r>
-              <w:rPr>
-                <w:rFonts w:ascii="Arial" w:hAnsi="Arial" w:cs="新細明體"/>
-                <w:color w:val="101010"/>
-                <w:kern w:val="0"/>
-                <w:sz w:val="21"/>
-                <w:szCs w:val="21"/>
-              </w:rPr>
-              <w:t>11/15:</w:t>
-            </w:r>
-            <w:r>
-              <w:rPr>
-                <w:rFonts w:ascii="Arial" w:hAnsi="Arial" w:cs="新細明體" w:hint="eastAsia"/>
-                <w:color w:val="101010"/>
-                <w:kern w:val="0"/>
-                <w:sz w:val="21"/>
-                <w:szCs w:val="21"/>
-              </w:rPr>
-              <w:t>綠</w:t>
-            </w:r>
-          </w:p>
-        </w:tc>
-        <w:tc>
-          <w:tcPr>
-            <w:tcW w:w="1061" w:type="pct"/>
-          </w:tcPr>
-          <w:p>
-            <w:pPr>
-              <w:widowControl/>
-              <w:rPr>
-                <w:rFonts w:ascii="Arial" w:hAnsi="Arial" w:cs="新細明體"/>
-                <w:color w:val="101010"/>
-                <w:kern w:val="0"/>
-                <w:sz w:val="21"/>
-                <w:szCs w:val="21"/>
-              </w:rPr>
-            </w:pPr>
-            <w:r>
-              <w:rPr>
-                <w:rFonts w:ascii="Arial" w:hAnsi="Arial" w:cs="新細明體"/>
-                <w:color w:val="101010"/>
-                <w:kern w:val="0"/>
-                <w:sz w:val="21"/>
-                <w:szCs w:val="21"/>
-              </w:rPr>
-              <w:t>11/12:</w:t>
-            </w:r>
-            <w:r>
-              <w:rPr>
-                <w:rFonts w:ascii="Arial" w:hAnsi="Arial" w:cs="新細明體" w:hint="eastAsia"/>
-                <w:color w:val="101010"/>
-                <w:kern w:val="0"/>
-                <w:sz w:val="21"/>
-                <w:szCs w:val="21"/>
-              </w:rPr>
-              <w:t>台灣救災</w:t>
-            </w:r>
-          </w:p>
-          <w:p>
-            <w:pPr>
-              <w:widowControl/>
-              <w:rPr>
-                <w:rFonts w:ascii="Arial" w:hAnsi="Arial" w:cs="新細明體"/>
-                <w:color w:val="101010"/>
-                <w:kern w:val="0"/>
-                <w:sz w:val="21"/>
-                <w:szCs w:val="21"/>
-              </w:rPr>
-            </w:pPr>
-            <w:r>
-              <w:rPr>
-                <w:rFonts w:ascii="Arial" w:hAnsi="Arial" w:cs="新細明體"/>
-                <w:color w:val="101010"/>
-                <w:kern w:val="0"/>
-                <w:sz w:val="21"/>
-                <w:szCs w:val="21"/>
-              </w:rPr>
-              <w:t>11/13:</w:t>
-            </w:r>
-          </w:p>
-          <w:p>
-            <w:pPr>
-              <w:widowControl/>
-              <w:rPr>
-                <w:rFonts w:ascii="Arial" w:hAnsi="Arial" w:cs="新細明體"/>
-                <w:color w:val="101010"/>
-                <w:kern w:val="0"/>
-                <w:sz w:val="21"/>
-                <w:szCs w:val="21"/>
-              </w:rPr>
-            </w:pPr>
-            <w:r>
-              <w:rPr>
-                <w:rFonts w:ascii="Arial" w:hAnsi="Arial" w:cs="新細明體"/>
-                <w:color w:val="101010"/>
-                <w:kern w:val="0"/>
-                <w:sz w:val="21"/>
-                <w:szCs w:val="21"/>
-              </w:rPr>
-              <w:t>11/14:</w:t>
-            </w:r>
-            <w:r>
-              <w:rPr>
-                <w:rFonts w:ascii="Arial" w:hAnsi="Arial" w:cs="新細明體" w:hint="eastAsia"/>
-                <w:color w:val="101010"/>
-                <w:kern w:val="0"/>
-                <w:sz w:val="21"/>
-                <w:szCs w:val="21"/>
-              </w:rPr>
-              <w:t xml:space="preserve"> </w:t>
-            </w:r>
-            <w:r>
-              <w:rPr>
-                <w:rFonts w:ascii="Arial" w:hAnsi="Arial" w:cs="新細明體" w:hint="eastAsia"/>
-                <w:color w:val="101010"/>
-                <w:kern w:val="0"/>
-                <w:sz w:val="21"/>
-                <w:szCs w:val="21"/>
-              </w:rPr>
-              <w:t>功</w:t>
-            </w:r>
-            <w:r>
-              <w:rPr>
-                <w:rFonts w:ascii="Arial" w:hAnsi="Arial" w:cs="新細明體"/>
-                <w:color w:val="101010"/>
-                <w:kern w:val="0"/>
-                <w:sz w:val="21"/>
-                <w:szCs w:val="21"/>
-              </w:rPr>
-              <w:t>8</w:t>
-            </w:r>
-            <w:r>
-              <w:rPr>
-                <w:rFonts w:ascii="Arial" w:hAnsi="Arial" w:cs="新細明體" w:hint="eastAsia"/>
-                <w:color w:val="101010"/>
-                <w:kern w:val="0"/>
-                <w:sz w:val="21"/>
-                <w:szCs w:val="21"/>
-              </w:rPr>
-              <w:t>辛巴威</w:t>
-            </w:r>
-            <w:r>
-              <w:rPr>
-                <w:rFonts w:ascii="Arial" w:hAnsi="Arial" w:cs="新細明體"/>
-                <w:color w:val="101010"/>
-                <w:kern w:val="0"/>
-                <w:sz w:val="21"/>
-                <w:szCs w:val="21"/>
-              </w:rPr>
-              <w:t>/</w:t>
-            </w:r>
-            <w:r>
-              <w:rPr>
-                <w:rFonts w:ascii="Arial" w:hAnsi="Arial" w:cs="新細明體" w:hint="eastAsia"/>
-                <w:color w:val="101010"/>
-                <w:kern w:val="0"/>
-                <w:sz w:val="21"/>
-                <w:szCs w:val="21"/>
-              </w:rPr>
-              <w:t>髻珠喻</w:t>
-            </w:r>
-          </w:p>
-          <w:p>
-            <w:pPr>
-              <w:widowControl/>
-              <w:rPr>
-                <w:rFonts w:ascii="Arial" w:hAnsi="Arial" w:cs="新細明體"/>
-                <w:color w:val="101010"/>
-                <w:kern w:val="0"/>
-                <w:sz w:val="21"/>
-                <w:szCs w:val="21"/>
-              </w:rPr>
-            </w:pPr>
-            <w:r>
-              <w:rPr>
-                <w:rFonts w:ascii="Arial" w:hAnsi="Arial" w:cs="新細明體"/>
-                <w:color w:val="101010"/>
-                <w:kern w:val="0"/>
-                <w:sz w:val="21"/>
-                <w:szCs w:val="21"/>
-              </w:rPr>
-              <w:t>11/15:</w:t>
-            </w:r>
-            <w:r>
-              <w:rPr>
-                <w:rFonts w:ascii="Arial" w:hAnsi="Arial" w:cs="新細明體" w:hint="eastAsia"/>
-                <w:color w:val="101010"/>
-                <w:kern w:val="0"/>
-                <w:sz w:val="21"/>
-                <w:szCs w:val="21"/>
-              </w:rPr>
-              <w:t>報佛恩</w:t>
-            </w:r>
-          </w:p>
-        </w:tc>
-      </w:tr>
-      <w:tr>
-        <w:trPr>
-          <w:tblCellSpacing w:w="15" w:type="dxa"/>
-        </w:trPr>
-        <w:tc>
-          <w:tcPr>
-            <w:tcW w:w="222" w:type="pct"/>
+            <w:tcW w:w="221" w:type="pct"/>
             <w:vMerge/>
             <w:tcBorders>
               <w:bottom w:val="single" w:sz="4" w:space="0" w:color="auto"/>
@@ -6276,7 +6540,7 @@
         </w:tc>
         <w:tc>
           <w:tcPr>
-            <w:tcW w:w="1091" w:type="pct"/>
+            <w:tcW w:w="1086" w:type="pct"/>
             <w:vMerge/>
             <w:tcBorders>
               <w:bottom w:val="single" w:sz="4" w:space="0" w:color="auto"/>
@@ -6298,7 +6562,7 @@
         </w:tc>
         <w:tc>
           <w:tcPr>
-            <w:tcW w:w="900" w:type="pct"/>
+            <w:tcW w:w="896" w:type="pct"/>
             <w:vMerge/>
             <w:tcBorders>
               <w:bottom w:val="single" w:sz="4" w:space="0" w:color="auto"/>
@@ -6320,7 +6584,7 @@
         </w:tc>
         <w:tc>
           <w:tcPr>
-            <w:tcW w:w="759" w:type="pct"/>
+            <w:tcW w:w="755" w:type="pct"/>
             <w:tcBorders>
               <w:top w:val="single" w:sz="4" w:space="0" w:color="auto"/>
               <w:bottom w:val="single" w:sz="4" w:space="0" w:color="auto"/>
@@ -6458,7 +6722,7 @@
         </w:tc>
         <w:tc>
           <w:tcPr>
-            <w:tcW w:w="1061" w:type="pct"/>
+            <w:tcW w:w="1076" w:type="pct"/>
             <w:tcBorders>
               <w:top w:val="single" w:sz="4" w:space="0" w:color="auto"/>
               <w:left w:val="single" w:sz="4" w:space="0" w:color="auto"/>
@@ -6571,6 +6835,26 @@
                 <w:sz w:val="21"/>
                 <w:szCs w:val="21"/>
               </w:rPr>
+              <w:t>功</w:t>
+            </w:r>
+            <w:r>
+              <w:rPr>
+                <w:rFonts w:ascii="Arial" w:hAnsi="Arial" w:cs="新細明體"/>
+                <w:color w:val="101010"/>
+                <w:kern w:val="0"/>
+                <w:sz w:val="21"/>
+                <w:szCs w:val="21"/>
+              </w:rPr>
+              <w:t>10</w:t>
+            </w:r>
+            <w:r>
+              <w:rPr>
+                <w:rFonts w:ascii="Arial" w:hAnsi="Arial" w:cs="新細明體" w:hint="eastAsia"/>
+                <w:color w:val="101010"/>
+                <w:kern w:val="0"/>
+                <w:sz w:val="21"/>
+                <w:szCs w:val="21"/>
+              </w:rPr>
               <w:t>飛天</w:t>
             </w:r>
           </w:p>
@@ -6582,7 +6866,7 @@
         </w:trPr>
         <w:tc>
           <w:tcPr>
-            <w:tcW w:w="222" w:type="pct"/>
+            <w:tcW w:w="221" w:type="pct"/>
             <w:tcBorders>
               <w:top w:val="single" w:sz="4" w:space="0" w:color="auto"/>
               <w:left w:val="single" w:sz="4" w:space="0" w:color="auto"/>
@@ -6644,7 +6928,7 @@
         </w:tc>
         <w:tc>
           <w:tcPr>
-            <w:tcW w:w="1091" w:type="pct"/>
+            <w:tcW w:w="1086" w:type="pct"/>
             <w:tcBorders>
               <w:top w:val="single" w:sz="4" w:space="0" w:color="auto"/>
               <w:left w:val="single" w:sz="4" w:space="0" w:color="auto"/>
@@ -6688,7 +6972,7 @@
         </w:tc>
         <w:tc>
           <w:tcPr>
-            <w:tcW w:w="900" w:type="pct"/>
+            <w:tcW w:w="896" w:type="pct"/>
             <w:tcBorders>
               <w:top w:val="single" w:sz="4" w:space="0" w:color="auto"/>
               <w:left w:val="single" w:sz="4" w:space="0" w:color="auto"/>
@@ -6722,7 +7006,7 @@
         </w:tc>
         <w:tc>
           <w:tcPr>
-            <w:tcW w:w="759" w:type="pct"/>
+            <w:tcW w:w="755" w:type="pct"/>
             <w:tcBorders>
               <w:top w:val="single" w:sz="4" w:space="0" w:color="auto"/>
               <w:left w:val="single" w:sz="4" w:space="0" w:color="auto"/>
@@ -6745,7 +7029,7 @@
         </w:tc>
         <w:tc>
           <w:tcPr>
-            <w:tcW w:w="1061" w:type="pct"/>
+            <w:tcW w:w="1076" w:type="pct"/>
             <w:tcBorders>
               <w:top w:val="single" w:sz="4" w:space="0" w:color="auto"/>
               <w:left w:val="single" w:sz="4" w:space="0" w:color="auto"/>

--- a/定位點參考.docx
+++ b/定位點參考.docx
@@ -7000,7 +7000,47 @@
                 <w:sz w:val="21"/>
                 <w:szCs w:val="21"/>
               </w:rPr>
-              <w:t>圓形</w:t>
+              <w:t>發願</w:t>
+            </w:r>
+            <w:r>
+              <w:rPr>
+                <w:rFonts w:ascii="Arial" w:hAnsi="Arial" w:cs="新細明體"/>
+                <w:color w:val="101010"/>
+                <w:kern w:val="0"/>
+                <w:sz w:val="21"/>
+                <w:szCs w:val="21"/>
+              </w:rPr>
+              <w:t>/</w:t>
+            </w:r>
+            <w:r>
+              <w:rPr>
+                <w:rFonts w:ascii="Arial" w:hAnsi="Arial" w:cs="新細明體" w:hint="eastAsia"/>
+                <w:color w:val="101010"/>
+                <w:kern w:val="0"/>
+                <w:sz w:val="21"/>
+                <w:szCs w:val="21"/>
+              </w:rPr>
+              <w:t>行星</w:t>
+            </w:r>
+            <w:r>
+              <w:rPr>
+                <w:rFonts w:ascii="Arial" w:hAnsi="Arial" w:cs="新細明體"/>
+                <w:color w:val="101010"/>
+                <w:kern w:val="0"/>
+                <w:sz w:val="21"/>
+                <w:szCs w:val="21"/>
+              </w:rPr>
+              <w:t>/</w:t>
+            </w:r>
+            <w:r>
+              <w:rPr>
+                <w:rFonts w:ascii="Arial" w:hAnsi="Arial" w:cs="新細明體" w:hint="eastAsia"/>
+                <w:color w:val="101010"/>
+                <w:kern w:val="0"/>
+                <w:sz w:val="21"/>
+                <w:szCs w:val="21"/>
+              </w:rPr>
+              <w:t>祈禱</w:t>
             </w:r>
           </w:p>
         </w:tc>
@@ -7018,13 +7058,23 @@
             <w:pPr>
               <w:widowControl/>
               <w:rPr>
-                <w:rFonts w:ascii="Arial" w:hAnsi="Arial" w:cs="新細明體"/>
-                <w:color w:val="101010"/>
-                <w:kern w:val="0"/>
-                <w:sz w:val="21"/>
-                <w:szCs w:val="21"/>
-              </w:rPr>
-            </w:pPr>
+                <w:rFonts w:ascii="Arial" w:hAnsi="Arial" w:cs="新細明體" w:hint="eastAsia"/>
+                <w:color w:val="101010"/>
+                <w:kern w:val="0"/>
+                <w:sz w:val="21"/>
+                <w:szCs w:val="21"/>
+              </w:rPr>
+            </w:pPr>
+            <w:r>
+              <w:rPr>
+                <w:rFonts w:ascii="Arial" w:hAnsi="Arial" w:cs="新細明體" w:hint="eastAsia"/>
+                <w:color w:val="101010"/>
+                <w:kern w:val="0"/>
+                <w:sz w:val="21"/>
+                <w:szCs w:val="21"/>
+              </w:rPr>
+              <w:t>黃</w:t>
+            </w:r>
           </w:p>
         </w:tc>
         <w:tc>
@@ -7058,6 +7108,18 @@
               </w:rPr>
               <w:t>六瑞相</w:t>
             </w:r>
+          </w:p>
+          <w:p>
+            <w:pPr>
+              <w:widowControl/>
+              <w:rPr>
+                <w:rFonts w:ascii="Arial" w:hAnsi="Arial" w:cs="新細明體"/>
+                <w:color w:val="101010"/>
+                <w:kern w:val="0"/>
+                <w:sz w:val="21"/>
+                <w:szCs w:val="21"/>
+              </w:rPr>
+            </w:pPr>
           </w:p>
         </w:tc>
       </w:tr>
